--- a/chapter1/Invitation_Emails.docx
+++ b/chapter1/Invitation_Emails.docx
@@ -53,7 +53,7 @@
         <w:t>Attach to every one:</w:t>
       </w:r>
       <w:r>
-        <w:t xml:space="preserve"> Chapter 1, the annotated table of contents, and the sample</w:t>
+        <w:t xml:space="preserve"> the draft letter of support, and nothing else for the moment.</w:t>
       </w:r>
     </w:p>
     <w:p>
@@ -61,7 +61,7 @@
         <w:jc w:val="both"/>
       </w:pPr>
       <w:r>
-        <w:t>letter of support. Before attaching the table of contents, delete the Status column</w:t>
+        <w:t>Chapter 1 and the annotated table of contents are not being circulated until the</w:t>
       </w:r>
     </w:p>
     <w:p>
@@ -69,7 +69,47 @@
         <w:jc w:val="both"/>
       </w:pPr>
       <w:r>
-        <w:t>from its contributor table so that nobody reads that a colleague is "suggested".</w:t>
+        <w:t>structure is settled, so each email carries its own description of the invitee's part</w:t>
+      </w:r>
+    </w:p>
+    <w:p>
+      <w:pPr>
+        <w:jc w:val="both"/>
+      </w:pPr>
+      <w:r>
+        <w:t>and offers a conversation instead. That is the better trade anyway: a call recruits</w:t>
+      </w:r>
+    </w:p>
+    <w:p>
+      <w:pPr>
+        <w:jc w:val="both"/>
+      </w:pPr>
+      <w:r>
+        <w:t>more reliably than an attachment, and it lets the invitee ask what the commitment</w:t>
+      </w:r>
+    </w:p>
+    <w:p>
+      <w:pPr>
+        <w:jc w:val="both"/>
+      </w:pPr>
+      <w:r>
+        <w:t>really is.</w:t>
+      </w:r>
+    </w:p>
+    <w:p>
+      <w:pPr>
+        <w:jc w:val="both"/>
+      </w:pPr>
+      <w:r>
+        <w:t>When the documents do go out, delete the Status column from the contributor table</w:t>
+      </w:r>
+    </w:p>
+    <w:p>
+      <w:pPr>
+        <w:jc w:val="both"/>
+      </w:pPr>
+      <w:r>
+        <w:t>first, so that nobody reads that a colleague is "suggested".</w:t>
       </w:r>
     </w:p>
     <w:p>
@@ -128,7 +168,7 @@
         <w:jc w:val="both"/>
       </w:pPr>
       <w:r>
-        <w:t>We have begun outlining the book, but we will wait for the publisher's approval before we start writing it. For the proposal we have prepared a complete introductory chapter and an annotated table of contents, both attached.</w:t>
+        <w:t>We have begun outlining the book, but we will wait for the publisher's approval before we start writing it. A complete introductory chapter and a full annotated table of contents are already written. We would rather not circulate them until the structure is settled, but I would gladly take you through the plan, and the part of it that concerns you, by phone or in a meeting.</w:t>
       </w:r>
     </w:p>
     <w:p>
@@ -216,7 +256,7 @@
         <w:jc w:val="both"/>
       </w:pPr>
       <w:r>
-        <w:t>We have begun outlining the book, but we will wait for the publisher's approval before we start writing it. For the proposal we have prepared a complete introductory chapter and an annotated table of contents, both attached.</w:t>
+        <w:t>We have begun outlining the book, but we will wait for the publisher's approval before we start writing it. A complete introductory chapter and a full annotated table of contents are already written. We would rather not circulate them until the structure is settled, but I would gladly take you through the plan, and the part of it that concerns you, by phone or in a meeting.</w:t>
       </w:r>
     </w:p>
     <w:p>
@@ -293,7 +333,7 @@
         <w:jc w:val="both"/>
       </w:pPr>
       <w:r>
-        <w:t>We have begun outlining the book, but we will wait for the publisher's approval before we start writing it. For the proposal we have prepared a complete introductory chapter and an annotated table of contents, both attached.</w:t>
+        <w:t>We have begun outlining the book, but we will wait for the publisher's approval before we start writing it. A complete introductory chapter and a full annotated table of contents are already written. We would rather not circulate them until the structure is settled, but I would gladly take you through the plan, and the part of it that concerns you, by phone or in a meeting.</w:t>
       </w:r>
     </w:p>
     <w:p>
@@ -378,7 +418,7 @@
         <w:jc w:val="both"/>
       </w:pPr>
       <w:r>
-        <w:t>We have begun outlining the book, but we will wait for the publisher's approval before we start writing it. For the proposal we have prepared a complete introductory chapter and an annotated table of contents, both attached.</w:t>
+        <w:t>We have begun outlining the book, but we will wait for the publisher's approval before we start writing it. A complete introductory chapter and a full annotated table of contents are already written. We would rather not circulate them until the structure is settled, but I would gladly take you through the plan, and the part of it that concerns you, by phone or in a meeting.</w:t>
       </w:r>
     </w:p>
     <w:p>
@@ -455,7 +495,7 @@
         <w:jc w:val="both"/>
       </w:pPr>
       <w:r>
-        <w:t>We have begun outlining the book, but we will wait for the publisher's approval before we start writing it. For the proposal we have prepared a complete introductory chapter and an annotated table of contents, both attached.</w:t>
+        <w:t>We have begun outlining the book, but we will wait for the publisher's approval before we start writing it. A complete introductory chapter and a full annotated table of contents are already written. We would rather not circulate them until the structure is settled, but I would gladly take you through the plan, and the part of it that concerns you, by phone or in a meeting.</w:t>
       </w:r>
     </w:p>
     <w:p>
@@ -532,7 +572,7 @@
         <w:jc w:val="both"/>
       </w:pPr>
       <w:r>
-        <w:t>We have begun outlining the book, but we will wait for the publisher's approval before we start writing it. For the proposal we have prepared a complete introductory chapter and an annotated table of contents, both attached.</w:t>
+        <w:t>We have begun outlining the book, but we will wait for the publisher's approval before we start writing it. A complete introductory chapter and a full annotated table of contents are already written. We would rather not circulate them until the structure is settled, but I would gladly take you through the plan, and the part of it that concerns you, by phone or in a meeting.</w:t>
       </w:r>
     </w:p>
     <w:p>
@@ -620,7 +660,7 @@
         <w:jc w:val="both"/>
       </w:pPr>
       <w:r>
-        <w:t>We have begun outlining the book, but we will wait for the publisher's approval before we start writing it. For the proposal we have prepared a complete introductory chapter and an annotated table of contents, both attached.</w:t>
+        <w:t>We have begun outlining the book, but we will wait for the publisher's approval before we start writing it. A complete introductory chapter and a full annotated table of contents are already written. We would rather not circulate them until the structure is settled, but I would gladly take you through the plan, and the part of it that concerns you, by phone or in a meeting.</w:t>
       </w:r>
     </w:p>
     <w:p>
@@ -708,7 +748,7 @@
         <w:jc w:val="both"/>
       </w:pPr>
       <w:r>
-        <w:t>We have begun outlining the book, but we will wait for the publisher's approval before we start writing it. For the proposal we have prepared a complete introductory chapter and an annotated table of contents, both attached.</w:t>
+        <w:t>We have begun outlining the book, but we will wait for the publisher's approval before we start writing it. A complete introductory chapter and a full annotated table of contents are already written. We would rather not circulate them until the structure is settled, but I would gladly take you through the plan, and the part of it that concerns you, by phone or in a meeting.</w:t>
       </w:r>
     </w:p>
     <w:p>
@@ -785,7 +825,7 @@
         <w:jc w:val="both"/>
       </w:pPr>
       <w:r>
-        <w:t>We have begun outlining the book, but we will wait for the publisher's approval before we start writing it. For the proposal we have prepared a complete introductory chapter and an annotated table of contents, both attached.</w:t>
+        <w:t>We have begun outlining the book, but we will wait for the publisher's approval before we start writing it. A complete introductory chapter and a full annotated table of contents are already written. We would rather not circulate them until the structure is settled, but I would gladly take you through the plan, and the part of it that concerns you, by phone or in a meeting.</w:t>
       </w:r>
     </w:p>
     <w:p>

--- a/chapter1/Invitation_Emails.docx
+++ b/chapter1/Invitation_Emails.docx
@@ -61,7 +61,7 @@
         <w:jc w:val="both"/>
       </w:pPr>
       <w:r>
-        <w:t>Chapter 1 and the annotated table of contents are not being circulated until the</w:t>
+        <w:t>Chapter 1 and the annotated table of contents go to the publisher, not to the invitees,</w:t>
       </w:r>
     </w:p>
     <w:p>
@@ -69,7 +69,7 @@
         <w:jc w:val="both"/>
       </w:pPr>
       <w:r>
-        <w:t>structure is settled, so each email carries its own description of the invitee's part</w:t>
+        <w:t>so each email carries its own description of the invitee's part instead. When those</w:t>
       </w:r>
     </w:p>
     <w:p>
@@ -77,7 +77,7 @@
         <w:jc w:val="both"/>
       </w:pPr>
       <w:r>
-        <w:t>and offers a conversation instead. That is the better trade anyway: a call recruits</w:t>
+        <w:t>documents do eventually circulate, delete the Status column from the contributor table</w:t>
       </w:r>
     </w:p>
     <w:p>
@@ -85,7 +85,7 @@
         <w:jc w:val="both"/>
       </w:pPr>
       <w:r>
-        <w:t>more reliably than an attachment, and it lets the invitee ask what the commitment</w:t>
+        <w:t>first, so that nobody reads that a colleague is "suggested".</w:t>
       </w:r>
     </w:p>
     <w:p>
@@ -93,7 +93,13 @@
         <w:jc w:val="both"/>
       </w:pPr>
       <w:r>
-        <w:t>really is.</w:t>
+        <w:rPr>
+          <w:b/>
+        </w:rPr>
+        <w:t>Tailor the opening.</w:t>
+      </w:r>
+      <w:r>
+        <w:t xml:space="preserve"> The Belahcen email that went out added a personal line after the</w:t>
       </w:r>
     </w:p>
     <w:p>
@@ -101,7 +107,7 @@
         <w:jc w:val="both"/>
       </w:pPr>
       <w:r>
-        <w:t>When the documents do go out, delete the Status column from the contributor table</w:t>
+        <w:t>first sentence — that the topic is closely aligned with a project the two already share.</w:t>
       </w:r>
     </w:p>
     <w:p>
@@ -109,7 +115,45 @@
         <w:jc w:val="both"/>
       </w:pPr>
       <w:r>
-        <w:t>first, so that nobody reads that a colleague is "suggested".</w:t>
+        <w:t>One such sentence, specific to the recipient, is worth more than any amount of template.</w:t>
+      </w:r>
+    </w:p>
+    <w:p>
+      <w:pPr>
+        <w:jc w:val="both"/>
+      </w:pPr>
+      <w:r>
+        <w:rPr>
+          <w:b/>
+        </w:rPr>
+        <w:t>Personalise the attached letter too.</w:t>
+      </w:r>
+      <w:r>
+        <w:t xml:space="preserve"> Send each invitee a draft with their own name,</w:t>
+      </w:r>
+    </w:p>
+    <w:p>
+      <w:pPr>
+        <w:jc w:val="both"/>
+      </w:pPr>
+      <w:r>
+        <w:t>department and field already filled in, as was done for Belahcen, rather than a form with</w:t>
+      </w:r>
+    </w:p>
+    <w:p>
+      <w:pPr>
+        <w:jc w:val="both"/>
+      </w:pPr>
+      <w:r>
+        <w:t>brackets. It is easier to correct a draft than to compose one, so more of them come back.</w:t>
+      </w:r>
+    </w:p>
+    <w:p>
+      <w:pPr>
+        <w:jc w:val="both"/>
+      </w:pPr>
+      <w:r>
+        <w:t>Any factual claim about the person's own record stays a bracket for them to confirm.</w:t>
       </w:r>
     </w:p>
     <w:p>
@@ -160,7 +204,7 @@
         <w:jc w:val="both"/>
       </w:pPr>
       <w:r>
-        <w:t>We are preparing a proposal to Wiley-IEEE Press for a new book on high-speed electrical machines, and we would like you to contribute to it.</w:t>
+        <w:t>We are preparing a proposal to Wiley-IEEE Press for a new book on high-speed electrical machines together with Ilya Petrov and Juha Pyrhönen, and we would like you to contribute to it.</w:t>
       </w:r>
     </w:p>
     <w:p>
@@ -168,7 +212,7 @@
         <w:jc w:val="both"/>
       </w:pPr>
       <w:r>
-        <w:t>We have begun outlining the book, but we will wait for the publisher's approval before we start writing it. A complete introductory chapter and a full annotated table of contents are already written. We would rather not circulate them until the structure is settled, but I would gladly take you through the plan, and the part of it that concerns you, by phone or in a meeting.</w:t>
+        <w:t>We started outlining the book, but we will wait for the publisher's approval before we start writing it. For the book proposal, we will initially submit a complete introductory chapter and an annotated table of contents.</w:t>
       </w:r>
     </w:p>
     <w:p>
@@ -256,7 +300,7 @@
         <w:jc w:val="both"/>
       </w:pPr>
       <w:r>
-        <w:t>We have begun outlining the book, but we will wait for the publisher's approval before we start writing it. A complete introductory chapter and a full annotated table of contents are already written. We would rather not circulate them until the structure is settled, but I would gladly take you through the plan, and the part of it that concerns you, by phone or in a meeting.</w:t>
+        <w:t>We started outlining the book, but we will wait for the publisher's approval before we start writing it. For the book proposal, we will initially submit a complete introductory chapter and an annotated table of contents.</w:t>
       </w:r>
     </w:p>
     <w:p>
@@ -325,7 +369,7 @@
         <w:jc w:val="both"/>
       </w:pPr>
       <w:r>
-        <w:t>We are preparing a proposal to Wiley-IEEE Press for a new book on high-speed electrical machines, and we would like you to contribute to it.</w:t>
+        <w:t>We are preparing a proposal to Wiley-IEEE Press for a new book on high-speed electrical machines together with Ilya Petrov and Juha Pyrhönen, and we would like you to contribute to it.</w:t>
       </w:r>
     </w:p>
     <w:p>
@@ -333,7 +377,7 @@
         <w:jc w:val="both"/>
       </w:pPr>
       <w:r>
-        <w:t>We have begun outlining the book, but we will wait for the publisher's approval before we start writing it. A complete introductory chapter and a full annotated table of contents are already written. We would rather not circulate them until the structure is settled, but I would gladly take you through the plan, and the part of it that concerns you, by phone or in a meeting.</w:t>
+        <w:t>We started outlining the book, but we will wait for the publisher's approval before we start writing it. For the book proposal, we will initially submit a complete introductory chapter and an annotated table of contents.</w:t>
       </w:r>
     </w:p>
     <w:p>
@@ -410,7 +454,7 @@
         <w:jc w:val="both"/>
       </w:pPr>
       <w:r>
-        <w:t>We are preparing a proposal to Wiley-IEEE Press for a new book on high-speed electrical machines, and we would like you to contribute to it.</w:t>
+        <w:t>We are preparing a proposal to Wiley-IEEE Press for a new book on high-speed electrical machines together with Ilya Petrov and Juha Pyrhönen, and we would like you to contribute to it.</w:t>
       </w:r>
     </w:p>
     <w:p>
@@ -418,7 +462,7 @@
         <w:jc w:val="both"/>
       </w:pPr>
       <w:r>
-        <w:t>We have begun outlining the book, but we will wait for the publisher's approval before we start writing it. A complete introductory chapter and a full annotated table of contents are already written. We would rather not circulate them until the structure is settled, but I would gladly take you through the plan, and the part of it that concerns you, by phone or in a meeting.</w:t>
+        <w:t>We started outlining the book, but we will wait for the publisher's approval before we start writing it. For the book proposal, we will initially submit a complete introductory chapter and an annotated table of contents.</w:t>
       </w:r>
     </w:p>
     <w:p>
@@ -487,7 +531,7 @@
         <w:jc w:val="both"/>
       </w:pPr>
       <w:r>
-        <w:t>We are preparing a proposal to Wiley-IEEE Press for a new book on high-speed electrical machines, and we would like you to contribute to it.</w:t>
+        <w:t>We are preparing a proposal to Wiley-IEEE Press for a new book on high-speed electrical machines together with Ilya Petrov and Juha Pyrhönen, and we would like you to contribute to it.</w:t>
       </w:r>
     </w:p>
     <w:p>
@@ -495,7 +539,7 @@
         <w:jc w:val="both"/>
       </w:pPr>
       <w:r>
-        <w:t>We have begun outlining the book, but we will wait for the publisher's approval before we start writing it. A complete introductory chapter and a full annotated table of contents are already written. We would rather not circulate them until the structure is settled, but I would gladly take you through the plan, and the part of it that concerns you, by phone or in a meeting.</w:t>
+        <w:t>We started outlining the book, but we will wait for the publisher's approval before we start writing it. For the book proposal, we will initially submit a complete introductory chapter and an annotated table of contents.</w:t>
       </w:r>
     </w:p>
     <w:p>
@@ -564,7 +608,7 @@
         <w:jc w:val="both"/>
       </w:pPr>
       <w:r>
-        <w:t>We are preparing a proposal to Wiley-IEEE Press for a new book on high-speed electrical machines, and we would like you to contribute to it.</w:t>
+        <w:t>We are preparing a proposal to Wiley-IEEE Press for a new book on high-speed electrical machines together with Ilya Petrov and Juha Pyrhönen, and we would like you to contribute to it.</w:t>
       </w:r>
     </w:p>
     <w:p>
@@ -572,7 +616,7 @@
         <w:jc w:val="both"/>
       </w:pPr>
       <w:r>
-        <w:t>We have begun outlining the book, but we will wait for the publisher's approval before we start writing it. A complete introductory chapter and a full annotated table of contents are already written. We would rather not circulate them until the structure is settled, but I would gladly take you through the plan, and the part of it that concerns you, by phone or in a meeting.</w:t>
+        <w:t>We started outlining the book, but we will wait for the publisher's approval before we start writing it. For the book proposal, we will initially submit a complete introductory chapter and an annotated table of contents.</w:t>
       </w:r>
     </w:p>
     <w:p>
@@ -652,7 +696,7 @@
         <w:jc w:val="both"/>
       </w:pPr>
       <w:r>
-        <w:t>We are preparing a proposal to Wiley-IEEE Press for a new book on high-speed electrical machines, and we would like you to contribute to it.</w:t>
+        <w:t>We are preparing a proposal to Wiley-IEEE Press for a new book on high-speed electrical machines together with Ilya Petrov and Juha Pyrhönen, and we would like you to contribute to it.</w:t>
       </w:r>
     </w:p>
     <w:p>
@@ -660,7 +704,7 @@
         <w:jc w:val="both"/>
       </w:pPr>
       <w:r>
-        <w:t>We have begun outlining the book, but we will wait for the publisher's approval before we start writing it. A complete introductory chapter and a full annotated table of contents are already written. We would rather not circulate them until the structure is settled, but I would gladly take you through the plan, and the part of it that concerns you, by phone or in a meeting.</w:t>
+        <w:t>We started outlining the book, but we will wait for the publisher's approval before we start writing it. For the book proposal, we will initially submit a complete introductory chapter and an annotated table of contents.</w:t>
       </w:r>
     </w:p>
     <w:p>
@@ -740,7 +784,7 @@
         <w:jc w:val="both"/>
       </w:pPr>
       <w:r>
-        <w:t>We are preparing a proposal to Wiley-IEEE Press for a new book on high-speed electrical machines, and we would like you to contribute to it.</w:t>
+        <w:t>We are preparing a proposal to Wiley-IEEE Press for a new book on high-speed electrical machines together with Ilya Petrov and Juha Pyrhönen, and we would like you to contribute to it.</w:t>
       </w:r>
     </w:p>
     <w:p>
@@ -748,7 +792,7 @@
         <w:jc w:val="both"/>
       </w:pPr>
       <w:r>
-        <w:t>We have begun outlining the book, but we will wait for the publisher's approval before we start writing it. A complete introductory chapter and a full annotated table of contents are already written. We would rather not circulate them until the structure is settled, but I would gladly take you through the plan, and the part of it that concerns you, by phone or in a meeting.</w:t>
+        <w:t>We started outlining the book, but we will wait for the publisher's approval before we start writing it. For the book proposal, we will initially submit a complete introductory chapter and an annotated table of contents.</w:t>
       </w:r>
     </w:p>
     <w:p>
@@ -817,7 +861,7 @@
         <w:jc w:val="both"/>
       </w:pPr>
       <w:r>
-        <w:t>We are preparing a proposal to Wiley-IEEE Press for a new book on high-speed electrical machines, and we would like you to contribute to it.</w:t>
+        <w:t>We are preparing a proposal to Wiley-IEEE Press for a new book on high-speed electrical machines together with Ilya Petrov and Juha Pyrhönen, and we would like you to contribute to it.</w:t>
       </w:r>
     </w:p>
     <w:p>
@@ -825,7 +869,7 @@
         <w:jc w:val="both"/>
       </w:pPr>
       <w:r>
-        <w:t>We have begun outlining the book, but we will wait for the publisher's approval before we start writing it. A complete introductory chapter and a full annotated table of contents are already written. We would rather not circulate them until the structure is settled, but I would gladly take you through the plan, and the part of it that concerns you, by phone or in a meeting.</w:t>
+        <w:t>We started outlining the book, but we will wait for the publisher's approval before we start writing it. For the book proposal, we will initially submit a complete introductory chapter and an annotated table of contents.</w:t>
       </w:r>
     </w:p>
     <w:p>

--- a/chapter1/Invitation_Emails.docx
+++ b/chapter1/Invitation_Emails.docx
@@ -276,7 +276,7 @@
         <w:rPr>
           <w:i/>
         </w:rPr>
-        <w:t>He has already supported the idea, so this confirms rather than asks.</w:t>
+        <w:t>He agreed to contribute at the CoE meeting, so this confirms rather than asks.</w:t>
       </w:r>
     </w:p>
     <w:p>
@@ -292,7 +292,7 @@
         <w:jc w:val="both"/>
       </w:pPr>
       <w:r>
-        <w:t>Thank you again for supporting the idea when we spoke. We are now putting the proposal to Wiley-IEEE Press together, and I would like to confirm what we discussed.</w:t>
+        <w:t>Thank you again for supporting the book idea at the last CoE meeting and for agreeing to contribute. We are now putting the proposal to Wiley-IEEE Press together with Ilya Petrov and Juha Pyrhönen, and I would like to confirm the part we hope you will take.</w:t>
       </w:r>
     </w:p>
     <w:p>
@@ -316,7 +316,7 @@
         <w:jc w:val="both"/>
       </w:pPr>
       <w:r>
-        <w:t>Two things would help now. Could you write us a short letter of support, which we would send to the publisher together with the proposal? A sample is attached, which you are free to change as you wish. And could you tell us which members of your group are likely to write, so that we can name them in the proposal?</w:t>
+        <w:t>Two things would help now. Could you write us a short letter of support? We would send it to the publisher together with the proposal, and we think such letters will make the application considerably stronger. A draft is attached, which you are free to change as you wish. And could you tell us which members of your group are likely to write? Naming them in the proposal would strengthen it further.</w:t>
       </w:r>
     </w:p>
     <w:p>
@@ -324,7 +324,7 @@
         <w:jc w:val="both"/>
       </w:pPr>
       <w:r>
-        <w:t>Could you let us know by [date]? We plan to submit on [date].</w:t>
+        <w:t>Looking forward to hearing from you.</w:t>
       </w:r>
     </w:p>
     <w:p>
@@ -332,15 +332,7 @@
         <w:jc w:val="both"/>
       </w:pPr>
       <w:r>
-        <w:t>Best regards,</w:t>
-      </w:r>
-    </w:p>
-    <w:p>
-      <w:pPr>
-        <w:jc w:val="both"/>
-      </w:pPr>
-      <w:r>
-        <w:t>[signature]</w:t>
+        <w:t>BR, Hüseyin</w:t>
       </w:r>
     </w:p>
     <w:p>

--- a/chapter1/Invitation_Emails.docx
+++ b/chapter1/Invitation_Emails.docx
@@ -308,7 +308,7 @@
         <w:jc w:val="both"/>
       </w:pPr>
       <w:r>
-        <w:t>The mechanical part is the part of the book that no competing title has, and we would like it to be yours: rotor stress and magnet retention, rotordynamics and vibration, and the bearings, lubrication and seals of high-speed rotors. That is three chapters, and we imagine them written with members of your group rather than by you alone. Everyone who contributes is named at the head of the chapter. Once the publisher has approved the proposal, we will send you the detailed structure and settle the division of work with you.</w:t>
+        <w:t>The mechanical part is the part of the book that no competing title has, and we would like it to be yours: rotor stress and magnet retention, rotordynamics and vibration, and the bearings, lubrication and seals of high-speed rotors. That is three chapters, and we certainly do not expect you to write them alone. We would like you to put the team together as you see fit, from your own group and from your wider network of experts. The bearing chapter in particular needs someone with industrial experience of lubrication, bearing life and seals, which is knowledge none of us has and which would make that chapter the one an industrial reader opens first. Everyone who contributes is named at the head of the chapter. Once the publisher has approved the proposal, we will send you the detailed structure and settle the division of work with you.</w:t>
       </w:r>
     </w:p>
     <w:p>
@@ -316,7 +316,7 @@
         <w:jc w:val="both"/>
       </w:pPr>
       <w:r>
-        <w:t>Two things would help now. Could you write us a short letter of support? We would send it to the publisher together with the proposal, and we think such letters will make the application considerably stronger. A draft is attached, which you are free to change as you wish. And could you tell us which members of your group are likely to write? Naming them in the proposal would strengthen it further.</w:t>
+        <w:t>Two things would help now. Could you write us a short letter of support? We would send it to the publisher together with the proposal, and we think such letters will make the application considerably stronger. A draft is attached, which you are free to change as you wish. And could you tell us whom you would bring in, whether from your group or from outside it? Naming them in the proposal would strengthen it further.</w:t>
       </w:r>
     </w:p>
     <w:p>

--- a/chapter1/Invitation_Emails.docx
+++ b/chapter1/Invitation_Emails.docx
@@ -515,6 +515,17 @@
         <w:jc w:val="both"/>
       </w:pPr>
       <w:r>
+        <w:rPr>
+          <w:i/>
+        </w:rPr>
+        <w:t>He has already agreed to contribute, so this confirms rather than asks.</w:t>
+      </w:r>
+    </w:p>
+    <w:p>
+      <w:pPr>
+        <w:jc w:val="both"/>
+      </w:pPr>
+      <w:r>
         <w:t>Hello Pasi,</w:t>
       </w:r>
     </w:p>
@@ -523,7 +534,7 @@
         <w:jc w:val="both"/>
       </w:pPr>
       <w:r>
-        <w:t>We are preparing a proposal to Wiley-IEEE Press for a new book on high-speed electrical machines together with Ilya Petrov and Juha Pyrhönen, and we would like you to contribute to it.</w:t>
+        <w:t>Thank you again for supporting the book idea when we discussed it, and for agreeing to contribute. We are now putting the proposal to Wiley-IEEE Press together with Ilya Petrov and Juha Pyrhönen, and I would like to confirm the part we hope you will take.</w:t>
       </w:r>
     </w:p>
     <w:p>
@@ -539,7 +550,7 @@
         <w:jc w:val="both"/>
       </w:pPr>
       <w:r>
-        <w:t>One chapter is about the drive, and we would like you to lead it. The book treats the converter not as one constraint among several but as the gatekeeper that decides which machines can be built at all, so this chapter carries a good part of the argument: the converter interface, silicon against SiC and GaN, DC-link voltage and du/dt, insulation under fast switching, bearing currents, and control at a fundamental frequency high enough that the pulse ratio falls to ten or below. You could write it yourself or with colleagues, and everyone who contributes is named at the head of the chapter. Once the publisher has approved the proposal, we will send you the detailed structure and show how the chapter fits the rest of the book.</w:t>
+        <w:t>One chapter is about the drive, and we would like you to lead it. The book treats the converter not as one constraint among several but as the gatekeeper that decides which machines can be built at all, so this chapter carries a good part of the argument: the converter interface, silicon against SiC and GaN, DC-link voltage and du/dt, insulation under fast switching, bearing currents and EMC, and control at a fundamental frequency high enough that the pulse ratio falls to ten or below. We do not expect you to write all of it yourself. Please build the team as you see fit, from LUT and from your wider network; we had thought of Lassi Aarniovuori for the harmonic losses and of Marko Hinkkanen or Olli Pyrhönen for the control sections, but that is a suggestion rather than a plan. Everyone who contributes is named at the head of the chapter. Once the publisher has approved the proposal, we will send you the detailed structure and settle the division of work with you.</w:t>
       </w:r>
     </w:p>
     <w:p>
@@ -547,7 +558,7 @@
         <w:jc w:val="both"/>
       </w:pPr>
       <w:r>
-        <w:t>If you would like to join, could you write us a short letter of support? We would send it to the publisher together with the proposal, and we think such letters will make the application considerably stronger. A sample is attached, which you are free to change as you wish.</w:t>
+        <w:t>Two things would help now. Could you write us a short letter of support? We would send it to the publisher together with the proposal, and we think such letters will make the application considerably stronger. A draft is attached, which you are free to change as you wish. And could you tell us whom you would bring in? Naming them in the proposal would strengthen it further.</w:t>
       </w:r>
     </w:p>
     <w:p>
@@ -555,7 +566,7 @@
         <w:jc w:val="both"/>
       </w:pPr>
       <w:r>
-        <w:t>Could you let us know by [date]? We plan to submit on [date].</w:t>
+        <w:t>Looking forward to hearing from you.</w:t>
       </w:r>
     </w:p>
     <w:p>
@@ -563,15 +574,7 @@
         <w:jc w:val="both"/>
       </w:pPr>
       <w:r>
-        <w:t>Best regards,</w:t>
-      </w:r>
-    </w:p>
-    <w:p>
-      <w:pPr>
-        <w:jc w:val="both"/>
-      </w:pPr>
-      <w:r>
-        <w:t>[signature]</w:t>
+        <w:t>BR, Hüseyin</w:t>
       </w:r>
     </w:p>
     <w:p>

--- a/chapter1/Invitation_Emails.docx
+++ b/chapter1/Invitation_Emails.docx
@@ -550,7 +550,7 @@
         <w:jc w:val="both"/>
       </w:pPr>
       <w:r>
-        <w:t>One chapter is about the drive, and we would like you to lead it. The book treats the converter not as one constraint among several but as the gatekeeper that decides which machines can be built at all, so this chapter carries a good part of the argument: the converter interface, silicon against SiC and GaN, DC-link voltage and du/dt, insulation under fast switching, bearing currents and EMC, and control at a fundamental frequency high enough that the pulse ratio falls to ten or below. We do not expect you to write all of it yourself. Please build the team as you see fit, from LUT and from your wider network; we had thought of Lassi Aarniovuori for the harmonic losses and of Marko Hinkkanen or Olli Pyrhönen for the control sections, but that is a suggestion rather than a plan. Everyone who contributes is named at the head of the chapter. Once the publisher has approved the proposal, we will send you the detailed structure and settle the division of work with you.</w:t>
+        <w:t>One chapter is about the drive, and we would like you to write the converter part of it. The book treats the converter not as one constraint among several but as the gatekeeper that decides which machines can be built at all, so this part carries a good deal of the argument: the converter interface and the modulation ratio, silicon against SiC and GaN, DC-link voltage and du/dt, insulation under fast switching, bearing currents, and converter integration and EMC. We would also like your help on the section that matches each of the two example machines to its converter. The control sections of the chapter, and the section on harmonic losses, are being covered separately, so the part we are asking you for stays within the converter itself. Everyone who contributes is named at the head of the chapter. Once the publisher has approved the proposal, we will send you the detailed structure and settle the division of work with you.</w:t>
       </w:r>
     </w:p>
     <w:p>
@@ -558,7 +558,7 @@
         <w:jc w:val="both"/>
       </w:pPr>
       <w:r>
-        <w:t>Two things would help now. Could you write us a short letter of support? We would send it to the publisher together with the proposal, and we think such letters will make the application considerably stronger. A draft is attached, which you are free to change as you wish. And could you tell us whom you would bring in? Naming them in the proposal would strengthen it further.</w:t>
+        <w:t>Two things would help now. Could you write us a short letter of support? We would send it to the publisher together with the proposal, and we think such letters will make the application considerably stronger. A draft is attached, which you are free to change as you wish. And if you would rather write some of it with colleagues, tell us whom, and we will name them in the proposal.</w:t>
       </w:r>
     </w:p>
     <w:p>

--- a/chapter1/Invitation_Emails.docx
+++ b/chapter1/Invitation_Emails.docx
@@ -518,7 +518,7 @@
         <w:rPr>
           <w:i/>
         </w:rPr>
-        <w:t>He has already agreed to contribute, so this confirms rather than asks.</w:t>
+        <w:t>He has already agreed to contribute, so this confirms rather than asks. Sent version.</w:t>
       </w:r>
     </w:p>
     <w:p>
@@ -534,7 +534,7 @@
         <w:jc w:val="both"/>
       </w:pPr>
       <w:r>
-        <w:t>Thank you again for supporting the book idea when we discussed it, and for agreeing to contribute. We are now putting the proposal to Wiley-IEEE Press together with Ilya Petrov and Juha Pyrhönen, and I would like to confirm the part we hope you will take.</w:t>
+        <w:t>I have told you about the book idea on high-speed machines and drives and you agreed to contribute. We are now putting the proposal to Wiley-IEEE Press together with Ilya and Juha, and I would like to confirm the part we hope you will take.</w:t>
       </w:r>
     </w:p>
     <w:p>
@@ -550,7 +550,7 @@
         <w:jc w:val="both"/>
       </w:pPr>
       <w:r>
-        <w:t>One chapter is about the drive, and we would like you to write the converter part of it. The book treats the converter not as one constraint among several but as the gatekeeper that decides which machines can be built at all, so this part carries a good deal of the argument: the converter interface and the modulation ratio, silicon against SiC and GaN, DC-link voltage and du/dt, insulation under fast switching, bearing currents, and converter integration and EMC. We would also like your help on the section that matches each of the two example machines to its converter. The control sections of the chapter, and the section on harmonic losses, are being covered separately, so the part we are asking you for stays within the converter itself. Everyone who contributes is named at the head of the chapter. Once the publisher has approved the proposal, we will send you the detailed structure and settle the division of work with you.</w:t>
+        <w:t>One chapter is about the drive, and we would like you to lead it. The book treats the converter not as one constraint among several but as the enabler that decides which machines can be built at all, so this chapter carries a good part of the argument: the converter interface, silicon against SiC and GaN, DC-link voltage and du/dt issues under fast switching, and EMC. We do not expect you to write all of it yourself. You are free to share the duties with some of the power electronics people in our lab or from your wider network; we could invite [Freede], for instance, to contribute to this chapter. Everyone who contributes is named at the head of the chapter. Once the publisher has approved the proposal, we will send you the detailed structure and settle the division of work with you.</w:t>
       </w:r>
     </w:p>
     <w:p>
@@ -558,7 +558,7 @@
         <w:jc w:val="both"/>
       </w:pPr>
       <w:r>
-        <w:t>Two things would help now. Could you write us a short letter of support? We would send it to the publisher together with the proposal, and we think such letters will make the application considerably stronger. A draft is attached, which you are free to change as you wish. And if you would rather write some of it with colleagues, tell us whom, and we will name them in the proposal.</w:t>
+        <w:t>Could you write us a short letter of support? We would send it to the publisher together with the proposal, and we think such letters will make the application considerably stronger. A draft is attached, which you are free to change as you wish.</w:t>
       </w:r>
     </w:p>
     <w:p>

--- a/chapter1/Invitation_Emails.docx
+++ b/chapter1/Invitation_Emails.docx
@@ -418,6 +418,91 @@
       </w:pPr>
       <w:r>
         <w:t>[signature]</w:t>
+      </w:r>
+    </w:p>
+    <w:p>
+      <w:r>
+        <w:br w:type="page"/>
+      </w:r>
+    </w:p>
+    <w:p>
+      <w:pPr>
+        <w:pStyle w:val="Heading2"/>
+      </w:pPr>
+      <w:r>
+        <w:t>Jouni Ikäheimo — solid-rotor machines, manufacture, qualification, photographs</w:t>
+      </w:r>
+    </w:p>
+    <w:p>
+      <w:pPr>
+        <w:jc w:val="both"/>
+      </w:pPr>
+      <w:r>
+        <w:t>*Juha has already pitched the book to him and he has agreed, so this is short: it names</w:t>
+      </w:r>
+    </w:p>
+    <w:p>
+      <w:pPr>
+        <w:jc w:val="both"/>
+      </w:pPr>
+      <w:r>
+        <w:t>the sections, separates "material" from "writing", and raises the ABB clearance.*</w:t>
+      </w:r>
+    </w:p>
+    <w:p>
+      <w:pPr>
+        <w:jc w:val="both"/>
+      </w:pPr>
+      <w:r>
+        <w:t>Hello Jouni,</w:t>
+      </w:r>
+    </w:p>
+    <w:p>
+      <w:pPr>
+        <w:jc w:val="both"/>
+      </w:pPr>
+      <w:r>
+        <w:t>Thank you for the quick and positive reply to Juha. Let me be concrete about the part we hope you will take. The structure has tightened a little since the list Juha sent you, so I will name the chapters rather than number them.</w:t>
+      </w:r>
+    </w:p>
+    <w:p>
+      <w:pPr>
+        <w:jc w:val="both"/>
+      </w:pPr>
+      <w:r>
+        <w:t>Three places. In the chapter on machine topologies, the section on solid-rotor induction machines, which the book treats as the industrial workhorse and which is far better written from the manufacturing side than from the literature. In the industrial case-study chapter, manufacture and tolerance control, and qualification against API 617, API 541 and IEC 60034-25, both from practice rather than from the standards themselves. And the photographs and machine material you offered, which we would use across the whole book; competing titles are illustrated almost entirely with line drawings, so real machines would set ours apart.</w:t>
+      </w:r>
+    </w:p>
+    <w:p>
+      <w:pPr>
+        <w:jc w:val="both"/>
+      </w:pPr>
+      <w:r>
+        <w:t>You offered material and a contribution both, and it would help to know which of the two you want to commit to. It would also help to know early whether ABB would allow the photographs, and any measured data, to be published.</w:t>
+      </w:r>
+    </w:p>
+    <w:p>
+      <w:pPr>
+        <w:jc w:val="both"/>
+      </w:pPr>
+      <w:r>
+        <w:t>Could you also write us a short letter of support? We would send it to the publisher together with the proposal, and we think such letters will make the application considerably stronger. A draft is attached, which you are free to change as you wish.</w:t>
+      </w:r>
+    </w:p>
+    <w:p>
+      <w:pPr>
+        <w:jc w:val="both"/>
+      </w:pPr>
+      <w:r>
+        <w:t>Looking forward to hearing from you.</w:t>
+      </w:r>
+    </w:p>
+    <w:p>
+      <w:pPr>
+        <w:jc w:val="both"/>
+      </w:pPr>
+      <w:r>
+        <w:t>BR, Hüseyin</w:t>
       </w:r>
     </w:p>
     <w:p>

--- a/chapter1/Invitation_Emails.docx
+++ b/chapter1/Invitation_Emails.docx
@@ -462,7 +462,7 @@
         <w:jc w:val="both"/>
       </w:pPr>
       <w:r>
-        <w:t>Thank you for the quick and positive reply to Juha. Let me be concrete about the part we hope you will take. The structure has tightened a little since the list Juha sent you, so I will name the chapters rather than number them.</w:t>
+        <w:t>Thank you for the quick and positive reply to Juha. Let me be concrete about the part we hope you will take, though we are open to anything else you would rather do instead.</w:t>
       </w:r>
     </w:p>
     <w:p>
@@ -470,7 +470,7 @@
         <w:jc w:val="both"/>
       </w:pPr>
       <w:r>
-        <w:t>Three places. In the chapter on machine topologies, the section on solid-rotor induction machines, which the book treats as the industrial workhorse and which is far better written from the manufacturing side than from the literature. In the industrial case-study chapter, manufacture and tolerance control, and qualification against API 617, API 541 and IEC 60034-25, both from practice rather than from the standards themselves. And the photographs and machine material you offered, which we would use across the whole book; competing titles are illustrated almost entirely with line drawings, so real machines would set ours apart.</w:t>
+        <w:t>We started outlining the book, but we will wait for the publisher's approval before we start writing it. For the book proposal, we will initially submit a complete introductory chapter and an annotated table of contents.</w:t>
       </w:r>
     </w:p>
     <w:p>
@@ -478,7 +478,15 @@
         <w:jc w:val="both"/>
       </w:pPr>
       <w:r>
-        <w:t>You offered material and a contribution both, and it would help to know which of the two you want to commit to. It would also help to know early whether ABB would allow the photographs, and any measured data, to be published.</w:t>
+        <w:t>We had three places in mind. In the chapter on machine topologies, the sections on induction machines, which the book treats as the industrial workhorse and which are far better written from the manufacturing side than from the literature. In the industrial case-study chapter, manufacture and tolerance control, and qualification against the international standards, both from practice rather than from the standards themselves. And the photographs and machine material you might provide, which we would use across the whole book (competing titles are illustrated almost entirely with line drawings, so real machines would set ours apart).</w:t>
+      </w:r>
+    </w:p>
+    <w:p>
+      <w:pPr>
+        <w:jc w:val="both"/>
+      </w:pPr>
+      <w:r>
+        <w:t>You offered material and a contribution both, and it would help to know which of the two you want to commit to. It would also help to know early whether ABB would allow the photographs, and any data, to be published.</w:t>
       </w:r>
     </w:p>
     <w:p>

--- a/chapter1/Invitation_Emails.docx
+++ b/chapter1/Invitation_Emails.docx
@@ -523,6 +523,140 @@
         <w:pStyle w:val="Heading2"/>
       </w:pPr>
       <w:r>
+        <w:t>Rafal Wrobel — cooling architectures (cold approach)</w:t>
+      </w:r>
+    </w:p>
+    <w:p>
+      <w:pPr>
+        <w:jc w:val="both"/>
+      </w:pPr>
+      <w:r>
+        <w:t>*The first invitation to someone with no prior connection, so it is more formal, it says</w:t>
+      </w:r>
+    </w:p>
+    <w:p>
+      <w:pPr>
+        <w:jc w:val="both"/>
+      </w:pPr>
+      <w:r>
+        <w:t>who is writing and who the co-authors are before it asks for anything, and it explains</w:t>
+      </w:r>
+    </w:p>
+    <w:p>
+      <w:pPr>
+        <w:jc w:val="both"/>
+      </w:pPr>
+      <w:r>
+        <w:t>why him specifically rather than why the book is good. Suggested subject line: "Wiley</w:t>
+      </w:r>
+    </w:p>
+    <w:p>
+      <w:pPr>
+        <w:jc w:val="both"/>
+      </w:pPr>
+      <w:r>
+        <w:t>book proposal on high-speed machines — invitation to contribute".*</w:t>
+      </w:r>
+    </w:p>
+    <w:p>
+      <w:pPr>
+        <w:jc w:val="both"/>
+      </w:pPr>
+      <w:r>
+        <w:t>Dear Professor Wrobel,</w:t>
+      </w:r>
+    </w:p>
+    <w:p>
+      <w:pPr>
+        <w:jc w:val="both"/>
+      </w:pPr>
+      <w:r>
+        <w:t xml:space="preserve">I am a researcher at LUT University, working on high-speed electrical machines with Ilya Petrov and Juha Pyrhönen. The three of us are preparing a proposal to Wiley-IEEE Press for a book on high-speed electrical machines and drives, written as a companion to </w:t>
+      </w:r>
+      <w:r>
+        <w:rPr>
+          <w:i/>
+        </w:rPr>
+        <w:t>Design of Rotating Electrical Machines</w:t>
+      </w:r>
+      <w:r>
+        <w:t>.</w:t>
+      </w:r>
+    </w:p>
+    <w:p>
+      <w:pPr>
+        <w:jc w:val="both"/>
+      </w:pPr>
+      <w:r>
+        <w:t>I had hoped to raise this with you in person at ICEM in Madeira next week, all the more so after seeing that you are giving a tutorial on this subject, but personal reasons prevent me from travelling. Rather than let it wait for the next occasion, I am writing instead.</w:t>
+      </w:r>
+    </w:p>
+    <w:p>
+      <w:pPr>
+        <w:jc w:val="both"/>
+      </w:pPr>
+      <w:r>
+        <w:t>The book is built on the argument that high-speed design runs the opposite way from conventional practice: the mechanical and rotordynamic limits fix the rotor first, the converter fixes the admissible pole number, and the electromagnetic design is fitted into what remains. One consequence is that thermal management has a chapter of its own rather than a section, because at high speed the loss density rises while the surface available to reject it shrinks, and the rotor sits behind a retaining sleeve that the mechanical design requires and that also insulates it.</w:t>
+      </w:r>
+    </w:p>
+    <w:p>
+      <w:pPr>
+        <w:jc w:val="both"/>
+      </w:pPr>
+      <w:r>
+        <w:t>What we would like to ask you for is the cooling architecture: the heat paths and thermal resistances of the winding, stator cooling from water jackets through in-slot to direct winding cooling, and the rotor side including the sleeve as a thermal barrier. About twelve pages. It is the part of the chapter that dates fastest, and we would much rather have it written by someone working on it now than assembled from the literature. Nothing would be binding until the publisher accepts the proposal, and no writing would begin before then.</w:t>
+      </w:r>
+    </w:p>
+    <w:p>
+      <w:pPr>
+        <w:jc w:val="both"/>
+      </w:pPr>
+      <w:r>
+        <w:t>If the idea interests you, I would also ask whether you might write a short letter of support for the proposal. Letters from recognised contributors carry real weight with a publisher's reviewers. I have attached a draft only to show what such a letter usually contains; please treat it as a starting point rather than as a text to sign.</w:t>
+      </w:r>
+    </w:p>
+    <w:p>
+      <w:pPr>
+        <w:jc w:val="both"/>
+      </w:pPr>
+      <w:r>
+        <w:t>I would gladly send you the completed introductory chapter and the annotated table of contents, or talk it through in a video call if that is easier.</w:t>
+      </w:r>
+    </w:p>
+    <w:p>
+      <w:pPr>
+        <w:jc w:val="both"/>
+      </w:pPr>
+      <w:r>
+        <w:t>Yours sincerely,</w:t>
+      </w:r>
+    </w:p>
+    <w:p>
+      <w:pPr>
+        <w:jc w:val="both"/>
+      </w:pPr>
+      <w:r>
+        <w:t>Hüseyin Canseven</w:t>
+      </w:r>
+    </w:p>
+    <w:p>
+      <w:pPr>
+        <w:jc w:val="both"/>
+      </w:pPr>
+      <w:r>
+        <w:t>LUT University</w:t>
+      </w:r>
+    </w:p>
+    <w:p>
+      <w:r>
+        <w:br w:type="page"/>
+      </w:r>
+    </w:p>
+    <w:p>
+      <w:pPr>
+        <w:pStyle w:val="Heading2"/>
+      </w:pPr>
+      <w:r>
         <w:t>Janne Nerg — thermal management and cooling</w:t>
       </w:r>
     </w:p>
@@ -555,7 +689,7 @@
         <w:jc w:val="both"/>
       </w:pPr>
       <w:r>
-        <w:t>One chapter is about thermal management and cooling, and we would like you to lead it. The thermal problem turns around at high speed: the losses concentrate while the surface that has to reject them shrinks, and the rotor, which is the easy side in an ordinary machine, sits behind a retaining sleeve that the mechanical design requires and that also insulates it. The chapter would cover the heat paths, the stator and rotor cooling architectures, thermal networks and transient behaviour, and the magnet temperature that usually turns out to be the binding constraint. You could write it yourself or with colleagues, and everyone who contributes is named at the head of the chapter. Once the publisher has approved the proposal, we will send you the detailed structure and show how the chapter fits the argument of the book.</w:t>
+        <w:t>One chapter is about thermal management and cooling. The thermal problem turns around at high speed: the losses concentrate while the surface that has to reject them shrinks, and the rotor, which is the easy side in an ordinary machine, sits behind a retaining sleeve that the mechanical design requires and that also insulates it. The part we would like to ask you for is the modelling half: lumped-parameter thermal networks for machines of this loss density, with the contact resistances and the calibration that make them trustworthy and the point at which conjugate heat transfer becomes necessary; the transient behaviour under overload and drive cycles, which is how mobile machines are actually rated; and thermal measurement and validation on a rotating rotor. We would also like to work with you on the thermal design of the two machines that run through the whole book. That is about eight pages of a twenty-eight page chapter. The cooling architectures and the air-gap convection are being written by others, and one of us owns the chapter, so your part stays within the modelling. Everyone who contributes is named at the head of the chapter.</w:t>
       </w:r>
     </w:p>
     <w:p>
@@ -563,7 +697,7 @@
         <w:jc w:val="both"/>
       </w:pPr>
       <w:r>
-        <w:t>If you would like to join, could you write us a short letter of support? We would send it to the publisher together with the proposal, and we think such letters will make the application considerably stronger. A sample is attached, which you are free to change as you wish.</w:t>
+        <w:t>If you would like to join, could you write us a short letter of support? We would send it to the publisher together with the proposal, and we think such letters will make the application considerably stronger. A draft is attached, which you are free to change as you wish.</w:t>
       </w:r>
     </w:p>
     <w:p>
@@ -571,7 +705,7 @@
         <w:jc w:val="both"/>
       </w:pPr>
       <w:r>
-        <w:t>Could you let us know by [date]? We plan to submit on [date].</w:t>
+        <w:t>Looking forward to hearing from you.</w:t>
       </w:r>
     </w:p>
     <w:p>
@@ -579,15 +713,7 @@
         <w:jc w:val="both"/>
       </w:pPr>
       <w:r>
-        <w:t>Best regards,</w:t>
-      </w:r>
-    </w:p>
-    <w:p>
-      <w:pPr>
-        <w:jc w:val="both"/>
-      </w:pPr>
-      <w:r>
-        <w:t>[signature]</w:t>
+        <w:t>BR, Hüseyin</w:t>
       </w:r>
     </w:p>
     <w:p>

--- a/chapter1/Invitation_Emails.docx
+++ b/chapter1/Invitation_Emails.docx
@@ -50,7 +50,61 @@
         <w:rPr>
           <w:b/>
         </w:rPr>
-        <w:t>Attach to every one:</w:t>
+        <w:t>When to ask for the letter.</w:t>
+      </w:r>
+      <w:r>
+        <w:t xml:space="preserve"> Where the invitee already knows the plan, from a meeting, a</w:t>
+      </w:r>
+    </w:p>
+    <w:p>
+      <w:pPr>
+        <w:jc w:val="both"/>
+      </w:pPr>
+      <w:r>
+        <w:t>call, or Juha, ask in the first email and attach the draft: they have the context to judge</w:t>
+      </w:r>
+    </w:p>
+    <w:p>
+      <w:pPr>
+        <w:jc w:val="both"/>
+      </w:pPr>
+      <w:r>
+        <w:t>it. Where the approach is cold, ask only whether the subject interests them, and send the</w:t>
+      </w:r>
+    </w:p>
+    <w:p>
+      <w:pPr>
+        <w:jc w:val="both"/>
+      </w:pPr>
+      <w:r>
+        <w:t>draft letter with Chapter 1 and the table of contents once they have said yes. A</w:t>
+      </w:r>
+    </w:p>
+    <w:p>
+      <w:pPr>
+        <w:jc w:val="both"/>
+      </w:pPr>
+      <w:r>
+        <w:t>pre-written letter from a stranger reads as presumptuous, and it asks someone to endorse a</w:t>
+      </w:r>
+    </w:p>
+    <w:p>
+      <w:pPr>
+        <w:jc w:val="both"/>
+      </w:pPr>
+      <w:r>
+        <w:t>plan they have not seen. Wrobel's entry below shows the two-step form.</w:t>
+      </w:r>
+    </w:p>
+    <w:p>
+      <w:pPr>
+        <w:jc w:val="both"/>
+      </w:pPr>
+      <w:r>
+        <w:rPr>
+          <w:b/>
+        </w:rPr>
+        <w:t>Attach to the warm ones:</w:t>
       </w:r>
       <w:r>
         <w:t xml:space="preserve"> the draft letter of support, and nothing else for the moment.</w:t>
@@ -556,6 +610,46 @@
       </w:pPr>
       <w:r>
         <w:t>book proposal on high-speed machines — invitation to contribute".*</w:t>
+      </w:r>
+    </w:p>
+    <w:p>
+      <w:pPr>
+        <w:jc w:val="both"/>
+      </w:pPr>
+      <w:r>
+        <w:t>*Sent in two steps. The first email asks only whether the subject interests him; the</w:t>
+      </w:r>
+    </w:p>
+    <w:p>
+      <w:pPr>
+        <w:jc w:val="both"/>
+      </w:pPr>
+      <w:r>
+        <w:t>letter of support is not mentioned and nothing is attached. The second follows once he</w:t>
+      </w:r>
+    </w:p>
+    <w:p>
+      <w:pPr>
+        <w:jc w:val="both"/>
+      </w:pPr>
+      <w:r>
+        <w:t>has said yes. A pre-written letter arriving from a stranger is easy to read as</w:t>
+      </w:r>
+    </w:p>
+    <w:p>
+      <w:pPr>
+        <w:jc w:val="both"/>
+      </w:pPr>
+      <w:r>
+        <w:t>presumptuous, and it also asks him to endorse a plan he has not yet seen.*</w:t>
+      </w:r>
+    </w:p>
+    <w:p>
+      <w:pPr>
+        <w:pStyle w:val="Heading3"/>
+      </w:pPr>
+      <w:r>
+        <w:t>First email — is the subject of interest?</w:t>
       </w:r>
     </w:p>
     <w:p>
@@ -604,7 +698,7 @@
         <w:jc w:val="both"/>
       </w:pPr>
       <w:r>
-        <w:t>What we would like to ask you for is the cooling architecture: the heat paths and thermal resistances of the winding, stator cooling from water jackets through in-slot to direct winding cooling, and the rotor side including the sleeve as a thermal barrier. About twelve pages. It is the part of the chapter that dates fastest, and we would much rather have it written by someone working on it now than assembled from the literature. Nothing would be binding until the publisher accepts the proposal, and no writing would begin before then.</w:t>
+        <w:t>What we have in mind for you is the cooling architecture: the heat paths and thermal resistances of the winding, stator cooling from water jackets through in-slot to direct winding cooling, and the rotor side including the sleeve as a thermal barrier. About twelve pages. It is the part of the chapter that dates fastest, and we would much rather have it written by someone working on it now than assembled from the literature.</w:t>
       </w:r>
     </w:p>
     <w:p>
@@ -612,7 +706,7 @@
         <w:jc w:val="both"/>
       </w:pPr>
       <w:r>
-        <w:t>If the idea interests you, I would also ask whether you might write a short letter of support for the proposal. Letters from recognised contributors carry real weight with a publisher's reviewers. I have attached a draft only to show what such a letter usually contains; please treat it as a starting point rather than as a text to sign.</w:t>
+        <w:t>Before going any further I would simply like to know whether the subject interests you. Nothing is binding at this stage: the publisher has not yet seen the proposal, and no writing would begin before a contract is signed. If it does interest you, I would gladly send you the completed introductory chapter and the annotated table of contents, or talk it through in a video call, whichever is easier.</w:t>
       </w:r>
     </w:p>
     <w:p>
@@ -620,7 +714,74 @@
         <w:jc w:val="both"/>
       </w:pPr>
       <w:r>
-        <w:t>I would gladly send you the completed introductory chapter and the annotated table of contents, or talk it through in a video call if that is easier.</w:t>
+        <w:t>Yours sincerely,</w:t>
+      </w:r>
+    </w:p>
+    <w:p>
+      <w:pPr>
+        <w:jc w:val="both"/>
+      </w:pPr>
+      <w:r>
+        <w:t>Hüseyin Canseven</w:t>
+      </w:r>
+    </w:p>
+    <w:p>
+      <w:pPr>
+        <w:jc w:val="both"/>
+      </w:pPr>
+      <w:r>
+        <w:t>LUT University</w:t>
+      </w:r>
+    </w:p>
+    <w:p>
+      <w:pPr>
+        <w:pStyle w:val="Heading3"/>
+      </w:pPr>
+      <w:r>
+        <w:t>Second email — after he has said yes</w:t>
+      </w:r>
+    </w:p>
+    <w:p>
+      <w:pPr>
+        <w:jc w:val="both"/>
+      </w:pPr>
+      <w:r>
+        <w:rPr>
+          <w:i/>
+        </w:rPr>
+        <w:t>Attach Chapter 1, the annotated table of contents, and the draft letter of support.</w:t>
+      </w:r>
+    </w:p>
+    <w:p>
+      <w:pPr>
+        <w:jc w:val="both"/>
+      </w:pPr>
+      <w:r>
+        <w:t>Dear Professor Wrobel,</w:t>
+      </w:r>
+    </w:p>
+    <w:p>
+      <w:pPr>
+        <w:jc w:val="both"/>
+      </w:pPr>
+      <w:r>
+        <w:t>Thank you, I am glad the subject interests you. I attach the completed introductory chapter and the annotated table of contents so that you can see where your sections would sit: §10.2 to §10.4 of the thermal chapter are the ones we have in mind, and Chapter 1 will show you the argument they serve.</w:t>
+      </w:r>
+    </w:p>
+    <w:p>
+      <w:pPr>
+        <w:jc w:val="both"/>
+      </w:pPr>
+      <w:r>
+        <w:t>One further request, if you are willing. We are collecting short letters of support to send to Wiley together with the proposal. Letters from the named contributors carry real weight with a publisher's reviewers, because they show that the people listed exist, have agreed, and see the need for the book from their own field. I attach a draft to show what such a letter usually contains; please change it as you see fit, or write something quite different if you would rather.</w:t>
+      </w:r>
+    </w:p>
+    <w:p>
+      <w:pPr>
+        <w:jc w:val="both"/>
+      </w:pPr>
+      <w:r>
+        <w:t>I would of course be glad to answer any questions about the scope, or to arrange a call.</w:t>
       </w:r>
     </w:p>
     <w:p>

--- a/chapter1/Invitation_Emails.docx
+++ b/chapter1/Invitation_Emails.docx
@@ -975,6 +975,22 @@
         <w:jc w:val="both"/>
       </w:pPr>
       <w:r>
+        <w:t>*A colleague, but nobody has raised the book with him yet. A word in person first would</w:t>
+      </w:r>
+    </w:p>
+    <w:p>
+      <w:pPr>
+        <w:jc w:val="both"/>
+      </w:pPr>
+      <w:r>
+        <w:t>be more natural than a cold mail, with this then recording what was agreed.*</w:t>
+      </w:r>
+    </w:p>
+    <w:p>
+      <w:pPr>
+        <w:jc w:val="both"/>
+      </w:pPr>
+      <w:r>
         <w:t>Hello Lassi,</w:t>
       </w:r>
     </w:p>
@@ -999,7 +1015,7 @@
         <w:jc w:val="both"/>
       </w:pPr>
       <w:r>
-        <w:t>Your contribution would be on the measurement side, in two sections. One is the harmonic losses that a converter deposits in a rotor which the air gap and the retaining sleeve keep thermally isolated, which is why supply harmonics matter more at high speed than at mains frequency. The other is the test rig, the instrumentation and the loss segregation of a high-speed machine, where the electrical methods run out and calorimetry has to take over; we would like that written in enough detail that a reader can repeat it. Everyone who contributes is named at the head of the chapter. Once the publisher has approved the proposal, we will send you the detailed structure.</w:t>
+        <w:t>Your part would be the measurement side, in two places. In the chapter on the drive, the converter harmonics and the rotor heating they cause, which matters far more at high speed than at mains frequency because those losses land in a rotor that the air gap and the retaining sleeve keep thermally isolated. And in the industrial case-study chapter, the test rig, the instrumentation and the loss segregation of a high-speed machine, where the electrical methods run out and calorimetry has to take over. We would like that one written in enough detail that a reader could repeat it, because most books state results without saying how they were obtained. About eleven pages between the two. Everyone who contributes is named at the head of the chapter, and once the publisher has approved the proposal we will send you the detailed structure.</w:t>
       </w:r>
     </w:p>
     <w:p>
@@ -1007,7 +1023,7 @@
         <w:jc w:val="both"/>
       </w:pPr>
       <w:r>
-        <w:t>If you would like to join, could you write us a short letter of support? We would send it to the publisher together with the proposal, and we think such letters will make the application considerably stronger. A sample is attached, which you are free to change as you wish.</w:t>
+        <w:t>Could you write us a short letter of support? We would send it to the publisher together with the proposal, and we think such letters will make the application considerably stronger. A draft is attached, which you are free to change as you wish.</w:t>
       </w:r>
     </w:p>
     <w:p>
@@ -1015,7 +1031,7 @@
         <w:jc w:val="both"/>
       </w:pPr>
       <w:r>
-        <w:t>Could you let us know by [date]? We plan to submit on [date].</w:t>
+        <w:t>Looking forward to hearing from you.</w:t>
       </w:r>
     </w:p>
     <w:p>
@@ -1023,15 +1039,7 @@
         <w:jc w:val="both"/>
       </w:pPr>
       <w:r>
-        <w:t>Best regards,</w:t>
-      </w:r>
-    </w:p>
-    <w:p>
-      <w:pPr>
-        <w:jc w:val="both"/>
-      </w:pPr>
-      <w:r>
-        <w:t>[signature]</w:t>
+        <w:t>BR, Hüseyin</w:t>
       </w:r>
     </w:p>
     <w:p>

--- a/chapter1/Invitation_Emails.docx
+++ b/chapter1/Invitation_Emails.docx
@@ -399,7 +399,7 @@
         <w:pStyle w:val="Heading2"/>
       </w:pPr>
       <w:r>
-        <w:t>Juha Saari — industrial applications, windage, compressor case</w:t>
+        <w:t>Juha Saari — windage, industrial applications, the compressor case</w:t>
       </w:r>
     </w:p>
     <w:p>
@@ -407,7 +407,7 @@
         <w:jc w:val="both"/>
       </w:pPr>
       <w:r>
-        <w:t>Hello Juha,</w:t>
+        <w:t>*He knows Juha Pyrhönen well but has not met Hüseyin, so the introduction comes through</w:t>
       </w:r>
     </w:p>
     <w:p>
@@ -415,7 +415,40 @@
         <w:jc w:val="both"/>
       </w:pPr>
       <w:r>
-        <w:t>We are preparing a proposal to Wiley-IEEE Press for a new book on high-speed electrical machines together with Ilya Petrov and Juha Pyrhönen, and we would like you to contribute to it.</w:t>
+        <w:t>Juha, who should be in copy. Three separate asks, graded so that any one of them can be</w:t>
+      </w:r>
+    </w:p>
+    <w:p>
+      <w:pPr>
+        <w:jc w:val="both"/>
+      </w:pPr>
+      <w:r>
+        <w:t>accepted alone, and the data question raised as the thing to settle first.*</w:t>
+      </w:r>
+    </w:p>
+    <w:p>
+      <w:pPr>
+        <w:jc w:val="both"/>
+      </w:pPr>
+      <w:r>
+        <w:t>Dear Juha,</w:t>
+      </w:r>
+    </w:p>
+    <w:p>
+      <w:pPr>
+        <w:jc w:val="both"/>
+      </w:pPr>
+      <w:r>
+        <w:t xml:space="preserve">Juha Pyrhönen may already have mentioned this to you; if not, let me introduce myself. I am a researcher at LUT University working on high-speed electrical machines, and together with Juha and Ilya Petrov I am preparing a proposal to Wiley-IEEE Press for a book on high-speed machines and drives, written as a companion to </w:t>
+      </w:r>
+      <w:r>
+        <w:rPr>
+          <w:i/>
+        </w:rPr>
+        <w:t>Design of Rotating Electrical Machines</w:t>
+      </w:r>
+      <w:r>
+        <w:t>. Juha is in copy.</w:t>
       </w:r>
     </w:p>
     <w:p>
@@ -431,7 +464,7 @@
         <w:jc w:val="both"/>
       </w:pPr>
       <w:r>
-        <w:t>Your contribution would be on the industrial side, in three places. One chapter covers the applications, the gearless compressors, blowers and ORC units, and the reasons the gearbox disappeared from them. Two later chapters need the windage and the air-gap flow, where we would much rather have your correlations presented by their author than cited by us. And one of the case-study chapters is built on a gearless compressor drive carried from specification to measured performance. You could write these yourself or with colleagues, and everyone who contributes is named at the head of the chapter. Once the publisher has approved the proposal, we will send you the detailed structure.</w:t>
+        <w:t>We would very much like to have you in it, and there are three places where your work belongs.</w:t>
       </w:r>
     </w:p>
     <w:p>
@@ -439,7 +472,7 @@
         <w:jc w:val="both"/>
       </w:pPr>
       <w:r>
-        <w:t>One question we should settle early. The compressor case rests on measured data, and that machine runs through the whole book. Could you find out what [company] would allow us to publish? If the data cannot be released, we would rather choose a different machine now than late.</w:t>
+        <w:t>The first is the aerodynamic and windage losses of the air gap, in the loss chapter. The correlations the field still uses are yours, and we would much rather have them presented by their author, with the conditions under which they were obtained, than cited by us without them. About six pages.</w:t>
       </w:r>
     </w:p>
     <w:p>
@@ -447,7 +480,7 @@
         <w:jc w:val="both"/>
       </w:pPr>
       <w:r>
-        <w:t>If you would like to join, could you write us a short letter of support? We would send it to the publisher together with the proposal, and we think such letters will make the application considerably stronger. A sample is attached, which you are free to change as you wish.</w:t>
+        <w:t>The second is the industrial side of the applications chapter: the direct-drive transition, the gearless compressors, blowers and ORC units, the subsea and hermetic machines, and the logic by which an architecture is chosen. About fourteen pages.</w:t>
       </w:r>
     </w:p>
     <w:p>
@@ -455,7 +488,7 @@
         <w:jc w:val="both"/>
       </w:pPr>
       <w:r>
-        <w:t>Could you let us know by [date]? We plan to submit on [date].</w:t>
+        <w:t>The third we should discuss before anything else. The book carries two machines through every chapter, one industrial and one mobile, from specification to measured performance. For the industrial one we have a gearless compressor drive in mind, and we would like to know whether such a case could come from your work, and whether [company] would allow the measurements to be published. That machine appears from Chapter 2 onwards, so if it cannot be published we would rather know now and choose differently.</w:t>
       </w:r>
     </w:p>
     <w:p>
@@ -463,7 +496,7 @@
         <w:jc w:val="both"/>
       </w:pPr>
       <w:r>
-        <w:t>Best regards,</w:t>
+        <w:t>If all three are too much, any one of them would be very welcome. The first is the one nobody else can write.</w:t>
       </w:r>
     </w:p>
     <w:p>
@@ -471,7 +504,23 @@
         <w:jc w:val="both"/>
       </w:pPr>
       <w:r>
-        <w:t>[signature]</w:t>
+        <w:t>Could you also write us a short letter of support? We would send it to the publisher together with the proposal, and we think such letters will make the application considerably stronger. A draft is attached, which you are free to change as you wish.</w:t>
+      </w:r>
+    </w:p>
+    <w:p>
+      <w:pPr>
+        <w:jc w:val="both"/>
+      </w:pPr>
+      <w:r>
+        <w:t>Looking forward to hearing from you.</w:t>
+      </w:r>
+    </w:p>
+    <w:p>
+      <w:pPr>
+        <w:jc w:val="both"/>
+      </w:pPr>
+      <w:r>
+        <w:t>BR, Hüseyin</w:t>
       </w:r>
     </w:p>
     <w:p>

--- a/chapter1/Invitation_Emails.docx
+++ b/chapter1/Invitation_Emails.docx
@@ -423,7 +423,47 @@
         <w:jc w:val="both"/>
       </w:pPr>
       <w:r>
-        <w:t>accepted alone, and the data question raised as the thing to settle first.*</w:t>
+        <w:t>accepted alone.*</w:t>
+      </w:r>
+    </w:p>
+    <w:p>
+      <w:pPr>
+        <w:jc w:val="both"/>
+      </w:pPr>
+      <w:r>
+        <w:t>*The publication clearance for the compressor measurements is deliberately not raised</w:t>
+      </w:r>
+    </w:p>
+    <w:p>
+      <w:pPr>
+        <w:jc w:val="both"/>
+      </w:pPr>
+      <w:r>
+        <w:t>here; the third ask ends on "whatever can sensibly be shown", which opens the subject</w:t>
+      </w:r>
+    </w:p>
+    <w:p>
+      <w:pPr>
+        <w:jc w:val="both"/>
+      </w:pPr>
+      <w:r>
+        <w:t>without making a demand of a first email. It still has to be settled before the proposal</w:t>
+      </w:r>
+    </w:p>
+    <w:p>
+      <w:pPr>
+        <w:jc w:val="both"/>
+      </w:pPr>
+      <w:r>
+        <w:t>goes out, because the industrial running machine appears from Chapter 2 onwards — put it</w:t>
+      </w:r>
+    </w:p>
+    <w:p>
+      <w:pPr>
+        <w:jc w:val="both"/>
+      </w:pPr>
+      <w:r>
+        <w:t>in the follow-up call.*</w:t>
       </w:r>
     </w:p>
     <w:p>
@@ -488,7 +528,7 @@
         <w:jc w:val="both"/>
       </w:pPr>
       <w:r>
-        <w:t>The third we should discuss before anything else. The book carries two machines through every chapter, one industrial and one mobile, from specification to measured performance. For the industrial one we have a gearless compressor drive in mind, and we would like to know whether such a case could come from your work, and whether [company] would allow the measurements to be published. That machine appears from Chapter 2 onwards, so if it cannot be published we would rather know now and choose differently.</w:t>
+        <w:t>The third is the industrial case-study chapter, which closes the book with complete designs carried from specification to measured performance. What would make that chapter worth reading is the experience of machines that have actually been built and put into service, and that is something we cannot supply from the university side. We would be glad to build it around a case you know well, and to shape it around whatever can sensibly be shown.</w:t>
       </w:r>
     </w:p>
     <w:p>

--- a/chapter1/Invitation_Emails.docx
+++ b/chapter1/Invitation_Emails.docx
@@ -431,7 +431,7 @@
         <w:jc w:val="both"/>
       </w:pPr>
       <w:r>
-        <w:t>*The publication clearance for the compressor measurements is deliberately not raised</w:t>
+        <w:t>*Sent in two steps, as with Wrobel: the first email asks only whether the idea interests</w:t>
       </w:r>
     </w:p>
     <w:p>
@@ -439,7 +439,7 @@
         <w:jc w:val="both"/>
       </w:pPr>
       <w:r>
-        <w:t>here; the third ask ends on "whatever can sensibly be shown", which opens the subject</w:t>
+        <w:t>him and attaches nothing. Two things wait for the second email — the letter of support,</w:t>
       </w:r>
     </w:p>
     <w:p>
@@ -447,7 +447,7 @@
         <w:jc w:val="both"/>
       </w:pPr>
       <w:r>
-        <w:t>without making a demand of a first email. It still has to be settled before the proposal</w:t>
+        <w:t>and the publication clearance for the compressor measurements. The third ask ends on</w:t>
       </w:r>
     </w:p>
     <w:p>
@@ -455,7 +455,7 @@
         <w:jc w:val="both"/>
       </w:pPr>
       <w:r>
-        <w:t>goes out, because the industrial running machine appears from Chapter 2 onwards — put it</w:t>
+        <w:t>"whatever can sensibly be shown", which opens that subject without making a demand of a</w:t>
       </w:r>
     </w:p>
     <w:p>
@@ -463,7 +463,31 @@
         <w:jc w:val="both"/>
       </w:pPr>
       <w:r>
-        <w:t>in the follow-up call.*</w:t>
+        <w:t>first contact. The clearance still has to be settled before the proposal goes out,</w:t>
+      </w:r>
+    </w:p>
+    <w:p>
+      <w:pPr>
+        <w:jc w:val="both"/>
+      </w:pPr>
+      <w:r>
+        <w:t>because the industrial running machine appears from Chapter 2 onwards, so put it on the</w:t>
+      </w:r>
+    </w:p>
+    <w:p>
+      <w:pPr>
+        <w:jc w:val="both"/>
+      </w:pPr>
+      <w:r>
+        <w:t>follow-up call.*</w:t>
+      </w:r>
+    </w:p>
+    <w:p>
+      <w:pPr>
+        <w:pStyle w:val="Heading3"/>
+      </w:pPr>
+      <w:r>
+        <w:t>First email — is the idea of interest?</w:t>
       </w:r>
     </w:p>
     <w:p>
@@ -544,7 +568,7 @@
         <w:jc w:val="both"/>
       </w:pPr>
       <w:r>
-        <w:t>Could you also write us a short letter of support? We would send it to the publisher together with the proposal, and we think such letters will make the application considerably stronger. A draft is attached, which you are free to change as you wish.</w:t>
+        <w:t>Nothing is binding at this stage: the publisher has not yet seen the proposal, and no writing would begin before a contract. For now I would simply like to know whether the idea interests you. I would gladly send you the completed introductory chapter and the annotated table of contents, or talk it through by phone or video, whichever is easier.</w:t>
       </w:r>
     </w:p>
     <w:p>
@@ -561,6 +585,81 @@
       </w:pPr>
       <w:r>
         <w:t>BR, Hüseyin</w:t>
+      </w:r>
+    </w:p>
+    <w:p>
+      <w:pPr>
+        <w:pStyle w:val="Heading3"/>
+      </w:pPr>
+      <w:r>
+        <w:t>Second email — after he has said yes</w:t>
+      </w:r>
+    </w:p>
+    <w:p>
+      <w:pPr>
+        <w:jc w:val="both"/>
+      </w:pPr>
+      <w:r>
+        <w:rPr>
+          <w:i/>
+        </w:rPr>
+        <w:t>Attach Chapter 1, the annotated table of contents, and the draft letter of support.</w:t>
+      </w:r>
+    </w:p>
+    <w:p>
+      <w:pPr>
+        <w:jc w:val="both"/>
+      </w:pPr>
+      <w:r>
+        <w:t>Dear Juha,</w:t>
+      </w:r>
+    </w:p>
+    <w:p>
+      <w:pPr>
+        <w:jc w:val="both"/>
+      </w:pPr>
+      <w:r>
+        <w:t>Thank you, I am very glad you are interested. I attach the completed introductory chapter and the annotated table of contents so that you can see where your sections would sit and what the book is arguing.</w:t>
+      </w:r>
+    </w:p>
+    <w:p>
+      <w:pPr>
+        <w:jc w:val="both"/>
+      </w:pPr>
+      <w:r>
+        <w:t>One further request, if you are willing. We are collecting short letters of support to send to Wiley together with the proposal. Letters from the named contributors carry real weight with a publisher's reviewers, because they show that the people listed exist, have agreed, and see the need for the book from their own field. I attach a draft to show what such a letter usually contains; please change it as you see fit, or write something quite different if you would rather.</w:t>
+      </w:r>
+    </w:p>
+    <w:p>
+      <w:pPr>
+        <w:jc w:val="both"/>
+      </w:pPr>
+      <w:r>
+        <w:t>I would be glad to go through the scope with you on a call, and there are a few practical questions on the case study that are easier to settle that way than by mail.</w:t>
+      </w:r>
+    </w:p>
+    <w:p>
+      <w:pPr>
+        <w:jc w:val="both"/>
+      </w:pPr>
+      <w:r>
+        <w:t>Yours sincerely,</w:t>
+      </w:r>
+    </w:p>
+    <w:p>
+      <w:pPr>
+        <w:jc w:val="both"/>
+      </w:pPr>
+      <w:r>
+        <w:t>Hüseyin Canseven</w:t>
+      </w:r>
+    </w:p>
+    <w:p>
+      <w:pPr>
+        <w:jc w:val="both"/>
+      </w:pPr>
+      <w:r>
+        <w:t>LUT University</w:t>
       </w:r>
     </w:p>
     <w:p>

--- a/chapter1/Invitation_Emails.docx
+++ b/chapter1/Invitation_Emails.docx
@@ -560,7 +560,15 @@
         <w:jc w:val="both"/>
       </w:pPr>
       <w:r>
-        <w:t>If all three are too much, any one of them would be very welcome. The first is the one nobody else can write.</w:t>
+        <w:t>If all three are too much, any one of them would be very welcome, and the first is the one nobody else can write. We are equally open to contributions from colleagues in your own network, at [company] or elsewhere; we certainly do not expect you to write all of this yourself, and anyone you would want to bring in would be welcome.</w:t>
+      </w:r>
+    </w:p>
+    <w:p>
+      <w:pPr>
+        <w:jc w:val="both"/>
+      </w:pPr>
+      <w:r>
+        <w:t>Everyone who contributes is named at the head of the chapter, and once the publisher has approved the proposal we will send you the detailed structure and settle the division of work with you.</w:t>
       </w:r>
     </w:p>
     <w:p>

--- a/chapter1/Invitation_Emails.docx
+++ b/chapter1/Invitation_Emails.docx
@@ -1248,18 +1248,72 @@
         <w:pStyle w:val="Heading2"/>
       </w:pPr>
       <w:r>
-        <w:t>Marko Hinkkanen or Olli Pyrhönen — control at low pulse ratios</w:t>
+        <w:t>Marko Hinkkanen — control at low pulse ratios</w:t>
       </w:r>
     </w:p>
     <w:p>
       <w:pPr>
         <w:jc w:val="both"/>
       </w:pPr>
+      <w:r>
+        <w:t>*He is at Aalto and has not met Hüseyin, so this is a two-step approach like Wrobel's and</w:t>
+      </w:r>
+    </w:p>
+    <w:p>
+      <w:pPr>
+        <w:jc w:val="both"/>
+      </w:pPr>
+      <w:r>
+        <w:t>Saari's: the first email asks only whether the subject interests him and attaches nothing.</w:t>
+      </w:r>
+    </w:p>
+    <w:p>
+      <w:pPr>
+        <w:jc w:val="both"/>
+      </w:pPr>
+      <w:r>
+        <w:t>An introduction from Juha, or from Anouar Belahcen at the same university, would help; and</w:t>
+      </w:r>
+    </w:p>
+    <w:p>
+      <w:pPr>
+        <w:jc w:val="both"/>
+      </w:pPr>
+      <w:r>
+        <w:t>if it turns out Hüseyin does know him, the two emails collapse into one.*</w:t>
+      </w:r>
+    </w:p>
+    <w:p>
+      <w:pPr>
+        <w:pStyle w:val="Heading3"/>
+      </w:pPr>
+      <w:r>
+        <w:t>First email — is the subject of interest?</w:t>
+      </w:r>
+    </w:p>
+    <w:p>
+      <w:pPr>
+        <w:jc w:val="both"/>
+      </w:pPr>
+      <w:r>
+        <w:t>Dear Professor Hinkkanen,</w:t>
+      </w:r>
+    </w:p>
+    <w:p>
+      <w:pPr>
+        <w:jc w:val="both"/>
+      </w:pPr>
+      <w:r>
+        <w:t xml:space="preserve">I am a researcher at LUT University working on high-speed electrical machines, and together with Ilya Petrov and Juha Pyrhönen I am preparing a proposal to Wiley-IEEE Press for a book on high-speed electrical machines and drives, written as a companion to </w:t>
+      </w:r>
       <w:r>
         <w:rPr>
           <w:i/>
         </w:rPr>
-        <w:t>Send to one of the two, not both.</w:t>
+        <w:t>Design of Rotating Electrical Machines</w:t>
+      </w:r>
+      <w:r>
+        <w:t>.</w:t>
       </w:r>
     </w:p>
     <w:p>
@@ -1267,7 +1321,7 @@
         <w:jc w:val="both"/>
       </w:pPr>
       <w:r>
-        <w:t>Hello [Marko],</w:t>
+        <w:t>One of its chapters treats the drive as the element that decides which machines can be built at all. The converter half of that chapter is being written by Pasi Peltoniemi at LUT, and the part we would like to ask you for is the control half: what changes when the fundamental frequency is high enough that the pulse ratio falls to ten or below. Current regulation and overmodulation at low pulse ratios, position sensing and sensorless operation at kilohertz fundamental frequency, and run-up through the critical speeds together with field weakening and protection. About ten pages.</w:t>
       </w:r>
     </w:p>
     <w:p>
@@ -1275,7 +1329,7 @@
         <w:jc w:val="both"/>
       </w:pPr>
       <w:r>
-        <w:t>We are preparing a proposal to Wiley-IEEE Press for a new book on high-speed electrical machines together with Ilya Petrov and Juha Pyrhönen, and we would like you to contribute to it.</w:t>
+        <w:t>We ask because that material does not seem to be set out anywhere for a designer. Control methods are usually developed and demonstrated where the converter can still be treated as a continuous voltage source, and whether they survive at a pulse ratio of eight is left open.</w:t>
       </w:r>
     </w:p>
     <w:p>
@@ -1283,7 +1337,7 @@
         <w:jc w:val="both"/>
       </w:pPr>
       <w:r>
-        <w:t>We started outlining the book, but we will wait for the publisher's approval before we start writing it. For the book proposal, we will initially submit a complete introductory chapter and an annotated table of contents.</w:t>
+        <w:t>You would certainly not need to write it alone. Colleagues from your group or your wider network would be very welcome, and everyone who contributes is named at the head of the chapter. The book will also carry companion Python notebooks reproducing its figures and design calculations, and if that overlaps with your group's own simulation work, so much the better.</w:t>
       </w:r>
     </w:p>
     <w:p>
@@ -1291,7 +1345,7 @@
         <w:jc w:val="both"/>
       </w:pPr>
       <w:r>
-        <w:t>Your contribution would be the control part of the drive chapter: what changes when the fundamental frequency is so high that the pulse ratio falls to ten or below. That means current regulation and overmodulation at low pulse ratios, position sensing and sensorless operation at kilohertz fundamental frequency, and run-up through the critical speeds together with field weakening and protection. The converter part of the same chapter would be written by Pasi Peltoniemi. Everyone who contributes is named at the head of the chapter. Once the publisher has approved the proposal, we will send you the detailed structure.</w:t>
+        <w:t>Nothing is binding at this stage: the publisher has not yet seen the proposal, and no writing would begin before a contract. For now I would simply like to know whether the subject interests you. I would gladly send you the completed introductory chapter and the annotated table of contents, or talk it through in a video call, whichever is easier.</w:t>
       </w:r>
     </w:p>
     <w:p>
@@ -1299,7 +1353,7 @@
         <w:jc w:val="both"/>
       </w:pPr>
       <w:r>
-        <w:t>If you would like to join, could you write us a short letter of support? We would send it to the publisher together with the proposal, and we think such letters will make the application considerably stronger. A sample is attached, which you are free to change as you wish.</w:t>
+        <w:t>Yours sincerely,</w:t>
       </w:r>
     </w:p>
     <w:p>
@@ -1307,7 +1361,7 @@
         <w:jc w:val="both"/>
       </w:pPr>
       <w:r>
-        <w:t>Could you let us know by [date]? We plan to submit on [date].</w:t>
+        <w:t>Hüseyin Canseven</w:t>
       </w:r>
     </w:p>
     <w:p>
@@ -1315,15 +1369,82 @@
         <w:jc w:val="both"/>
       </w:pPr>
       <w:r>
-        <w:t>Best regards,</w:t>
+        <w:t>LUT University</w:t>
       </w:r>
     </w:p>
     <w:p>
       <w:pPr>
+        <w:pStyle w:val="Heading3"/>
+      </w:pPr>
+      <w:r>
+        <w:t>Second email — after he has said yes</w:t>
+      </w:r>
+    </w:p>
+    <w:p>
+      <w:pPr>
         <w:jc w:val="both"/>
       </w:pPr>
       <w:r>
-        <w:t>[signature]</w:t>
+        <w:rPr>
+          <w:i/>
+        </w:rPr>
+        <w:t>Attach Chapter 1, the annotated table of contents, and the draft letter of support.</w:t>
+      </w:r>
+    </w:p>
+    <w:p>
+      <w:pPr>
+        <w:jc w:val="both"/>
+      </w:pPr>
+      <w:r>
+        <w:t>Dear Professor Hinkkanen,</w:t>
+      </w:r>
+    </w:p>
+    <w:p>
+      <w:pPr>
+        <w:jc w:val="both"/>
+      </w:pPr>
+      <w:r>
+        <w:t>Thank you, I am glad the subject interests you. I attach the completed introductory chapter and the annotated table of contents so that you can see where your sections would sit and what the book is arguing; the control sections are 11.8 to 11.10.</w:t>
+      </w:r>
+    </w:p>
+    <w:p>
+      <w:pPr>
+        <w:jc w:val="both"/>
+      </w:pPr>
+      <w:r>
+        <w:t>One further request, if you are willing. We are collecting short letters of support to send to Wiley together with the proposal. Letters from the named contributors carry real weight with a publisher's reviewers, because they show that the people listed exist, have agreed, and see the need for the book from their own field. I attach a draft to show what such a letter usually contains; please change it as you see fit, or write something quite different if you would rather.</w:t>
+      </w:r>
+    </w:p>
+    <w:p>
+      <w:pPr>
+        <w:jc w:val="both"/>
+      </w:pPr>
+      <w:r>
+        <w:t>I would also gladly put you in touch with Pasi Peltoniemi, so that the two halves of the chapter can be planned together from the start.</w:t>
+      </w:r>
+    </w:p>
+    <w:p>
+      <w:pPr>
+        <w:jc w:val="both"/>
+      </w:pPr>
+      <w:r>
+        <w:t>Yours sincerely,</w:t>
+      </w:r>
+    </w:p>
+    <w:p>
+      <w:pPr>
+        <w:jc w:val="both"/>
+      </w:pPr>
+      <w:r>
+        <w:t>Hüseyin Canseven</w:t>
+      </w:r>
+    </w:p>
+    <w:p>
+      <w:pPr>
+        <w:jc w:val="both"/>
+      </w:pPr>
+      <w:r>
+        <w:t>LUT University</w:t>
       </w:r>
     </w:p>
     <w:p>

--- a/chapter1/Invitation_Emails.docx
+++ b/chapter1/Invitation_Emails.docx
@@ -934,7 +934,7 @@
         <w:pStyle w:val="Heading3"/>
       </w:pPr>
       <w:r>
-        <w:t>Second email — after he has said yes</w:t>
+        <w:t>Second email — sent after his reply of 5 September</w:t>
       </w:r>
     </w:p>
     <w:p>
@@ -942,10 +942,7 @@
         <w:jc w:val="both"/>
       </w:pPr>
       <w:r>
-        <w:rPr>
-          <w:i/>
-        </w:rPr>
-        <w:t>Attach Chapter 1, the annotated table of contents, and the draft letter of support.</w:t>
+        <w:t>*He replied warmly, listed back exactly the topics of 10.2 to 10.4, endorsed the</w:t>
       </w:r>
     </w:p>
     <w:p>
@@ -953,7 +950,7 @@
         <w:jc w:val="both"/>
       </w:pPr>
       <w:r>
-        <w:t>Dear Professor Wrobel,</w:t>
+        <w:t>constraints-first premise unprompted, asked for the chapter and the table of contents,</w:t>
       </w:r>
     </w:p>
     <w:p>
@@ -961,7 +958,7 @@
         <w:jc w:val="both"/>
       </w:pPr>
       <w:r>
-        <w:t>Thank you, I am glad the subject interests you. I attach the completed introductory chapter and the annotated table of contents so that you can see where your sections would sit: §10.2 to §10.4 of the thermal chapter are the ones we have in mind, and Chapter 1 will show you the argument they serve.</w:t>
+        <w:t>and offered an online discussion. Attach Chapter 1, `Annotated_TOC_for_contributors.docx`</w:t>
       </w:r>
     </w:p>
     <w:p>
@@ -969,7 +966,7 @@
         <w:jc w:val="both"/>
       </w:pPr>
       <w:r>
-        <w:t>One further request, if you are willing. We are collecting short letters of support to send to Wiley together with the proposal. Letters from the named contributors carry real weight with a publisher's reviewers, because they show that the people listed exist, have agreed, and see the need for the book from their own field. I attach a draft to show what such a letter usually contains; please change it as you see fit, or write something quite different if you would rather.</w:t>
+        <w:t>(not the working copy, which carries the Status column) and the draft letter.*</w:t>
       </w:r>
     </w:p>
     <w:p>
@@ -977,7 +974,55 @@
         <w:jc w:val="both"/>
       </w:pPr>
       <w:r>
-        <w:t>I would of course be glad to answer any questions about the scope, or to arrange a call.</w:t>
+        <w:t>Dear Rafal,</w:t>
+      </w:r>
+    </w:p>
+    <w:p>
+      <w:pPr>
+        <w:jc w:val="both"/>
+      </w:pPr>
+      <w:r>
+        <w:t>Thank you, and I am glad it fits. The topics you list are precisely the ones we had in mind.</w:t>
+      </w:r>
+    </w:p>
+    <w:p>
+      <w:pPr>
+        <w:jc w:val="both"/>
+      </w:pPr>
+      <w:r>
+        <w:t>I attach the completed introductory chapter and the annotated table of contents. Your sections would be 10.2 to 10.4 of Chapter 10, Thermal management and cooling architectures: the heat paths and thermal resistances of the winding, the stator cooling architectures, and the rotor side including the retaining sleeve as a thermal barrier. Chapter 1 gives the argument they serve; Section 1.6.1 sets the mechanical, electromagnetic and thermal demands against one another, and 1.6.2 lays out the order of the book.</w:t>
+      </w:r>
+    </w:p>
+    <w:p>
+      <w:pPr>
+        <w:jc w:val="both"/>
+      </w:pPr>
+      <w:r>
+        <w:t>You have read the premise exactly as we intend it. The one thing I would add is that the thermal chapter is not only downstream of that framework. The cooling architecture decides the admissible loss density, which decides the electric loading and so the size of the machine, so it belongs inside the sizing loop rather than after it. Chapter 7 therefore carries a short section on the thermal constraint in sizing that points forward to your chapter, and I would value your view on whether we have put that boundary in the right place.</w:t>
+      </w:r>
+    </w:p>
+    <w:p>
+      <w:pPr>
+        <w:jc w:val="both"/>
+      </w:pPr>
+      <w:r>
+        <w:t>An online discussion would be very welcome. Would some time in the week of [date] suit you, once you are back from Madeira? I can fit around your calendar.</w:t>
+      </w:r>
+    </w:p>
+    <w:p>
+      <w:pPr>
+        <w:jc w:val="both"/>
+      </w:pPr>
+      <w:r>
+        <w:t>One further thing, whenever you have had a chance to read. We are collecting short letters of support to send to Wiley with the proposal. Letters from named contributors carry real weight with a publisher's reviewers, because they show that the people listed exist and see the need for the book from their own field. I attach a draft only to show what such a letter usually contains; please rewrite it as you see fit, or write something quite different.</w:t>
+      </w:r>
+    </w:p>
+    <w:p>
+      <w:pPr>
+        <w:jc w:val="both"/>
+      </w:pPr>
+      <w:r>
+        <w:t>Enjoy the rest of ICEM.</w:t>
       </w:r>
     </w:p>
     <w:p>

--- a/chapter1/Invitation_Emails.docx
+++ b/chapter1/Invitation_Emails.docx
@@ -600,7 +600,7 @@
         <w:pStyle w:val="Heading3"/>
       </w:pPr>
       <w:r>
-        <w:t>Second email — after he has said yes</w:t>
+        <w:t>Second email — sent after his reply of 7 September</w:t>
       </w:r>
     </w:p>
     <w:p>
@@ -608,10 +608,7 @@
         <w:jc w:val="both"/>
       </w:pPr>
       <w:r>
-        <w:rPr>
-          <w:i/>
-        </w:rPr>
-        <w:t>Attach Chapter 1, the annotated table of contents, and the draft letter of support.</w:t>
+        <w:t>*He is definitely interested but wants one part rather than three, asked for the material</w:t>
       </w:r>
     </w:p>
     <w:p>
@@ -619,7 +616,7 @@
         <w:jc w:val="both"/>
       </w:pPr>
       <w:r>
-        <w:t>Dear Juha,</w:t>
+        <w:t>so he can choose, and offered to suggest other co-authors. He has also left Aalto for</w:t>
       </w:r>
     </w:p>
     <w:p>
@@ -627,7 +624,7 @@
         <w:jc w:val="both"/>
       </w:pPr>
       <w:r>
-        <w:t>Thank you, I am very glad you are interested. I attach the completed introductory chapter and the annotated table of contents so that you can see where your sections would sit and what the book is arguing.</w:t>
+        <w:t>Upheat, which makes high-temperature industrial heat pumps: use juha.saari@upheat.com.</w:t>
       </w:r>
     </w:p>
     <w:p>
@@ -635,7 +632,7 @@
         <w:jc w:val="both"/>
       </w:pPr>
       <w:r>
-        <w:t>One further request, if you are willing. We are collecting short letters of support to send to Wiley together with the proposal. Letters from the named contributors carry real weight with a publisher's reviewers, because they show that the people listed exist, have agreed, and see the need for the book from their own field. I attach a draft to show what such a letter usually contains; please change it as you see fit, or write something quite different if you would rather.</w:t>
+        <w:t>Attach Chapter 1, `Annotated_TOC_for_contributors.docx` (not the working copy) and the</w:t>
       </w:r>
     </w:p>
     <w:p>
@@ -643,7 +640,7 @@
         <w:jc w:val="both"/>
       </w:pPr>
       <w:r>
-        <w:t>I would be glad to go through the scope with you on a call, and there are a few practical questions on the case study that are easier to settle that way than by mail.</w:t>
+        <w:t>draft letter.*</w:t>
       </w:r>
     </w:p>
     <w:p>
@@ -651,7 +648,7 @@
         <w:jc w:val="both"/>
       </w:pPr>
       <w:r>
-        <w:t>Yours sincerely,</w:t>
+        <w:t>Hi Juha,</w:t>
       </w:r>
     </w:p>
     <w:p>
@@ -659,7 +656,7 @@
         <w:jc w:val="both"/>
       </w:pPr>
       <w:r>
-        <w:t>Hüseyin Canseven</w:t>
+        <w:t>Thank you, and noted on the address; I have changed it here and am writing to Upheat.</w:t>
       </w:r>
     </w:p>
     <w:p>
@@ -667,7 +664,63 @@
         <w:jc w:val="both"/>
       </w:pPr>
       <w:r>
-        <w:t>LUT University</w:t>
+        <w:t>One part is fine. I would far rather have one section written properly than three written thinly. I attach the introductory chapter and the annotated table of contents so that you can choose against the whole picture.</w:t>
+      </w:r>
+    </w:p>
+    <w:p>
+      <w:pPr>
+        <w:jc w:val="both"/>
+      </w:pPr>
+      <w:r>
+        <w:t>If a recommendation helps: section 9.8, the aerodynamic and windage losses of the air gap. About six pages. The correlations in general use are yours, and without you the book would cite them without the conditions they were obtained under, which is the thing that most needs saying. Nobody else can write that section as you can.</w:t>
+      </w:r>
+    </w:p>
+    <w:p>
+      <w:pPr>
+        <w:jc w:val="both"/>
+      </w:pPr>
+      <w:r>
+        <w:t>Your move to Upheat opens a second possibility that had not occurred to us. Section 2.8 covers the emerging drivers for high-speed machines, and the high-temperature industrial heat pump is the most current of them: the compressor in such a machine is exactly the kind of application this book is about. That section is thin as it stands, and written from Upheat it would be new material rather than a survey. Wiley's editor asked us specifically for a focus on updated applications, so it would answer that directly.</w:t>
+      </w:r>
+    </w:p>
+    <w:p>
+      <w:pPr>
+        <w:jc w:val="both"/>
+      </w:pPr>
+      <w:r>
+        <w:t>Either would be very welcome, and both if you have the appetite for it.</w:t>
+      </w:r>
+    </w:p>
+    <w:p>
+      <w:pPr>
+        <w:jc w:val="both"/>
+      </w:pPr>
+      <w:r>
+        <w:t>I would gladly take up your offer on other co-authors. Anyone from Upheat or from your wider network would be welcome, and everyone who contributes is named at the head of the chapter. If the heat-pump section appeals but you would rather not write it alone, a colleague who works on those compressors would be an ideal second name.</w:t>
+      </w:r>
+    </w:p>
+    <w:p>
+      <w:pPr>
+        <w:jc w:val="both"/>
+      </w:pPr>
+      <w:r>
+        <w:t>One further thing, whenever you have had a chance to look. We are collecting short letters of support to send to Wiley with the proposal. Letters from named contributors carry real weight with a publisher's reviewers, because they show that the people listed exist and see the need for the book from their own field. I attach a draft; its last paragraph offers both sections, so keep whichever you take and delete the other, and rewrite the rest freely.</w:t>
+      </w:r>
+    </w:p>
+    <w:p>
+      <w:pPr>
+        <w:jc w:val="both"/>
+      </w:pPr>
+      <w:r>
+        <w:t>Looking forward to hearing which part appeals.</w:t>
+      </w:r>
+    </w:p>
+    <w:p>
+      <w:pPr>
+        <w:jc w:val="both"/>
+      </w:pPr>
+      <w:r>
+        <w:t>BR, Hüseyin</w:t>
       </w:r>
     </w:p>
     <w:p>

--- a/chapter1/Invitation_Emails.docx
+++ b/chapter1/Invitation_Emails.docx
@@ -600,7 +600,7 @@
         <w:pStyle w:val="Heading3"/>
       </w:pPr>
       <w:r>
-        <w:t>Second email — sent after his reply of 7 September</w:t>
+        <w:t>Second email — the whole chapter, with a smaller fallback</w:t>
       </w:r>
     </w:p>
     <w:p>
@@ -608,7 +608,7 @@
         <w:jc w:val="both"/>
       </w:pPr>
       <w:r>
-        <w:t>*He is definitely interested but wants one part rather than three, asked for the material</w:t>
+        <w:t>*He is definitely interested but asked for one part rather than three, wants the material</w:t>
       </w:r>
     </w:p>
     <w:p>
@@ -616,7 +616,7 @@
         <w:jc w:val="both"/>
       </w:pPr>
       <w:r>
-        <w:t>so he can choose, and offered to suggest other co-authors. He has also left Aalto for</w:t>
+        <w:t>so he can choose, and offered to name co-authors. He has left Aalto for Upheat, which makes</w:t>
       </w:r>
     </w:p>
     <w:p>
@@ -624,7 +624,7 @@
         <w:jc w:val="both"/>
       </w:pPr>
       <w:r>
-        <w:t>Upheat, which makes high-temperature industrial heat pumps: use juha.saari@upheat.com.</w:t>
+        <w:t>high-temperature industrial heat pumps: write to juha.saari@upheat.com. The offer is now</w:t>
       </w:r>
     </w:p>
     <w:p>
@@ -632,7 +632,7 @@
         <w:jc w:val="both"/>
       </w:pPr>
       <w:r>
-        <w:t>Attach Chapter 1, `Annotated_TOC_for_contributors.docx` (not the working copy) and the</w:t>
+        <w:t>Chapter 2 entire, with the windage section named as the fallback so that a no to the chapter</w:t>
       </w:r>
     </w:p>
     <w:p>
@@ -640,7 +640,15 @@
         <w:jc w:val="both"/>
       </w:pPr>
       <w:r>
-        <w:t>draft letter.*</w:t>
+        <w:t>is not a no to the book. Attach the clean Chapter 1,</w:t>
+      </w:r>
+    </w:p>
+    <w:p>
+      <w:pPr>
+        <w:jc w:val="both"/>
+      </w:pPr>
+      <w:r>
+        <w:t>`Annotated_TOC_for_contributors.docx` and the draft letter.*</w:t>
       </w:r>
     </w:p>
     <w:p>
@@ -664,7 +672,7 @@
         <w:jc w:val="both"/>
       </w:pPr>
       <w:r>
-        <w:t>One part is fine. I would far rather have one section written properly than three written thinly. I attach the introductory chapter and the annotated table of contents so that you can choose against the whole picture.</w:t>
+        <w:t>One part is fine. Let me put a different shape of one part to you, though, because the book has changed since I wrote.</w:t>
       </w:r>
     </w:p>
     <w:p>
@@ -672,7 +680,7 @@
         <w:jc w:val="both"/>
       </w:pPr>
       <w:r>
-        <w:t>If a recommendation helps: section 9.8, the aerodynamic and windage losses of the air gap. About six pages. The correlations in general use are yours, and without you the book would cite them without the conditions they were obtained under, which is the thing that most needs saying. Nobody else can write that section as you can.</w:t>
+        <w:t>We have settled it on one rule: one chapter, one owner. A chapter divided among three or four contributors becomes three or four notations with nobody but us to reconcile them, and it gives the contributor a fragment inside somebody else's argument. So instead of three sections scattered through three chapters, I would like to offer you one chapter: Chapter 2, Applications and system architectures, thirty-four pages.</w:t>
       </w:r>
     </w:p>
     <w:p>
@@ -680,7 +688,7 @@
         <w:jc w:val="both"/>
       </w:pPr>
       <w:r>
-        <w:t>Your move to Upheat opens a second possibility that had not occurred to us. Section 2.8 covers the emerging drivers for high-speed machines, and the high-temperature industrial heat pump is the most current of them: the compressor in such a machine is exactly the kind of application this book is about. That section is thin as it stands, and written from Upheat it would be new material rather than a survey. Wiley's editor asked us specifically for a focus on updated applications, so it would answer that directly.</w:t>
+        <w:t>That may well be less work than the three sections rather than more. It is one deliverable with one deadline and one context, instead of three that each have to be fitted into a chapter somebody else is writing. And you would own it: you decide what it contains, you decide whether to write it alone or with co-authors of your own choosing, which is where your offer of other names comes in, and you and they are named together at the head of the chapter.</w:t>
       </w:r>
     </w:p>
     <w:p>
@@ -688,7 +696,7 @@
         <w:jc w:val="both"/>
       </w:pPr>
       <w:r>
-        <w:t>Either would be very welcome, and both if you have the appetite for it.</w:t>
+        <w:t>What the chapter has to do. It begins from the driven machine rather than the motor, because that is where the speed requirement originates: the aerodynamic optimum of a compressor or expander, not any electrical consideration, is what asks for 30 000 r/min. It then covers the gearless industrial units, compressors, aeration blowers, ORC and turbo-expanders, and the subsea and hermetic process machines. The high-temperature industrial heat pump has its own section as the driver currently pulling hardest on high-speed compression, and written from Upheat it would be new material rather than a survey; Wiley's editor asked us specifically for a focus on updated applications, so that section answers them directly. The mobile applications follow, traction, aerospace and electrically assisted turbocharging, and this is the part where a co-author would help most. The chapter closes with the architecture-selection logic, total cost of ownership against specific power, a survey of built machines, and the specification of the two machines carried through the rest of the book.</w:t>
       </w:r>
     </w:p>
     <w:p>
@@ -696,7 +704,7 @@
         <w:jc w:val="both"/>
       </w:pPr>
       <w:r>
-        <w:t>I would gladly take up your offer on other co-authors. Anyone from Upheat or from your wider network would be welcome, and everyone who contributes is named at the head of the chapter. If the heat-pump section appeals but you would rather not write it alone, a colleague who works on those compressors would be an ideal second name.</w:t>
+        <w:t>If a whole chapter is more than you want, say so plainly and there is no difficulty. The windage and air-gap section in Chapter 9 remains open and would be yours; you would come into it as Anouar Belahcen's co-author rather than through us, since he owns that chapter. Either is very welcome. I would simply rather offer you the chapter first.</w:t>
       </w:r>
     </w:p>
     <w:p>
@@ -704,7 +712,7 @@
         <w:jc w:val="both"/>
       </w:pPr>
       <w:r>
-        <w:t>One further thing, whenever you have had a chance to look. We are collecting short letters of support to send to Wiley with the proposal. Letters from named contributors carry real weight with a publisher's reviewers, because they show that the people listed exist and see the need for the book from their own field. I attach a draft; its last paragraph offers both sections, so keep whichever you take and delete the other, and rewrite the rest freely.</w:t>
+        <w:t>One further thing, whenever you have had a chance to look. We are collecting short letters of support to send to Wiley with the proposal. Letters from named contributors carry real weight with a publisher's reviewers, because they show that the people listed exist and see the need for the book from their own field. I attach a draft, written for the chapter; if you prefer the smaller role, its last paragraph is the part to change, and please rewrite the rest freely.</w:t>
       </w:r>
     </w:p>
     <w:p>
@@ -712,7 +720,7 @@
         <w:jc w:val="both"/>
       </w:pPr>
       <w:r>
-        <w:t>Looking forward to hearing which part appeals.</w:t>
+        <w:t>Looking forward to hearing which suits you.</w:t>
       </w:r>
     </w:p>
     <w:p>
@@ -987,7 +995,7 @@
         <w:pStyle w:val="Heading3"/>
       </w:pPr>
       <w:r>
-        <w:t>Second email — sent after his reply of 5 September</w:t>
+        <w:t>Second email — the whole chapter</w:t>
       </w:r>
     </w:p>
     <w:p>
@@ -995,7 +1003,7 @@
         <w:jc w:val="both"/>
       </w:pPr>
       <w:r>
-        <w:t>*He replied warmly, listed back exactly the topics of 10.2 to 10.4, endorsed the</w:t>
+        <w:t>*He replied on 5 September listing back exactly the topics of 10.2 to 10.4, endorsing the</w:t>
       </w:r>
     </w:p>
     <w:p>
@@ -1003,7 +1011,7 @@
         <w:jc w:val="both"/>
       </w:pPr>
       <w:r>
-        <w:t>constraints-first premise unprompted, asked for the chapter and the table of contents,</w:t>
+        <w:t>constraints-first premise unprompted, and asking for the material. Since then the book has</w:t>
       </w:r>
     </w:p>
     <w:p>
@@ -1011,7 +1019,7 @@
         <w:jc w:val="both"/>
       </w:pPr>
       <w:r>
-        <w:t>and offered an online discussion. Attach Chapter 1, `Annotated_TOC_for_contributors.docx`</w:t>
+        <w:t>moved to one chapter, one owner, so the offer is now the whole of Chapter 10 rather than</w:t>
       </w:r>
     </w:p>
     <w:p>
@@ -1019,7 +1027,15 @@
         <w:jc w:val="both"/>
       </w:pPr>
       <w:r>
-        <w:t>(not the working copy, which carries the Status column) and the draft letter.*</w:t>
+        <w:t>three sections. Attach the clean Chapter 1, `Annotated_TOC_for_contributors.docx` and the</w:t>
+      </w:r>
+    </w:p>
+    <w:p>
+      <w:pPr>
+        <w:jc w:val="both"/>
+      </w:pPr>
+      <w:r>
+        <w:t>draft letter.*</w:t>
       </w:r>
     </w:p>
     <w:p>
@@ -1035,7 +1051,7 @@
         <w:jc w:val="both"/>
       </w:pPr>
       <w:r>
-        <w:t>Thank you, and I am glad it fits. The topics you list are precisely the ones we had in mind.</w:t>
+        <w:t>Thank you, and I am glad it fits. The topics you list are precisely the ones we had in mind, and in fact rather more than we had in mind, which has changed what we would like to ask you.</w:t>
       </w:r>
     </w:p>
     <w:p>
@@ -1043,7 +1059,7 @@
         <w:jc w:val="both"/>
       </w:pPr>
       <w:r>
-        <w:t>I attach the completed introductory chapter and the annotated table of contents. Your sections would be 10.2 to 10.4 of Chapter 10, Thermal management and cooling architectures: the heat paths and thermal resistances of the winding, the stator cooling architectures, and the rotor side including the retaining sleeve as a thermal barrier. Chapter 1 gives the argument they serve; Section 1.6.1 sets the mechanical, electromagnetic and thermal demands against one another, and 1.6.2 lays out the order of the book.</w:t>
+        <w:t>We have settled the book on one rule: one chapter, one owner. A chapter divided among three or four contributors becomes three or four notations with nobody but us to reconcile them, and it offers each contributor a fragment inside somebody else's argument. So rather than three sections, we would like to offer you Chapter 10 entire, Thermal management and cooling of high-speed machines: twenty-eight pages, eighteen figures, ten sections.</w:t>
       </w:r>
     </w:p>
     <w:p>
@@ -1051,7 +1067,31 @@
         <w:jc w:val="both"/>
       </w:pPr>
       <w:r>
-        <w:t>You have read the premise exactly as we intend it. The one thing I would add is that the thermal chapter is not only downstream of that framework. The cooling architecture decides the admissible loss density, which decides the electric loading and so the size of the machine, so it belongs inside the sizing loop rather than after it. Chapter 7 therefore carries a short section on the thermal constraint in sizing that points forward to your chapter, and I would value your view on whether we have put that boundary in the right place.</w:t>
+        <w:t>Owning it means you decide what it contains, you decide whether to write it alone or with co-authors of your own choosing, and you and anyone you bring are named together at the head of the chapter. We would be your only point of contact, and we would not place anyone in your chapter without you.</w:t>
+      </w:r>
+    </w:p>
+    <w:p>
+      <w:pPr>
+        <w:jc w:val="both"/>
+      </w:pPr>
+      <w:r>
+        <w:t>What we would want the chapter to do, in four points. First, that the cooling architecture is treated as a design variable rather than a remedy applied afterwards: it fixes the admissible loss density, which fixes the electric loading, which fixes the size of the machine. Second, that the rotor is given equal weight with the stator, because the retaining sleeve that Chapter 4 requires for mechanical integrity is also a thermal insulator, and the magnet temperature behind it is usually what binds. Third, that the architectures appear as design choices, each with the loss density it can sustain and what it costs to manufacture, rather than as a sequence of case studies. Fourth, that it closes on the two machines carried through the whole book, as every design chapter does.</w:t>
+      </w:r>
+    </w:p>
+    <w:p>
+      <w:pPr>
+        <w:jc w:val="both"/>
+      </w:pPr>
+      <w:r>
+        <w:t>The one section likely to sit outside your own work is 10.5, air-gap convection at high Taylor and axial Reynolds numbers. We know two turbomachinery colleagues who could write it if you would like them, but the choice is yours.</w:t>
+      </w:r>
+    </w:p>
+    <w:p>
+      <w:pPr>
+        <w:jc w:val="both"/>
+      </w:pPr>
+      <w:r>
+        <w:t>I attach the completed introductory chapter and the annotated table of contents. Chapter 1 carries the argument your chapter serves: Section 1.6.1 sets the mechanical, electromagnetic and thermal demands against one another, and 1.6.2 lays out the order of the book. You read the premise exactly as we intend it; the one thing I would add is that the thermal chapter is not only downstream of that framework, for the reason in the first point above, and Chapter 7 therefore carries a short section on the thermal constraint in sizing that hands over to your chapter. I would value your view on whether we have put that boundary in the right place.</w:t>
       </w:r>
     </w:p>
     <w:p>
@@ -1354,7 +1394,39 @@
         <w:jc w:val="both"/>
       </w:pPr>
       <w:r>
-        <w:t>*He is at Aalto and has not met Hüseyin, so this is a two-step approach like Wrobel's and</w:t>
+        <w:t>*HOLD. Chapter 11 has one owner, Pasi Peltoniemi, who has already agreed to lead it, and</w:t>
+      </w:r>
+    </w:p>
+    <w:p>
+      <w:pPr>
+        <w:jc w:val="both"/>
+      </w:pPr>
+      <w:r>
+        <w:t>under the one-chapter-one-owner rule Hinkkanen cannot own a chapter somebody else owns.</w:t>
+      </w:r>
+    </w:p>
+    <w:p>
+      <w:pPr>
+        <w:jc w:val="both"/>
+      </w:pPr>
+      <w:r>
+        <w:t>Peltoniemi's email asks him to build the team; wait for his answer. If he wants Hinkkanen,</w:t>
+      </w:r>
+    </w:p>
+    <w:p>
+      <w:pPr>
+        <w:jc w:val="both"/>
+      </w:pPr>
+      <w:r>
+        <w:t>the invitation comes from him, not from us. If he names someone else, this is closed.*</w:t>
+      </w:r>
+    </w:p>
+    <w:p>
+      <w:pPr>
+        <w:jc w:val="both"/>
+      </w:pPr>
+      <w:r>
+        <w:t>*Otherwise, he is at Aalto and has not met Hüseyin, so this is a two-step approach like Wrobel's and</w:t>
       </w:r>
     </w:p>
     <w:p>

--- a/chapter1/Invitation_Emails.docx
+++ b/chapter1/Invitation_Emails.docx
@@ -1703,6 +1703,132 @@
       </w:pPr>
       <w:r>
         <w:t>[signature]</w:t>
+      </w:r>
+    </w:p>
+    <w:p>
+      <w:r>
+        <w:br w:type="page"/>
+      </w:r>
+    </w:p>
+    <w:p>
+      <w:pPr>
+        <w:pStyle w:val="Heading2"/>
+      </w:pPr>
+      <w:r>
+        <w:t>Jenni Pippuri-Mäkeläinen — the Voltcar machine, and permission to publish it</w:t>
+      </w:r>
+    </w:p>
+    <w:p>
+      <w:pPr>
+        <w:jc w:val="both"/>
+      </w:pPr>
+      <w:r>
+        <w:t>*She manages the Voltcar project and is a colleague from it, so this is a warm approach.</w:t>
+      </w:r>
+    </w:p>
+    <w:p>
+      <w:pPr>
+        <w:jc w:val="both"/>
+      </w:pPr>
+      <w:r>
+        <w:t>Two asks, and the order matters: the permission question comes first because nine chapters</w:t>
+      </w:r>
+    </w:p>
+    <w:p>
+      <w:pPr>
+        <w:jc w:val="both"/>
+      </w:pPr>
+      <w:r>
+        <w:t>depend on that machine, and the invitation to write second. The letter of support waits for</w:t>
+      </w:r>
+    </w:p>
+    <w:p>
+      <w:pPr>
+        <w:jc w:val="both"/>
+      </w:pPr>
+      <w:r>
+        <w:t>the follow-up; three asks in one email is too many.*</w:t>
+      </w:r>
+    </w:p>
+    <w:p>
+      <w:pPr>
+        <w:jc w:val="both"/>
+      </w:pPr>
+      <w:r>
+        <w:t>Hello Jenni,</w:t>
+      </w:r>
+    </w:p>
+    <w:p>
+      <w:pPr>
+        <w:jc w:val="both"/>
+      </w:pPr>
+      <w:r>
+        <w:t>I am writing about something that has grown out of Voltcar.</w:t>
+      </w:r>
+    </w:p>
+    <w:p>
+      <w:pPr>
+        <w:jc w:val="both"/>
+      </w:pPr>
+      <w:r>
+        <w:t xml:space="preserve">Together with Ilya Petrov and Juha Pyrhönen I am preparing a proposal to Wiley-IEEE Press for a book on high-speed electrical machines and drives, written as a companion to </w:t>
+      </w:r>
+      <w:r>
+        <w:rPr>
+          <w:i/>
+        </w:rPr>
+        <w:t>Design of Rotating Electrical Machines</w:t>
+      </w:r>
+      <w:r>
+        <w:t>. It is a design book, and its argument is that high-speed design runs the opposite way from conventional practice: the mechanical and rotordynamic limits fix the rotor first, the converter fixes the admissible pole number, and the electromagnetic design is fitted into what remains.</w:t>
+      </w:r>
+    </w:p>
+    <w:p>
+      <w:pPr>
+        <w:jc w:val="both"/>
+      </w:pPr>
+      <w:r>
+        <w:t>To make that concrete the book carries two machines through every chapter, from specification to measured performance, one industrial and one mobile. The mobile one is the Voltcar traction machine. It is specified in Chapter 2, and its rotor retention, rotordynamics, bearings, electromagnetic sizing, windings, losses, cooling and converter follow through Chapters 4 to 11 before the complete design is assembled and tested in Chapter 13. Nine chapters rest on it, and VTT and the project would be named wherever it appears.</w:t>
+      </w:r>
+    </w:p>
+    <w:p>
+      <w:pPr>
+        <w:jc w:val="both"/>
+      </w:pPr>
+      <w:r>
+        <w:t>Which is why I am writing to you before anyone else rather than after. Before the proposal goes to Wiley we should know whether the project's results may be published in this form, and what the consortium agreement allows. If the answer is no, or only in part, we would far rather choose differently now than find out after a contract is signed. Could you tell me what applies, and whether others in the consortium need to agree as well?</w:t>
+      </w:r>
+    </w:p>
+    <w:p>
+      <w:pPr>
+        <w:jc w:val="both"/>
+      </w:pPr>
+      <w:r>
+        <w:t>Second, and separately: we would like you in the book. Chapter 13 presents the mobile case studies, and its first section is the Voltcar machine carried from specification to measured performance. That section ought to be written by the person who ran the project rather than by us reporting it second-hand. About seven pages. The chapter itself is ours, so you would be a co-author of it, named at the head of the chapter, with nothing expected of you beyond your own section.</w:t>
+      </w:r>
+    </w:p>
+    <w:p>
+      <w:pPr>
+        <w:jc w:val="both"/>
+      </w:pPr>
+      <w:r>
+        <w:t>I attach the completed introductory chapter and the annotated table of contents so that you can see the whole plan and where Voltcar sits in it. Nothing is binding at this stage: the publisher has not yet seen the proposal, and no writing would begin before a contract.</w:t>
+      </w:r>
+    </w:p>
+    <w:p>
+      <w:pPr>
+        <w:jc w:val="both"/>
+      </w:pPr>
+      <w:r>
+        <w:t>I would be glad to talk it through whenever suits you.</w:t>
+      </w:r>
+    </w:p>
+    <w:p>
+      <w:pPr>
+        <w:jc w:val="both"/>
+      </w:pPr>
+      <w:r>
+        <w:t>BR, Hüseyin</w:t>
       </w:r>
     </w:p>
     <w:p>

--- a/chapter1/Invitation_Emails.docx
+++ b/chapter1/Invitation_Emails.docx
@@ -789,7 +789,7 @@
         <w:jc w:val="both"/>
       </w:pPr>
       <w:r>
-        <w:t>We had three places in mind. In the chapter on machine topologies, the sections on induction machines, which the book treats as the industrial workhorse and which are far better written from the manufacturing side than from the literature. In the industrial case-study chapter, manufacture and tolerance control, and qualification against the international standards, both from practice rather than from the standards themselves. And the photographs and machine material you might provide, which we would use across the whole book (competing titles are illustrated almost entirely with line drawings, so real machines would set ours apart).</w:t>
+        <w:t>We had three places in mind. In the chapter on machine topologies, the sections on induction machines, which the book treats as the industrial workhorse and which are far better written from the manufacturing side than from the literature. In Chapter 13, the industrial case studies, manufacture and tolerance control, and qualification against the international standards, both from practice rather than from the standards themselves. And the photographs and machine material you might provide, which we would use across the whole book (competing titles are illustrated almost entirely with line drawings, so real machines would set ours apart).</w:t>
       </w:r>
     </w:p>
     <w:p>
@@ -1152,7 +1152,7 @@
         <w:pStyle w:val="Heading2"/>
       </w:pPr>
       <w:r>
-        <w:t>Janne Nerg — thermal management and cooling</w:t>
+        <w:t>Janne Nerg — not approached</w:t>
       </w:r>
     </w:p>
     <w:p>
@@ -1160,7 +1160,7 @@
         <w:jc w:val="both"/>
       </w:pPr>
       <w:r>
-        <w:t>Hello Janne,</w:t>
+        <w:t>*Chapter 10 belongs to Rafal Wrobel entire. If he wants a thermal-networks collaborator,</w:t>
       </w:r>
     </w:p>
     <w:p>
@@ -1168,7 +1168,47 @@
         <w:jc w:val="both"/>
       </w:pPr>
       <w:r>
-        <w:t>We are preparing a proposal to Wiley-IEEE Press for a new book on high-speed electrical machines together with Ilya Petrov and Juha Pyrhönen, and we would like you to contribute to it.</w:t>
+        <w:t>that is his invitation to make, not ours. Nothing to send.*</w:t>
+      </w:r>
+    </w:p>
+    <w:p>
+      <w:r>
+        <w:br w:type="page"/>
+      </w:r>
+    </w:p>
+    <w:p>
+      <w:pPr>
+        <w:pStyle w:val="Heading2"/>
+      </w:pPr>
+      <w:r>
+        <w:t>Pasi Peltoniemi — the drive</w:t>
+      </w:r>
+    </w:p>
+    <w:p>
+      <w:pPr>
+        <w:jc w:val="both"/>
+      </w:pPr>
+      <w:r>
+        <w:rPr>
+          <w:i/>
+        </w:rPr>
+        <w:t>He has already agreed to contribute, so this confirms rather than asks. Sent version.</w:t>
+      </w:r>
+    </w:p>
+    <w:p>
+      <w:pPr>
+        <w:jc w:val="both"/>
+      </w:pPr>
+      <w:r>
+        <w:t>Hello Pasi,</w:t>
+      </w:r>
+    </w:p>
+    <w:p>
+      <w:pPr>
+        <w:jc w:val="both"/>
+      </w:pPr>
+      <w:r>
+        <w:t>I have told you about the book idea on high-speed machines and drives and you agreed to contribute. We are now putting the proposal to Wiley-IEEE Press together with Ilya and Juha, and I would like to confirm the part we hope you will take.</w:t>
       </w:r>
     </w:p>
     <w:p>
@@ -1184,7 +1224,7 @@
         <w:jc w:val="both"/>
       </w:pPr>
       <w:r>
-        <w:t>One chapter is about thermal management and cooling. The thermal problem turns around at high speed: the losses concentrate while the surface that has to reject them shrinks, and the rotor, which is the easy side in an ordinary machine, sits behind a retaining sleeve that the mechanical design requires and that also insulates it. The part we would like to ask you for is the modelling half: lumped-parameter thermal networks for machines of this loss density, with the contact resistances and the calibration that make them trustworthy and the point at which conjugate heat transfer becomes necessary; the transient behaviour under overload and drive cycles, which is how mobile machines are actually rated; and thermal measurement and validation on a rotating rotor. We would also like to work with you on the thermal design of the two machines that run through the whole book. That is about eight pages of a twenty-eight page chapter. The cooling architectures and the air-gap convection are being written by others, and one of us owns the chapter, so your part stays within the modelling. Everyone who contributes is named at the head of the chapter.</w:t>
+        <w:t>One chapter is about the drive, and we would like you to lead it. The book treats the converter not as one constraint among several but as the enabler that decides which machines can be built at all, so this chapter carries a good part of the argument: the converter interface, silicon against SiC and GaN, DC-link voltage and du/dt issues under fast switching, EMC, and the matching of each of the two example machines to its converter. Control at high fundamental frequency has become a chapter of its own, which keeps yours to about twenty-four pages. We do not expect you to write all of it yourself. You are free to share the duties with some of the power electronics people in our lab or from your wider network; we could invite [Freede], for instance, to contribute to this chapter. Everyone who contributes is named at the head of the chapter. Once the publisher has approved the proposal, we will send you the detailed structure and settle the division of work with you.</w:t>
       </w:r>
     </w:p>
     <w:p>
@@ -1192,7 +1232,7 @@
         <w:jc w:val="both"/>
       </w:pPr>
       <w:r>
-        <w:t>If you would like to join, could you write us a short letter of support? We would send it to the publisher together with the proposal, and we think such letters will make the application considerably stronger. A draft is attached, which you are free to change as you wish.</w:t>
+        <w:t>Could you write us a short letter of support? We would send it to the publisher together with the proposal, and we think such letters will make the application considerably stronger. A draft is attached, which you are free to change as you wish.</w:t>
       </w:r>
     </w:p>
     <w:p>
@@ -1221,7 +1261,7 @@
         <w:pStyle w:val="Heading2"/>
       </w:pPr>
       <w:r>
-        <w:t>Pasi Peltoniemi — the drive</w:t>
+        <w:t>Lassi Aarniovuori — harmonic losses and high-speed measurement</w:t>
       </w:r>
     </w:p>
     <w:p>
@@ -1229,10 +1269,7 @@
         <w:jc w:val="both"/>
       </w:pPr>
       <w:r>
-        <w:rPr>
-          <w:i/>
-        </w:rPr>
-        <w:t>He has already agreed to contribute, so this confirms rather than asks. Sent version.</w:t>
+        <w:t>*A colleague, but nobody has raised the book with him yet. A word in person first would</w:t>
       </w:r>
     </w:p>
     <w:p>
@@ -1240,7 +1277,7 @@
         <w:jc w:val="both"/>
       </w:pPr>
       <w:r>
-        <w:t>Hello Pasi,</w:t>
+        <w:t>be more natural than a cold mail, with this then recording what was agreed.*</w:t>
       </w:r>
     </w:p>
     <w:p>
@@ -1248,7 +1285,15 @@
         <w:jc w:val="both"/>
       </w:pPr>
       <w:r>
-        <w:t>I have told you about the book idea on high-speed machines and drives and you agreed to contribute. We are now putting the proposal to Wiley-IEEE Press together with Ilya and Juha, and I would like to confirm the part we hope you will take.</w:t>
+        <w:t>Hello Lassi,</w:t>
+      </w:r>
+    </w:p>
+    <w:p>
+      <w:pPr>
+        <w:jc w:val="both"/>
+      </w:pPr>
+      <w:r>
+        <w:t>We are preparing a proposal to Wiley-IEEE Press for a new book on high-speed electrical machines together with Ilya Petrov and Juha Pyrhönen, and we would like you to contribute to it.</w:t>
       </w:r>
     </w:p>
     <w:p>
@@ -1264,7 +1309,7 @@
         <w:jc w:val="both"/>
       </w:pPr>
       <w:r>
-        <w:t>One chapter is about the drive, and we would like you to lead it. The book treats the converter not as one constraint among several but as the enabler that decides which machines can be built at all, so this chapter carries a good part of the argument: the converter interface, silicon against SiC and GaN, DC-link voltage and du/dt issues under fast switching, and EMC. We do not expect you to write all of it yourself. You are free to share the duties with some of the power electronics people in our lab or from your wider network; we could invite [Freede], for instance, to contribute to this chapter. Everyone who contributes is named at the head of the chapter. Once the publisher has approved the proposal, we will send you the detailed structure and settle the division of work with you.</w:t>
+        <w:t>Your part would be the measurement side, in two places. In Chapter 11, on the converter, the harmonics and the rotor heating they cause, which matters far more at high speed than at mains frequency because those losses land in a rotor that the air gap and the retaining sleeve keep thermally isolated. And in Chapter 13, the industrial case studies, the test rig, the instrumentation and the loss segregation of a high-speed machine, where the electrical methods run out and calorimetry has to take over. We would like that one written in enough detail that a reader could repeat it, because most books state results without saying how they were obtained. About eleven pages between the two. Everyone who contributes is named at the head of the chapter, and once the publisher has approved the proposal we will send you the detailed structure.</w:t>
       </w:r>
     </w:p>
     <w:p>
@@ -1301,7 +1346,7 @@
         <w:pStyle w:val="Heading2"/>
       </w:pPr>
       <w:r>
-        <w:t>Lassi Aarniovuori — harmonic losses and high-speed measurement</w:t>
+        <w:t>Marko Hinkkanen — Chapter 12, control at high fundamental frequency</w:t>
       </w:r>
     </w:p>
     <w:p>
@@ -1309,7 +1354,7 @@
         <w:jc w:val="both"/>
       </w:pPr>
       <w:r>
-        <w:t>*A colleague, but nobody has raised the book with him yet. A word in person first would</w:t>
+        <w:t>*The earlier hold is lifted: the drive chapter has been split, so he is offered a chapter of</w:t>
       </w:r>
     </w:p>
     <w:p>
@@ -1317,7 +1362,7 @@
         <w:jc w:val="both"/>
       </w:pPr>
       <w:r>
-        <w:t>be more natural than a cold mail, with this then recording what was agreed.*</w:t>
+        <w:t>his own rather than sections inside Peltoniemi's. Cold approach, two steps; an introduction</w:t>
       </w:r>
     </w:p>
     <w:p>
@@ -1325,132 +1370,7 @@
         <w:jc w:val="both"/>
       </w:pPr>
       <w:r>
-        <w:t>Hello Lassi,</w:t>
-      </w:r>
-    </w:p>
-    <w:p>
-      <w:pPr>
-        <w:jc w:val="both"/>
-      </w:pPr>
-      <w:r>
-        <w:t>We are preparing a proposal to Wiley-IEEE Press for a new book on high-speed electrical machines together with Ilya Petrov and Juha Pyrhönen, and we would like you to contribute to it.</w:t>
-      </w:r>
-    </w:p>
-    <w:p>
-      <w:pPr>
-        <w:jc w:val="both"/>
-      </w:pPr>
-      <w:r>
-        <w:t>We started outlining the book, but we will wait for the publisher's approval before we start writing it. For the book proposal, we will initially submit a complete introductory chapter and an annotated table of contents.</w:t>
-      </w:r>
-    </w:p>
-    <w:p>
-      <w:pPr>
-        <w:jc w:val="both"/>
-      </w:pPr>
-      <w:r>
-        <w:t>Your part would be the measurement side, in two places. In the chapter on the drive, the converter harmonics and the rotor heating they cause, which matters far more at high speed than at mains frequency because those losses land in a rotor that the air gap and the retaining sleeve keep thermally isolated. And in the industrial case-study chapter, the test rig, the instrumentation and the loss segregation of a high-speed machine, where the electrical methods run out and calorimetry has to take over. We would like that one written in enough detail that a reader could repeat it, because most books state results without saying how they were obtained. About eleven pages between the two. Everyone who contributes is named at the head of the chapter, and once the publisher has approved the proposal we will send you the detailed structure.</w:t>
-      </w:r>
-    </w:p>
-    <w:p>
-      <w:pPr>
-        <w:jc w:val="both"/>
-      </w:pPr>
-      <w:r>
-        <w:t>Could you write us a short letter of support? We would send it to the publisher together with the proposal, and we think such letters will make the application considerably stronger. A draft is attached, which you are free to change as you wish.</w:t>
-      </w:r>
-    </w:p>
-    <w:p>
-      <w:pPr>
-        <w:jc w:val="both"/>
-      </w:pPr>
-      <w:r>
-        <w:t>Looking forward to hearing from you.</w:t>
-      </w:r>
-    </w:p>
-    <w:p>
-      <w:pPr>
-        <w:jc w:val="both"/>
-      </w:pPr>
-      <w:r>
-        <w:t>BR, Hüseyin</w:t>
-      </w:r>
-    </w:p>
-    <w:p>
-      <w:r>
-        <w:br w:type="page"/>
-      </w:r>
-    </w:p>
-    <w:p>
-      <w:pPr>
-        <w:pStyle w:val="Heading2"/>
-      </w:pPr>
-      <w:r>
-        <w:t>Marko Hinkkanen — control at low pulse ratios</w:t>
-      </w:r>
-    </w:p>
-    <w:p>
-      <w:pPr>
-        <w:jc w:val="both"/>
-      </w:pPr>
-      <w:r>
-        <w:t>*HOLD. Chapter 11 has one owner, Pasi Peltoniemi, who has already agreed to lead it, and</w:t>
-      </w:r>
-    </w:p>
-    <w:p>
-      <w:pPr>
-        <w:jc w:val="both"/>
-      </w:pPr>
-      <w:r>
-        <w:t>under the one-chapter-one-owner rule Hinkkanen cannot own a chapter somebody else owns.</w:t>
-      </w:r>
-    </w:p>
-    <w:p>
-      <w:pPr>
-        <w:jc w:val="both"/>
-      </w:pPr>
-      <w:r>
-        <w:t>Peltoniemi's email asks him to build the team; wait for his answer. If he wants Hinkkanen,</w:t>
-      </w:r>
-    </w:p>
-    <w:p>
-      <w:pPr>
-        <w:jc w:val="both"/>
-      </w:pPr>
-      <w:r>
-        <w:t>the invitation comes from him, not from us. If he names someone else, this is closed.*</w:t>
-      </w:r>
-    </w:p>
-    <w:p>
-      <w:pPr>
-        <w:jc w:val="both"/>
-      </w:pPr>
-      <w:r>
-        <w:t>*Otherwise, he is at Aalto and has not met Hüseyin, so this is a two-step approach like Wrobel's and</w:t>
-      </w:r>
-    </w:p>
-    <w:p>
-      <w:pPr>
-        <w:jc w:val="both"/>
-      </w:pPr>
-      <w:r>
-        <w:t>Saari's: the first email asks only whether the subject interests him and attaches nothing.</w:t>
-      </w:r>
-    </w:p>
-    <w:p>
-      <w:pPr>
-        <w:jc w:val="both"/>
-      </w:pPr>
-      <w:r>
-        <w:t>An introduction from Juha, or from Anouar Belahcen at the same university, would help; and</w:t>
-      </w:r>
-    </w:p>
-    <w:p>
-      <w:pPr>
-        <w:jc w:val="both"/>
-      </w:pPr>
-      <w:r>
-        <w:t>if it turns out Hüseyin does know him, the two emails collapse into one.*</w:t>
+        <w:t>from Juha or from Anouar Belahcen at the same university would help.*</w:t>
       </w:r>
     </w:p>
     <w:p>
@@ -1491,7 +1411,7 @@
         <w:jc w:val="both"/>
       </w:pPr>
       <w:r>
-        <w:t>One of its chapters treats the drive as the element that decides which machines can be built at all. The converter half of that chapter is being written by Pasi Peltoniemi at LUT, and the part we would like to ask you for is the control half: what changes when the fundamental frequency is high enough that the pulse ratio falls to ten or below. Current regulation and overmodulation at low pulse ratios, position sensing and sensorless operation at kilohertz fundamental frequency, and run-up through the critical speeds together with field weakening and protection. About ten pages.</w:t>
+        <w:t>The book is organised so that each chapter has a single author who is responsible for it. One of them is Chapter 12, Control at high fundamental frequency, about eighteen pages, and we would like to offer it to you.</w:t>
       </w:r>
     </w:p>
     <w:p>
@@ -1499,7 +1419,7 @@
         <w:jc w:val="both"/>
       </w:pPr>
       <w:r>
-        <w:t>We ask because that material does not seem to be set out anywhere for a designer. Control methods are usually developed and demonstrated where the converter can still be treated as a continuous voltage source, and whether they survive at a pulse ratio of eight is left open.</w:t>
+        <w:t>Its subject is what happens when the fundamental frequency is high enough that only eight or ten pulses fall in a period. Current regulation, overmodulation and six-step operation on that basis; position sensing and sensorless operation where the back-EMF is generous but the sampling is not; run-up through the critical speeds; field weakening and protection. Chapter 11, on the converter itself, is written by Pasi Peltoniemi at LUT and hands the pulse ratio to you.</w:t>
       </w:r>
     </w:p>
     <w:p>
@@ -1507,7 +1427,7 @@
         <w:jc w:val="both"/>
       </w:pPr>
       <w:r>
-        <w:t>You would certainly not need to write it alone. Colleagues from your group or your wider network would be very welcome, and everyone who contributes is named at the head of the chapter. The book will also carry companion Python notebooks reproducing its figures and design calculations, and if that overlaps with your group's own simulation work, so much the better.</w:t>
+        <w:t>We ask because that material does not seem to be set out anywhere for a designer. Control methods are usually developed and demonstrated where the converter can still be treated as a continuous voltage source, and whether they survive at a pulse ratio of eight is left open. Owning the chapter would mean you decide what it contains, and whether to write it alone or with colleagues of your own choosing; everyone who contributes is named at the head of the chapter. The book will also carry companion Python notebooks reproducing its figures and design calculations, and if that overlaps with your group's own simulation work, so much the better.</w:t>
       </w:r>
     </w:p>
     <w:p>
@@ -1555,10 +1475,7 @@
         <w:jc w:val="both"/>
       </w:pPr>
       <w:r>
-        <w:rPr>
-          <w:i/>
-        </w:rPr>
-        <w:t>Attach Chapter 1, the annotated table of contents, and the draft letter of support.</w:t>
+        <w:t>*Attach the clean Chapter 1, `Annotated_TOC_for_contributors.docx` and the draft letter.</w:t>
       </w:r>
     </w:p>
     <w:p>
@@ -1566,55 +1483,7 @@
         <w:jc w:val="both"/>
       </w:pPr>
       <w:r>
-        <w:t>Dear Professor Hinkkanen,</w:t>
-      </w:r>
-    </w:p>
-    <w:p>
-      <w:pPr>
-        <w:jc w:val="both"/>
-      </w:pPr>
-      <w:r>
-        <w:t>Thank you, I am glad the subject interests you. I attach the completed introductory chapter and the annotated table of contents so that you can see where your sections would sit and what the book is arguing; the control sections are 11.8 to 11.10.</w:t>
-      </w:r>
-    </w:p>
-    <w:p>
-      <w:pPr>
-        <w:jc w:val="both"/>
-      </w:pPr>
-      <w:r>
-        <w:t>One further request, if you are willing. We are collecting short letters of support to send to Wiley together with the proposal. Letters from the named contributors carry real weight with a publisher's reviewers, because they show that the people listed exist, have agreed, and see the need for the book from their own field. I attach a draft to show what such a letter usually contains; please change it as you see fit, or write something quite different if you would rather.</w:t>
-      </w:r>
-    </w:p>
-    <w:p>
-      <w:pPr>
-        <w:jc w:val="both"/>
-      </w:pPr>
-      <w:r>
-        <w:t>I would also gladly put you in touch with Pasi Peltoniemi, so that the two halves of the chapter can be planned together from the start.</w:t>
-      </w:r>
-    </w:p>
-    <w:p>
-      <w:pPr>
-        <w:jc w:val="both"/>
-      </w:pPr>
-      <w:r>
-        <w:t>Yours sincerely,</w:t>
-      </w:r>
-    </w:p>
-    <w:p>
-      <w:pPr>
-        <w:jc w:val="both"/>
-      </w:pPr>
-      <w:r>
-        <w:t>Hüseyin Canseven</w:t>
-      </w:r>
-    </w:p>
-    <w:p>
-      <w:pPr>
-        <w:jc w:val="both"/>
-      </w:pPr>
-      <w:r>
-        <w:t>LUT University</w:t>
+        <w:t>Offer to put him in touch with Peltoniemi, so that Chapters 11 and 12 are planned together.*</w:t>
       </w:r>
     </w:p>
     <w:p>
@@ -1627,18 +1496,64 @@
         <w:pStyle w:val="Heading2"/>
       </w:pPr>
       <w:r>
-        <w:t>Bearing application specialist — lubrication, life and seals</w:t>
+        <w:t>Paavo Rasilo — Chapter 9, core, rotor and aerodynamic losses</w:t>
       </w:r>
     </w:p>
     <w:p>
       <w:pPr>
         <w:jc w:val="both"/>
       </w:pPr>
+      <w:r>
+        <w:t>*Cold approach to Tampere, two steps. Note the one gap honestly: the aerodynamic section is</w:t>
+      </w:r>
+    </w:p>
+    <w:p>
+      <w:pPr>
+        <w:jc w:val="both"/>
+      </w:pPr>
+      <w:r>
+        <w:t>not his field, and the email says so and offers a co-author for it rather than leaving him to</w:t>
+      </w:r>
+    </w:p>
+    <w:p>
+      <w:pPr>
+        <w:jc w:val="both"/>
+      </w:pPr>
+      <w:r>
+        <w:t>discover it.*</w:t>
+      </w:r>
+    </w:p>
+    <w:p>
+      <w:pPr>
+        <w:pStyle w:val="Heading3"/>
+      </w:pPr>
+      <w:r>
+        <w:t>First email — is the subject of interest?</w:t>
+      </w:r>
+    </w:p>
+    <w:p>
+      <w:pPr>
+        <w:jc w:val="both"/>
+      </w:pPr>
+      <w:r>
+        <w:t>Dear Professor Rasilo,</w:t>
+      </w:r>
+    </w:p>
+    <w:p>
+      <w:pPr>
+        <w:jc w:val="both"/>
+      </w:pPr>
+      <w:r>
+        <w:t xml:space="preserve">I am a researcher at LUT University working on high-speed electrical machines, and together with Ilya Petrov and Juha Pyrhönen I am preparing a proposal to Wiley-IEEE Press for a book on high-speed electrical machines and drives, written as a companion to </w:t>
+      </w:r>
       <w:r>
         <w:rPr>
           <w:i/>
         </w:rPr>
-        <w:t>Identify the person first; Jussi Sopanen is the natural person to ask for a name.</w:t>
+        <w:t>Design of Rotating Electrical Machines</w:t>
+      </w:r>
+      <w:r>
+        <w:t>.</w:t>
       </w:r>
     </w:p>
     <w:p>
@@ -1646,7 +1561,7 @@
         <w:jc w:val="both"/>
       </w:pPr>
       <w:r>
-        <w:t>Hello [name],</w:t>
+        <w:t>The book is organised so that each chapter has a single author responsible for it, and we would like to offer you Chapter 9: Core, rotor and aerodynamic losses at high speed. About thirty pages.</w:t>
       </w:r>
     </w:p>
     <w:p>
@@ -1654,7 +1569,7 @@
         <w:jc w:val="both"/>
       </w:pPr>
       <w:r>
-        <w:t>We are preparing a proposal to Wiley-IEEE Press for a new book on high-speed electrical machines together with Ilya Petrov and Juha Pyrhönen, and we would like you to contribute to it.</w:t>
+        <w:t>The premise of the chapter is that loss models fitted at or near mains frequency do not extrapolate to two kilohertz. Loss separation loses much of its meaning as the frequency rises; the soft magnetic materials have to be compared as design choices rather than as datasheet entries, thin-gauge silicon iron against cobalt iron, amorphous and composites; and the degradation that cutting, stacking and joining inflict on them is itself frequency dependent, so the correction factors in common use have no dependable basis in this range. The rotor side has equal weight: surface and harmonic losses, eddy currents in sleeves, rings and magnets, magnet segmentation, and solid-rotor loss modelling.</w:t>
       </w:r>
     </w:p>
     <w:p>
@@ -1662,7 +1577,7 @@
         <w:jc w:val="both"/>
       </w:pPr>
       <w:r>
-        <w:t>We started outlining the book, but we will wait for the publisher's approval before we start writing it. For the book proposal, we will initially submit a complete introductory chapter and an annotated table of contents.</w:t>
+        <w:t>One part of the chapter is outside your field and we would rather say so than let you find it: §9.8 covers the aerodynamic and windage losses of the air gap. Owning the chapter would mean you bring in a co-author for that section, and Juha Saari, whose correlations the field still uses, is the natural name; we can introduce you. Everyone who contributes is named at the head of the chapter.</w:t>
       </w:r>
     </w:p>
     <w:p>
@@ -1670,7 +1585,7 @@
         <w:jc w:val="both"/>
       </w:pPr>
       <w:r>
-        <w:t>One chapter is about bearings, lubrication and seals for high-speed rotors, and we expect it to be the chapter an industrial reader opens first, because the first question anyone asks about a high-speed machine is which bearing, lubricated how, and lasting how long. The rotor-bearing interaction and the fluid-film, air-foil and magnetic bearings would be written by Jussi Sopanen's group at LUT University. We would like to ask you for the practical side: hybrid ceramic bearings, cage design and preload, the lubrication regimes from grease through oil mist to under-race oil, Dn limits and life at high speed, and the seals. Everyone who contributes is named at the head of the chapter. Once the publisher has approved the proposal, we will send you the detailed structure.</w:t>
+        <w:t>Nothing is binding at this stage: the publisher has not yet seen the proposal, and no writing would begin before a contract. For now I would simply like to know whether the subject interests you. I would gladly send you the completed introductory chapter and the annotated table of contents, or talk it through in a video call.</w:t>
       </w:r>
     </w:p>
     <w:p>
@@ -1678,7 +1593,7 @@
         <w:jc w:val="both"/>
       </w:pPr>
       <w:r>
-        <w:t>If you would like to join, could you write us a short letter of support? We would send it to the publisher together with the proposal, and we think such letters will make the application considerably stronger. A sample is attached, which you are free to change as you wish.</w:t>
+        <w:t>Yours sincerely,</w:t>
       </w:r>
     </w:p>
     <w:p>
@@ -1686,7 +1601,7 @@
         <w:jc w:val="both"/>
       </w:pPr>
       <w:r>
-        <w:t>Could you let us know by [date]? We plan to submit on [date].</w:t>
+        <w:t>Hüseyin Canseven</w:t>
       </w:r>
     </w:p>
     <w:p>
@@ -1694,15 +1609,26 @@
         <w:jc w:val="both"/>
       </w:pPr>
       <w:r>
-        <w:t>Best regards,</w:t>
+        <w:t>LUT University</w:t>
       </w:r>
     </w:p>
     <w:p>
       <w:pPr>
+        <w:pStyle w:val="Heading3"/>
+      </w:pPr>
+      <w:r>
+        <w:t>Second email — after he has said yes</w:t>
+      </w:r>
+    </w:p>
+    <w:p>
+      <w:pPr>
         <w:jc w:val="both"/>
       </w:pPr>
       <w:r>
-        <w:t>[signature]</w:t>
+        <w:rPr>
+          <w:i/>
+        </w:rPr>
+        <w:t>Attach the clean Chapter 1, `Annotated_TOC_for_contributors.docx` and the draft letter.</w:t>
       </w:r>
     </w:p>
     <w:p>
@@ -1715,7 +1641,7 @@
         <w:pStyle w:val="Heading2"/>
       </w:pPr>
       <w:r>
-        <w:t>Jenni Pippuri-Mäkeläinen — the Voltcar machine, and permission to publish it</w:t>
+        <w:t>Ahti Jaatinen-Värri and Jonna Tiainen — Chapter 13, the industrial case studies</w:t>
       </w:r>
     </w:p>
     <w:p>
@@ -1723,7 +1649,7 @@
         <w:jc w:val="both"/>
       </w:pPr>
       <w:r>
-        <w:t>*She manages the Voltcar project and is a colleague from it, so this is a warm approach.</w:t>
+        <w:t>*One email to both, since they would own the chapter jointly; Ahti is the LUT colleague and</w:t>
       </w:r>
     </w:p>
     <w:p>
@@ -1731,7 +1657,7 @@
         <w:jc w:val="both"/>
       </w:pPr>
       <w:r>
-        <w:t>Two asks, and the order matters: the permission question comes first because nine chapters</w:t>
+        <w:t>the natural point of contact. It states plainly which part is theirs and which part Ilya</w:t>
       </w:r>
     </w:p>
     <w:p>
@@ -1739,7 +1665,7 @@
         <w:jc w:val="both"/>
       </w:pPr>
       <w:r>
-        <w:t>depend on that machine, and the invitation to write second. The letter of support waits for</w:t>
+        <w:t>Petrov writes, so that the split is agreed rather than discovered.*</w:t>
       </w:r>
     </w:p>
     <w:p>
@@ -1747,23 +1673,7 @@
         <w:jc w:val="both"/>
       </w:pPr>
       <w:r>
-        <w:t>the follow-up; three asks in one email is too many.*</w:t>
-      </w:r>
-    </w:p>
-    <w:p>
-      <w:pPr>
-        <w:jc w:val="both"/>
-      </w:pPr>
-      <w:r>
-        <w:t>Hello Jenni,</w:t>
-      </w:r>
-    </w:p>
-    <w:p>
-      <w:pPr>
-        <w:jc w:val="both"/>
-      </w:pPr>
-      <w:r>
-        <w:t>I am writing about something that has grown out of Voltcar.</w:t>
+        <w:t>Hello Ahti and Jonna,</w:t>
       </w:r>
     </w:p>
     <w:p>
@@ -1788,7 +1698,7 @@
         <w:jc w:val="both"/>
       </w:pPr>
       <w:r>
-        <w:t>To make that concrete the book carries two machines through every chapter, from specification to measured performance, one industrial and one mobile. The mobile one is the Voltcar traction machine. It is specified in Chapter 2, and its rotor retention, rotordynamics, bearings, electromagnetic sizing, windings, losses, cooling and converter follow through Chapters 4 to 11 before the complete design is assembled and tested in Chapter 13. Nine chapters rest on it, and VTT and the project would be named wherever it appears.</w:t>
+        <w:t>Two machines are carried through every chapter from specification to measured performance, one industrial and one mobile, and the book closes with a case-study chapter for each. We would like to offer you Chapter 13, the industrial one: the gearless compressor drive that runs through the whole book, an organic Rankine cycle turbogenerator, manufacture and tolerance control, the test rig and loss segregation at high speed, qualification against API 617 and 541, IEC 60034-25 and the ISO balancing and vibration standards, and the failure modes with the design lessons drawn from them. About twenty-eight pages.</w:t>
       </w:r>
     </w:p>
     <w:p>
@@ -1796,7 +1706,7 @@
         <w:jc w:val="both"/>
       </w:pPr>
       <w:r>
-        <w:t>Which is why I am writing to you before anyone else rather than after. Before the proposal goes to Wiley we should know whether the project's results may be published in this form, and what the consortium agreement allows. If the answer is no, or only in part, we would far rather choose differently now than find out after a contract is signed. Could you tell me what applies, and whether others in the consortium need to agree as well?</w:t>
+        <w:t>The reason we are asking the two of you is that the chapter needs both sides of the machine. The driven machine, the compressor and the ORC turbine, is where the speed requirement originates and where the case has to be judged; that part is yours. The electrical machine of §13.1 would be written by Ilya Petrov as your co-author, since the industrial running machine is LUT's own two-megawatt solid-rotor design and the test results are ours. Jouni Ikäheimo at ABB is expected to write the manufacture and qualification sections, and Lassi Aarniovuori the loss segregation, both as co-authors you would coordinate.</w:t>
       </w:r>
     </w:p>
     <w:p>
@@ -1804,7 +1714,7 @@
         <w:jc w:val="both"/>
       </w:pPr>
       <w:r>
-        <w:t>Second, and separately: we would like you in the book. Chapter 13 presents the mobile case studies, and its first section is the Voltcar machine carried from specification to measured performance. That section ought to be written by the person who ran the project rather than by us reporting it second-hand. About seven pages. The chapter itself is ours, so you would be a co-author of it, named at the head of the chapter, with nothing expected of you beyond your own section.</w:t>
+        <w:t>Each chapter has a single owner who decides what it contains and answers for its coherence; for this one that would be the two of you together, with Ahti as our point of contact. Everyone who contributes is named at the head of the chapter.</w:t>
       </w:r>
     </w:p>
     <w:p>
@@ -1812,7 +1722,7 @@
         <w:jc w:val="both"/>
       </w:pPr>
       <w:r>
-        <w:t>I attach the completed introductory chapter and the annotated table of contents so that you can see the whole plan and where Voltcar sits in it. Nothing is binding at this stage: the publisher has not yet seen the proposal, and no writing would begin before a contract.</w:t>
+        <w:t>Nothing is binding at this stage: the publisher has not yet seen the proposal, and no writing would begin before a contract. For now I would like to know whether the idea interests you, and I would gladly send you the completed introductory chapter and the annotated table of contents, or talk it through whenever suits.</w:t>
       </w:r>
     </w:p>
     <w:p>
@@ -1820,7 +1730,7 @@
         <w:jc w:val="both"/>
       </w:pPr>
       <w:r>
-        <w:t>I would be glad to talk it through whenever suits you.</w:t>
+        <w:t>Looking forward to hearing from you.</w:t>
       </w:r>
     </w:p>
     <w:p>
@@ -1841,7 +1751,18 @@
         <w:pStyle w:val="Heading2"/>
       </w:pPr>
       <w:r>
-        <w:t>Aerospace contributor — high-specific-power generator case study</w:t>
+        <w:t>Bearing application specialist — lubrication, life and seals</w:t>
+      </w:r>
+    </w:p>
+    <w:p>
+      <w:pPr>
+        <w:jc w:val="both"/>
+      </w:pPr>
+      <w:r>
+        <w:rPr>
+          <w:i/>
+        </w:rPr>
+        <w:t>Identify the person first; Jussi Sopanen is the natural person to ask for a name.</w:t>
       </w:r>
     </w:p>
     <w:p>
@@ -1873,7 +1794,7 @@
         <w:jc w:val="both"/>
       </w:pPr>
       <w:r>
-        <w:t>The book closes with case studies, and one of them should be an aerospace generator, as the extreme of the mass-limited design that runs through the whole text: the specification, the design decisions that differ from those of a traction machine, and the test and qualification programme. Measured data would make the section, but a design study with representative numbers would serve if nothing can be released. Everyone who contributes is named at the head of the chapter. Once the publisher has approved the proposal, we will send you the detailed structure.</w:t>
+        <w:t>One chapter is about bearings, lubrication and seals for high-speed rotors, and we expect it to be the chapter an industrial reader opens first, because the first question anyone asks about a high-speed machine is which bearing, lubricated how, and lasting how long. The rotor-bearing interaction and the fluid-film, air-foil and magnetic bearings would be written by Jussi Sopanen's group at LUT University. We would like to ask you for the practical side: hybrid ceramic bearings, cage design and preload, the lubrication regimes from grease through oil mist to under-race oil, Dn limits and life at high speed, and the seals. Everyone who contributes is named at the head of the chapter. Once the publisher has approved the proposal, we will send you the detailed structure.</w:t>
       </w:r>
     </w:p>
     <w:p>
@@ -1906,6 +1827,169 @@
       </w:pPr>
       <w:r>
         <w:t>[signature]</w:t>
+      </w:r>
+    </w:p>
+    <w:p>
+      <w:r>
+        <w:br w:type="page"/>
+      </w:r>
+    </w:p>
+    <w:p>
+      <w:pPr>
+        <w:pStyle w:val="Heading2"/>
+      </w:pPr>
+      <w:r>
+        <w:t>Jenni Pippuri-Mäkeläinen — the Voltcar machine, and permission to publish it</w:t>
+      </w:r>
+    </w:p>
+    <w:p>
+      <w:pPr>
+        <w:jc w:val="both"/>
+      </w:pPr>
+      <w:r>
+        <w:t>*She manages the Voltcar project and is a colleague from it, so this is a warm approach.</w:t>
+      </w:r>
+    </w:p>
+    <w:p>
+      <w:pPr>
+        <w:jc w:val="both"/>
+      </w:pPr>
+      <w:r>
+        <w:t>Two asks, and the order matters: the permission question comes first because ten chapters</w:t>
+      </w:r>
+    </w:p>
+    <w:p>
+      <w:pPr>
+        <w:jc w:val="both"/>
+      </w:pPr>
+      <w:r>
+        <w:t>depend on that machine, and the offer of Chapter 14 second. The letter of support waits for</w:t>
+      </w:r>
+    </w:p>
+    <w:p>
+      <w:pPr>
+        <w:jc w:val="both"/>
+      </w:pPr>
+      <w:r>
+        <w:t>the follow-up; three asks in one email is too many.*</w:t>
+      </w:r>
+    </w:p>
+    <w:p>
+      <w:pPr>
+        <w:jc w:val="both"/>
+      </w:pPr>
+      <w:r>
+        <w:t>Hello Jenni,</w:t>
+      </w:r>
+    </w:p>
+    <w:p>
+      <w:pPr>
+        <w:jc w:val="both"/>
+      </w:pPr>
+      <w:r>
+        <w:t>I am writing about something that has grown out of Voltcar.</w:t>
+      </w:r>
+    </w:p>
+    <w:p>
+      <w:pPr>
+        <w:jc w:val="both"/>
+      </w:pPr>
+      <w:r>
+        <w:t xml:space="preserve">Together with Ilya Petrov and Juha Pyrhönen I am preparing a proposal to Wiley-IEEE Press for a book on high-speed electrical machines and drives, written as a companion to </w:t>
+      </w:r>
+      <w:r>
+        <w:rPr>
+          <w:i/>
+        </w:rPr>
+        <w:t>Design of Rotating Electrical Machines</w:t>
+      </w:r>
+      <w:r>
+        <w:t>. It is a design book, and its argument is that high-speed design runs the opposite way from conventional practice: the mechanical and rotordynamic limits fix the rotor first, the converter fixes the admissible pole number, and the electromagnetic design is fitted into what remains.</w:t>
+      </w:r>
+    </w:p>
+    <w:p>
+      <w:pPr>
+        <w:jc w:val="both"/>
+      </w:pPr>
+      <w:r>
+        <w:t>To make that concrete the book carries two machines through every chapter, from specification to measured performance, one industrial and one mobile. The mobile one is the Voltcar traction machine. It is specified in Chapter 2, and its rotor retention, rotordynamics, bearings, electromagnetic sizing, windings, losses, cooling, converter and control follow through Chapters 4 to 12 before the complete design is assembled and tested in Chapter 14. Ten chapters rest on it, and VTT and the project would be named wherever it appears.</w:t>
+      </w:r>
+    </w:p>
+    <w:p>
+      <w:pPr>
+        <w:jc w:val="both"/>
+      </w:pPr>
+      <w:r>
+        <w:t>Which is why I am writing to you before anyone else rather than after. Before the proposal goes to Wiley we should know whether the project's results may be published in this form, and what the consortium agreement allows. If the answer is no, or only in part, we would far rather choose differently now than find out after a contract is signed. Could you tell me what applies, and whether others in the consortium need to agree as well?</w:t>
+      </w:r>
+    </w:p>
+    <w:p>
+      <w:pPr>
+        <w:jc w:val="both"/>
+      </w:pPr>
+      <w:r>
+        <w:t>Second, and separately: we would like you in the book. Each chapter has one author responsible for it, and we would like to offer you Chapter 14, the mobile case studies, about thirty pages. Its first section is the Voltcar machine carried from specification to measured performance, which ought to be written by the person who ran the project rather than by us reporting it second-hand. The chapter also covers a high-specific-power aerospace generator and an electrically assisted turbocharger above 100 000 r/min, and you would bring in co-authors for those rather than write them yourself; we can suggest names. The closing section, where the industrial and the mobile paradigms are compared with the finished designs in hand, we would write with you, since it is the argument the whole book has been building. Everyone who contributes is named at the head of the chapter.</w:t>
+      </w:r>
+    </w:p>
+    <w:p>
+      <w:pPr>
+        <w:jc w:val="both"/>
+      </w:pPr>
+      <w:r>
+        <w:t>I attach the completed introductory chapter and the annotated table of contents so that you can see the whole plan and where Voltcar sits in it. Nothing is binding at this stage: the publisher has not yet seen the proposal, and no writing would begin before a contract.</w:t>
+      </w:r>
+    </w:p>
+    <w:p>
+      <w:pPr>
+        <w:jc w:val="both"/>
+      </w:pPr>
+      <w:r>
+        <w:t>I would be glad to talk it through whenever suits you.</w:t>
+      </w:r>
+    </w:p>
+    <w:p>
+      <w:pPr>
+        <w:jc w:val="both"/>
+      </w:pPr>
+      <w:r>
+        <w:t>BR, Hüseyin</w:t>
+      </w:r>
+    </w:p>
+    <w:p>
+      <w:r>
+        <w:br w:type="page"/>
+      </w:r>
+    </w:p>
+    <w:p>
+      <w:pPr>
+        <w:pStyle w:val="Heading2"/>
+      </w:pPr>
+      <w:r>
+        <w:t>Aerospace and e-turbocharger contributors — not ours to invite</w:t>
+      </w:r>
+    </w:p>
+    <w:p>
+      <w:pPr>
+        <w:jc w:val="both"/>
+      </w:pPr>
+      <w:r>
+        <w:t>*Sections 14.2 and 14.3 sit inside Chapter 14, which belongs to Jenni Pippuri-Mäkeläinen.</w:t>
+      </w:r>
+    </w:p>
+    <w:p>
+      <w:pPr>
+        <w:jc w:val="both"/>
+      </w:pPr>
+      <w:r>
+        <w:t>Under the one-chapter-one-owner rule she recruits them, and we suggest names if she asks.</w:t>
+      </w:r>
+    </w:p>
+    <w:p>
+      <w:pPr>
+        <w:jc w:val="both"/>
+      </w:pPr>
+      <w:r>
+        <w:t>Nothing to send.*</w:t>
       </w:r>
     </w:p>
     <w:sectPr>

--- a/chapter1/Invitation_Emails.docx
+++ b/chapter1/Invitation_Emails.docx
@@ -1839,7 +1839,7 @@
         <w:pStyle w:val="Heading2"/>
       </w:pPr>
       <w:r>
-        <w:t>Jenni Pippuri-Mäkeläinen — the Voltcar machine, and permission to publish it</w:t>
+        <w:t>Jenni Pippuri-Mäkeläinen — the Voltcar machine and Chapter 14</w:t>
       </w:r>
     </w:p>
     <w:p>
@@ -1847,7 +1847,7 @@
         <w:jc w:val="both"/>
       </w:pPr>
       <w:r>
-        <w:t>*She manages the Voltcar project and is a colleague from it, so this is a warm approach.</w:t>
+        <w:t>*Sent (Hüseyin's version). She manages the Voltcar project and is a friend of the group, so</w:t>
       </w:r>
     </w:p>
     <w:p>
@@ -1855,7 +1855,7 @@
         <w:jc w:val="both"/>
       </w:pPr>
       <w:r>
-        <w:t>Two asks, and the order matters: the permission question comes first because ten chapters</w:t>
+        <w:t>no chapter or table of contents goes with it and the letter of support is asked for in the</w:t>
       </w:r>
     </w:p>
     <w:p>
@@ -1863,7 +1863,7 @@
         <w:jc w:val="both"/>
       </w:pPr>
       <w:r>
-        <w:t>depend on that machine, and the offer of Chapter 14 second. The letter of support waits for</w:t>
+        <w:t>same email rather than in a follow-up. The consortium's permission to publish the Voltcar</w:t>
       </w:r>
     </w:p>
     <w:p>
@@ -1871,7 +1871,31 @@
         <w:jc w:val="both"/>
       </w:pPr>
       <w:r>
-        <w:t>the follow-up; three asks in one email is too many.*</w:t>
+        <w:t>results is not raised here; it is carried instead in the support letter, where she states</w:t>
+      </w:r>
+    </w:p>
+    <w:p>
+      <w:pPr>
+        <w:jc w:val="both"/>
+      </w:pPr>
+      <w:r>
+        <w:t>that she will obtain it — which is the right place for it, since the machine is hers to</w:t>
+      </w:r>
+    </w:p>
+    <w:p>
+      <w:pPr>
+        <w:jc w:val="both"/>
+      </w:pPr>
+      <w:r>
+        <w:t>clear and the publisher is the party who needs to know.</w:t>
+      </w:r>
+    </w:p>
+    <w:p>
+      <w:pPr>
+        <w:jc w:val="both"/>
+      </w:pPr>
+      <w:r>
+        <w:t>Attachment: `letters/Support_Letter_Pippuri-Makelainen.docx`.*</w:t>
       </w:r>
     </w:p>
     <w:p>
@@ -1895,16 +1919,7 @@
         <w:jc w:val="both"/>
       </w:pPr>
       <w:r>
-        <w:t xml:space="preserve">Together with Ilya Petrov and Juha Pyrhönen I am preparing a proposal to Wiley-IEEE Press for a book on high-speed electrical machines and drives, written as a companion to </w:t>
-      </w:r>
-      <w:r>
-        <w:rPr>
-          <w:i/>
-        </w:rPr>
-        <w:t>Design of Rotating Electrical Machines</w:t>
-      </w:r>
-      <w:r>
-        <w:t>. It is a design book, and its argument is that high-speed design runs the opposite way from conventional practice: the mechanical and rotordynamic limits fix the rotor first, the converter fixes the admissible pole number, and the electromagnetic design is fitted into what remains.</w:t>
+        <w:t>Together with Ilya and Juha we are preparing a proposal to Wiley-IEEE Press for a book on high-speed electrical machines and drives. It is a design book, and its argument is that high-speed design runs the opposite way from conventional practice: the mechanical and rotordynamic limits fix the rotor first, the converter fixes the admissible pole number, and the electromagnetic design is fitted into what remains.</w:t>
       </w:r>
     </w:p>
     <w:p>
@@ -1912,7 +1927,7 @@
         <w:jc w:val="both"/>
       </w:pPr>
       <w:r>
-        <w:t>To make that concrete the book carries two machines through every chapter, from specification to measured performance, one industrial and one mobile. The mobile one is the Voltcar traction machine. It is specified in Chapter 2, and its rotor retention, rotordynamics, bearings, electromagnetic sizing, windings, losses, cooling, converter and control follow through Chapters 4 to 12 before the complete design is assembled and tested in Chapter 14. Ten chapters rest on it, and VTT and the project would be named wherever it appears.</w:t>
+        <w:t>To make that concrete the book carries two machines, from specification to measured performance, one industrial and one mobile. The mobile one might be the Voltcar machine. It will be specified in rotor retention, rotordynamics, bearings, electromagnetic sizing, windings, losses, cooling, converter and control follow, and complete design and tests. Some of the chapters rest on it, and VTT and the Voltcar project would be named wherever it appears.</w:t>
       </w:r>
     </w:p>
     <w:p>
@@ -1920,7 +1935,7 @@
         <w:jc w:val="both"/>
       </w:pPr>
       <w:r>
-        <w:t>Which is why I am writing to you before anyone else rather than after. Before the proposal goes to Wiley we should know whether the project's results may be published in this form, and what the consortium agreement allows. If the answer is no, or only in part, we would far rather choose differently now than find out after a contract is signed. Could you tell me what applies, and whether others in the consortium need to agree as well?</w:t>
+        <w:t>We would like you in the book. Each chapter has one author responsible for it, and we would like to offer you a mobile case studies chapter. Its first section is the Voltcar machine carried from specification to measured performance, which ought to be written by the person who ran the project rather than by us. The chapter also covers a high-specific-power machine for aerospace applications and an electrically assisted turbocharger above 100 000 r/min, and you would bring in co-authors for those rather than write them yourself. The closing section, where the industrial and the mobile paradigms are compared with the finished designs in hand, we would write with you, since it is the argument the whole book has been building. Everyone who contributes is named at the head of the chapter.</w:t>
       </w:r>
     </w:p>
     <w:p>
@@ -1928,7 +1943,7 @@
         <w:jc w:val="both"/>
       </w:pPr>
       <w:r>
-        <w:t>Second, and separately: we would like you in the book. Each chapter has one author responsible for it, and we would like to offer you Chapter 14, the mobile case studies, about thirty pages. Its first section is the Voltcar machine carried from specification to measured performance, which ought to be written by the person who ran the project rather than by us reporting it second-hand. The chapter also covers a high-specific-power aerospace generator and an electrically assisted turbocharger above 100 000 r/min, and you would bring in co-authors for those rather than write them yourself; we can suggest names. The closing section, where the industrial and the mobile paradigms are compared with the finished designs in hand, we would write with you, since it is the argument the whole book has been building. Everyone who contributes is named at the head of the chapter.</w:t>
+        <w:t>If you would like to join, could you write us a short letter of support? We would send it to the publisher together with the proposal, and we think such letters will make the application considerably stronger. A sample is attached, which you are free to change as you wish.</w:t>
       </w:r>
     </w:p>
     <w:p>
@@ -1936,15 +1951,7 @@
         <w:jc w:val="both"/>
       </w:pPr>
       <w:r>
-        <w:t>I attach the completed introductory chapter and the annotated table of contents so that you can see the whole plan and where Voltcar sits in it. Nothing is binding at this stage: the publisher has not yet seen the proposal, and no writing would begin before a contract.</w:t>
-      </w:r>
-    </w:p>
-    <w:p>
-      <w:pPr>
-        <w:jc w:val="both"/>
-      </w:pPr>
-      <w:r>
-        <w:t>I would be glad to talk it through whenever suits you.</w:t>
+        <w:t>Looking forward to hearing from you.</w:t>
       </w:r>
     </w:p>
     <w:p>

--- a/chapter1/Invitation_Emails.docx
+++ b/chapter1/Invitation_Emails.docx
@@ -1504,7 +1504,7 @@
         <w:jc w:val="both"/>
       </w:pPr>
       <w:r>
-        <w:t>*Cold approach to Tampere, two steps. Note the one gap honestly: the aerodynamic section is</w:t>
+        <w:t>*Sent (Hüseyin's version). Not a cold approach after all — he is in the same Centre of</w:t>
       </w:r>
     </w:p>
     <w:p>
@@ -1512,7 +1512,7 @@
         <w:jc w:val="both"/>
       </w:pPr>
       <w:r>
-        <w:t>not his field, and the email says so and offers a co-author for it rather than leaving him to</w:t>
+        <w:t>Excellence, so it goes in one step and asks for the letter of support directly.</w:t>
       </w:r>
     </w:p>
     <w:p>
@@ -1520,15 +1520,15 @@
         <w:jc w:val="both"/>
       </w:pPr>
       <w:r>
-        <w:t>discover it.*</w:t>
+        <w:t>Attachment: `letters/Support_Letter_Rasilo.docx`.</w:t>
       </w:r>
     </w:p>
     <w:p>
       <w:pPr>
-        <w:pStyle w:val="Heading3"/>
+        <w:jc w:val="both"/>
       </w:pPr>
       <w:r>
-        <w:t>First email — is the subject of interest?</w:t>
+        <w:t>The §9.8 gap is not spelled out here; the email says he may share the work with his group or</w:t>
       </w:r>
     </w:p>
     <w:p>
@@ -1536,7 +1536,7 @@
         <w:jc w:val="both"/>
       </w:pPr>
       <w:r>
-        <w:t>Dear Professor Rasilo,</w:t>
+        <w:t>network, and the annotated table of contents already names J. Saari for that section, so he</w:t>
       </w:r>
     </w:p>
     <w:p>
@@ -1544,16 +1544,7 @@
         <w:jc w:val="both"/>
       </w:pPr>
       <w:r>
-        <w:t xml:space="preserve">I am a researcher at LUT University working on high-speed electrical machines, and together with Ilya Petrov and Juha Pyrhönen I am preparing a proposal to Wiley-IEEE Press for a book on high-speed electrical machines and drives, written as a companion to </w:t>
-      </w:r>
-      <w:r>
-        <w:rPr>
-          <w:i/>
-        </w:rPr>
-        <w:t>Design of Rotating Electrical Machines</w:t>
-      </w:r>
-      <w:r>
-        <w:t>.</w:t>
+        <w:t>will see it there. The draft letter has him say he would bring in a co-author for the</w:t>
       </w:r>
     </w:p>
     <w:p>
@@ -1561,7 +1552,7 @@
         <w:jc w:val="both"/>
       </w:pPr>
       <w:r>
-        <w:t>The book is organised so that each chapter has a single author responsible for it, and we would like to offer you Chapter 9: Core, rotor and aerodynamic losses at high speed. About thirty pages.</w:t>
+        <w:t>aerodynamic sections rather than extend his own field into them.*</w:t>
       </w:r>
     </w:p>
     <w:p>
@@ -1569,7 +1560,7 @@
         <w:jc w:val="both"/>
       </w:pPr>
       <w:r>
-        <w:t>The premise of the chapter is that loss models fitted at or near mains frequency do not extrapolate to two kilohertz. Loss separation loses much of its meaning as the frequency rises; the soft magnetic materials have to be compared as design choices rather than as datasheet entries, thin-gauge silicon iron against cobalt iron, amorphous and composites; and the degradation that cutting, stacking and joining inflict on them is itself frequency dependent, so the correction factors in common use have no dependable basis in this range. The rotor side has equal weight: surface and harmonic losses, eddy currents in sleeves, rings and magnets, magnet segmentation, and solid-rotor loss modelling.</w:t>
+        <w:t>Hello Paavo,</w:t>
       </w:r>
     </w:p>
     <w:p>
@@ -1577,7 +1568,7 @@
         <w:jc w:val="both"/>
       </w:pPr>
       <w:r>
-        <w:t>One part of the chapter is outside your field and we would rather say so than let you find it: §9.8 covers the aerodynamic and windage losses of the air gap. Owning the chapter would mean you bring in a co-author for that section, and Juha Saari, whose correlations the field still uses, is the natural name; we can introduce you. Everyone who contributes is named at the head of the chapter.</w:t>
+        <w:t>Together with Ilya and Juha we are preparing a proposal to Wiley-IEEE Press for a book on high-speed electrical machines and drives. I believe the topic of the book is strongly aligned with our CoE project.</w:t>
       </w:r>
     </w:p>
     <w:p>
@@ -1585,7 +1576,7 @@
         <w:jc w:val="both"/>
       </w:pPr>
       <w:r>
-        <w:t>Nothing is binding at this stage: the publisher has not yet seen the proposal, and no writing would begin before a contract. For now I would simply like to know whether the subject interests you. I would gladly send you the completed introductory chapter and the annotated table of contents, or talk it through in a video call.</w:t>
+        <w:t>We started outlining the book, but we will wait for the publisher's approval before we start writing it. For the book proposal, we will initially submit a complete introductory chapter and an annotated table of contents.</w:t>
       </w:r>
     </w:p>
     <w:p>
@@ -1593,7 +1584,7 @@
         <w:jc w:val="both"/>
       </w:pPr>
       <w:r>
-        <w:t>Yours sincerely,</w:t>
+        <w:t>One chapter is about the core, and rotor losses at high speed. The premise of the chapter is that loss models fitted at or near mains frequency do not extrapolate to fews of kilohertz. Loss separation loses much of its meaning as the frequency rises. The soft magnetic materials have to be compared as design choices rather than as datasheet entries, thin-gauge silicon iron against cobalt iron, amorphous and composites; and the degradation that cutting, stacking and joining inflict on them is itself frequency dependent, so the correction factors in common use have no dependable basis in this range. The rotor side has equal weight: surface and harmonic losses, eddy currents in sleeves, rings and magnets, magnet segmentation, and solid-rotor loss modelling.</w:t>
       </w:r>
     </w:p>
     <w:p>
@@ -1601,7 +1592,7 @@
         <w:jc w:val="both"/>
       </w:pPr>
       <w:r>
-        <w:t>Hüseyin Canseven</w:t>
+        <w:t>We do not expect you to write all of it yourself. You are free to share the duties with your group or your wider network. Everyone who contributes is named at the head of the chapter. Once the publisher has approved the proposal, we will send you the detailed structure and settle the division of work with you.</w:t>
       </w:r>
     </w:p>
     <w:p>
@@ -1609,15 +1600,15 @@
         <w:jc w:val="both"/>
       </w:pPr>
       <w:r>
-        <w:t>LUT University</w:t>
+        <w:t>Could you write us a short letter of support? We would send it to the publisher together with the proposal, and we think such letters will make the application considerably stronger. A draft is attached, which you are free to change as you wish.</w:t>
       </w:r>
     </w:p>
     <w:p>
       <w:pPr>
-        <w:pStyle w:val="Heading3"/>
+        <w:jc w:val="both"/>
       </w:pPr>
       <w:r>
-        <w:t>Second email — after he has said yes</w:t>
+        <w:t>Looking forward to hearing from you.</w:t>
       </w:r>
     </w:p>
     <w:p>
@@ -1625,10 +1616,7 @@
         <w:jc w:val="both"/>
       </w:pPr>
       <w:r>
-        <w:rPr>
-          <w:i/>
-        </w:rPr>
-        <w:t>Attach the clean Chapter 1, `Annotated_TOC_for_contributors.docx` and the draft letter.</w:t>
+        <w:t>BR, Hüseyin</w:t>
       </w:r>
     </w:p>
     <w:p>

--- a/chapter1/Invitation_Emails.docx
+++ b/chapter1/Invitation_Emails.docx
@@ -632,7 +632,7 @@
         <w:jc w:val="both"/>
       </w:pPr>
       <w:r>
-        <w:t>Chapter 2 entire, with the windage section named as the fallback so that a no to the chapter</w:t>
+        <w:t>Chapter 2 entire, with §9.8 named as the fallback so that a no to the chapter is not a no</w:t>
       </w:r>
     </w:p>
     <w:p>
@@ -640,7 +640,7 @@
         <w:jc w:val="both"/>
       </w:pPr>
       <w:r>
-        <w:t>is not a no to the book. Attach the clean Chapter 1,</w:t>
+        <w:t>to the book. The chapter's contents are not recited here, because the annotated table of</w:t>
       </w:r>
     </w:p>
     <w:p>
@@ -648,7 +648,7 @@
         <w:jc w:val="both"/>
       </w:pPr>
       <w:r>
-        <w:t>`Annotated_TOC_for_contributors.docx` and the draft letter.*</w:t>
+        <w:t>contents carries the full abstract; the email says only what the chapter turns on.</w:t>
       </w:r>
     </w:p>
     <w:p>
@@ -656,7 +656,7 @@
         <w:jc w:val="both"/>
       </w:pPr>
       <w:r>
-        <w:t>Hi Juha,</w:t>
+        <w:t>Attach the clean Chapter 1, `Annotated_TOC_for_contributors.docx` and</w:t>
       </w:r>
     </w:p>
     <w:p>
@@ -664,7 +664,7 @@
         <w:jc w:val="both"/>
       </w:pPr>
       <w:r>
-        <w:t>Thank you, and noted on the address; I have changed it here and am writing to Upheat.</w:t>
+        <w:t>`letters/Support_Letter_Saari.docx`.*</w:t>
       </w:r>
     </w:p>
     <w:p>
@@ -672,7 +672,7 @@
         <w:jc w:val="both"/>
       </w:pPr>
       <w:r>
-        <w:t>One part is fine. Let me put a different shape of one part to you, though, because the book has changed since I wrote.</w:t>
+        <w:t>Hello Juha,</w:t>
       </w:r>
     </w:p>
     <w:p>
@@ -680,7 +680,7 @@
         <w:jc w:val="both"/>
       </w:pPr>
       <w:r>
-        <w:t>We have settled it on one rule: one chapter, one owner. A chapter divided among three or four contributors becomes three or four notations with nobody but us to reconcile them, and it gives the contributor a fragment inside somebody else's argument. So instead of three sections scattered through three chapters, I would like to offer you one chapter: Chapter 2, Applications and system architectures, thirty-four pages.</w:t>
+        <w:t>Thank you, and noted on the address — I am writing to Upheat.</w:t>
       </w:r>
     </w:p>
     <w:p>
@@ -688,7 +688,7 @@
         <w:jc w:val="both"/>
       </w:pPr>
       <w:r>
-        <w:t>That may well be less work than the three sections rather than more. It is one deliverable with one deadline and one context, instead of three that each have to be fitted into a chapter somebody else is writing. And you would own it: you decide what it contains, you decide whether to write it alone or with co-authors of your own choosing, which is where your offer of other names comes in, and you and they are named together at the head of the chapter.</w:t>
+        <w:t>One part is fine. Let me put a different shape of one part to you, though, because the book has settled since I wrote.</w:t>
       </w:r>
     </w:p>
     <w:p>
@@ -696,7 +696,7 @@
         <w:jc w:val="both"/>
       </w:pPr>
       <w:r>
-        <w:t>What the chapter has to do. It begins from the driven machine rather than the motor, because that is where the speed requirement originates: the aerodynamic optimum of a compressor or expander, not any electrical consideration, is what asks for 30 000 r/min. It then covers the gearless industrial units, compressors, aeration blowers, ORC and turbo-expanders, and the subsea and hermetic process machines. The high-temperature industrial heat pump has its own section as the driver currently pulling hardest on high-speed compression, and written from Upheat it would be new material rather than a survey; Wiley's editor asked us specifically for a focus on updated applications, so that section answers them directly. The mobile applications follow, traction, aerospace and electrically assisted turbocharging, and this is the part where a co-author would help most. The chapter closes with the architecture-selection logic, total cost of ownership against specific power, a survey of built machines, and the specification of the two machines carried through the rest of the book.</w:t>
+        <w:t>We now work on one rule: one chapter, one owner. A chapter split between three or four contributors becomes three or four notations that nobody but us can reconcile, and it leaves the contributor with a fragment inside somebody else's argument. So instead of three sections in three different chapters, I would like to offer you one chapter: Chapter 2, Applications and system architectures, thirty-four pages.</w:t>
       </w:r>
     </w:p>
     <w:p>
@@ -704,7 +704,7 @@
         <w:jc w:val="both"/>
       </w:pPr>
       <w:r>
-        <w:t>If a whole chapter is more than you want, say so plainly and there is no difficulty. The windage and air-gap section in Chapter 9 remains open and would be yours; you would come into it as Anouar Belahcen's co-author rather than through us, since he owns that chapter. Either is very welcome. I would simply rather offer you the chapter first.</w:t>
+        <w:t>That is probably less work than the three sections rather than more. It is one deliverable with one deadline and one context, instead of three that each have to be fitted into a chapter somebody else is writing. And it would be yours: you decide what it contains, and whether to write it alone or with co-authors of your own choosing, which is where your offer of other names comes in. Everyone who contributes is named at the head of the chapter.</w:t>
       </w:r>
     </w:p>
     <w:p>
@@ -712,7 +712,39 @@
         <w:jc w:val="both"/>
       </w:pPr>
       <w:r>
-        <w:t>One further thing, whenever you have had a chance to look. We are collecting short letters of support to send to Wiley with the proposal. Letters from named contributors carry real weight with a publisher's reviewers, because they show that the people listed exist and see the need for the book from their own field. I attach a draft, written for the chapter; if you prefer the smaller role, its last paragraph is the part to change, and please rewrite the rest freely.</w:t>
+        <w:t>The annotated table of contents is attached and describes the chapter in full, so let me say only what it turns on. It begins from the driven machine rather than the motor, because that is where the speed requirement originates: the aerodynamic optimum of a compressor or an expander, not any electrical consideration, is what asks for 30 000 r/min. The high-temperature industrial heat pump then has its own section, as the driver currently pulling hardest on high-speed compression, and written from Upheat that would be new material rather than a survey. Wiley's editor asked us specifically for a focus on updated applications, and that section answers them directly.</w:t>
+      </w:r>
+    </w:p>
+    <w:p>
+      <w:pPr>
+        <w:jc w:val="both"/>
+      </w:pPr>
+      <w:r>
+        <w:t>If a whole chapter is more than you want, say so plainly and there is no difficulty. The windage and air-gap section of the loss chapter remains open and would be yours; that chapter belongs to Paavo Rasilo, so you would come into it as his co-author rather than through us. Either is very welcome, and I would simply rather offer you the chapter first.</w:t>
+      </w:r>
+    </w:p>
+    <w:p>
+      <w:pPr>
+        <w:jc w:val="both"/>
+      </w:pPr>
+      <w:r>
+        <w:t>I attach the completed introductory chapter as well, so that you can see how the book reads rather than only what it covers.</w:t>
+      </w:r>
+    </w:p>
+    <w:p>
+      <w:pPr>
+        <w:jc w:val="both"/>
+      </w:pPr>
+      <w:r>
+        <w:t>Could you also write us a short letter of support? We would send it to the publisher together with the proposal, and we think such letters will make the application considerably stronger. A draft is attached, written for the chapter; if you prefer the smaller role, its last paragraph is the one to change, and please rewrite the rest as you wish.</w:t>
+      </w:r>
+    </w:p>
+    <w:p>
+      <w:pPr>
+        <w:jc w:val="both"/>
+      </w:pPr>
+      <w:r>
+        <w:t>Nothing is binding at this stage: the publisher has not yet seen the proposal, and no writing would begin before a contract.</w:t>
       </w:r>
     </w:p>
     <w:p>

--- a/chapter1/Invitation_Emails.docx
+++ b/chapter1/Invitation_Emails.docx
@@ -104,10 +104,10 @@
         <w:rPr>
           <w:b/>
         </w:rPr>
-        <w:t>Attach to the warm ones:</w:t>
-      </w:r>
-      <w:r>
-        <w:t xml:space="preserve"> the draft letter of support, and nothing else for the moment.</w:t>
+        <w:t>What to attach.</w:t>
+      </w:r>
+      <w:r>
+        <w:t xml:space="preserve"> Always the draft letter of support. Chapter 1 and the annotated table</w:t>
       </w:r>
     </w:p>
     <w:p>
@@ -115,7 +115,7 @@
         <w:jc w:val="both"/>
       </w:pPr>
       <w:r>
-        <w:t>Chapter 1 and the annotated table of contents go to the publisher, not to the invitees,</w:t>
+        <w:t>of contents now go out too, to anyone being offered a chapter, since nobody can judge a</w:t>
       </w:r>
     </w:p>
     <w:p>
@@ -123,7 +123,7 @@
         <w:jc w:val="both"/>
       </w:pPr>
       <w:r>
-        <w:t>so each email carries its own description of the invitee's part instead. When those</w:t>
+        <w:t>chapter without seeing where it sits; send the stamped copies in `to_send/`, not the</w:t>
       </w:r>
     </w:p>
     <w:p>
@@ -131,7 +131,7 @@
         <w:jc w:val="both"/>
       </w:pPr>
       <w:r>
-        <w:t>documents do eventually circulate, delete the Status column from the contributor table</w:t>
+        <w:t>working files. The Status column must be gone from the contributor table before it</w:t>
       </w:r>
     </w:p>
     <w:p>
@@ -139,7 +139,61 @@
         <w:jc w:val="both"/>
       </w:pPr>
       <w:r>
-        <w:t>first, so that nobody reads that a colleague is "suggested".</w:t>
+        <w:t>circulates, so that nobody reads that a colleague is "suggested".</w:t>
+      </w:r>
+    </w:p>
+    <w:p>
+      <w:pPr>
+        <w:jc w:val="both"/>
+      </w:pPr>
+      <w:r>
+        <w:rPr>
+          <w:b/>
+        </w:rPr>
+        <w:t>Confidentiality.</w:t>
+      </w:r>
+      <w:r>
+        <w:t xml:space="preserve"> The proposal has not been submitted, so both documents are</w:t>
+      </w:r>
+    </w:p>
+    <w:p>
+      <w:pPr>
+        <w:jc w:val="both"/>
+      </w:pPr>
+      <w:r>
+        <w:t>unpublished drafts. `src/add_confidentiality.py` puts a notice at the head of each, which</w:t>
+      </w:r>
+    </w:p>
+    <w:p>
+      <w:pPr>
+        <w:jc w:val="both"/>
+      </w:pPr>
+      <w:r>
+        <w:t>is what survives a forward; the covering email should say the same thing in one sentence.</w:t>
+      </w:r>
+    </w:p>
+    <w:p>
+      <w:pPr>
+        <w:jc w:val="both"/>
+      </w:pPr>
+      <w:r>
+        <w:t>The notice permits one kind of onward sharing on purpose: a chapter owner recruits their</w:t>
+      </w:r>
+    </w:p>
+    <w:p>
+      <w:pPr>
+        <w:jc w:val="both"/>
+      </w:pPr>
+      <w:r>
+        <w:t>own co-authors and cannot do it without showing them the plan, so a blanket prohibition</w:t>
+      </w:r>
+    </w:p>
+    <w:p>
+      <w:pPr>
+        <w:jc w:val="both"/>
+      </w:pPr>
+      <w:r>
+        <w:t>would be broken by the very people we are asking to recruit.</w:t>
       </w:r>
     </w:p>
     <w:p>
@@ -744,7 +798,7 @@
         <w:jc w:val="both"/>
       </w:pPr>
       <w:r>
-        <w:t>Nothing is binding at this stage: the publisher has not yet seen the proposal, and no writing would begin before a contract.</w:t>
+        <w:t>Both attachments are unpublished drafts and the proposal has not yet gone to Wiley, so please treat them as confidential: not forwarded, circulated or quoted outside your own reading, though of course you may show them to a co-author you would want to bring in. Nothing is binding at this stage either, and no writing would begin before a contract.</w:t>
       </w:r>
     </w:p>
     <w:p>

--- a/chapter1/Invitation_Emails.docx
+++ b/chapter1/Invitation_Emails.docx
@@ -1113,7 +1113,7 @@
         <w:jc w:val="both"/>
       </w:pPr>
       <w:r>
-        <w:t>three sections. Attach the clean Chapter 1, `Annotated_TOC_for_contributors.docx` and the</w:t>
+        <w:t>three sections. He has never met any of us, so this one keeps the formal register the</w:t>
       </w:r>
     </w:p>
     <w:p>
@@ -1121,7 +1121,7 @@
         <w:jc w:val="both"/>
       </w:pPr>
       <w:r>
-        <w:t>draft letter.*</w:t>
+        <w:t>Finnish colleagues do not get. The chapter's contents are not recited: the annotated table</w:t>
       </w:r>
     </w:p>
     <w:p>
@@ -1129,7 +1129,7 @@
         <w:jc w:val="both"/>
       </w:pPr>
       <w:r>
-        <w:t>Dear Rafal,</w:t>
+        <w:t>of contents carries the abstract, so the email says instead what we want the chapter to do,</w:t>
       </w:r>
     </w:p>
     <w:p>
@@ -1137,7 +1137,7 @@
         <w:jc w:val="both"/>
       </w:pPr>
       <w:r>
-        <w:t>Thank you, and I am glad it fits. The topics you list are precisely the ones we had in mind, and in fact rather more than we had in mind, which has changed what we would like to ask you.</w:t>
+        <w:t>which is the part the abstract cannot say. Attach `to_send/Chapter_1.docx`,</w:t>
       </w:r>
     </w:p>
     <w:p>
@@ -1145,7 +1145,7 @@
         <w:jc w:val="both"/>
       </w:pPr>
       <w:r>
-        <w:t>We have settled the book on one rule: one chapter, one owner. A chapter divided among three or four contributors becomes three or four notations with nobody but us to reconcile them, and it offers each contributor a fragment inside somebody else's argument. So rather than three sections, we would like to offer you Chapter 10 entire, Thermal management and cooling of high-speed machines: twenty-eight pages, eighteen figures, ten sections.</w:t>
+        <w:t>`to_send/Annotated_Table_of_Contents.docx` and `letters/Support_Letter_Wrobel.docx`.*</w:t>
       </w:r>
     </w:p>
     <w:p>
@@ -1153,7 +1153,7 @@
         <w:jc w:val="both"/>
       </w:pPr>
       <w:r>
-        <w:t>Owning it means you decide what it contains, you decide whether to write it alone or with co-authors of your own choosing, and you and anyone you bring are named together at the head of the chapter. We would be your only point of contact, and we would not place anyone in your chapter without you.</w:t>
+        <w:t>Dear Rafal,</w:t>
       </w:r>
     </w:p>
     <w:p>
@@ -1161,7 +1161,7 @@
         <w:jc w:val="both"/>
       </w:pPr>
       <w:r>
-        <w:t>What we would want the chapter to do, in four points. First, that the cooling architecture is treated as a design variable rather than a remedy applied afterwards: it fixes the admissible loss density, which fixes the electric loading, which fixes the size of the machine. Second, that the rotor is given equal weight with the stator, because the retaining sleeve that Chapter 4 requires for mechanical integrity is also a thermal insulator, and the magnet temperature behind it is usually what binds. Third, that the architectures appear as design choices, each with the loss density it can sustain and what it costs to manufacture, rather than as a sequence of case studies. Fourth, that it closes on the two machines carried through the whole book, as every design chapter does.</w:t>
+        <w:t>Thank you, and I am glad it fits. The topics you list are precisely the ones we had in mind — and rather more of them than we had in mind, which has changed what we would like to ask you.</w:t>
       </w:r>
     </w:p>
     <w:p>
@@ -1169,7 +1169,7 @@
         <w:jc w:val="both"/>
       </w:pPr>
       <w:r>
-        <w:t>The one section likely to sit outside your own work is 10.5, air-gap convection at high Taylor and axial Reynolds numbers. We know two turbomachinery colleagues who could write it if you would like them, but the choice is yours.</w:t>
+        <w:t>We have settled the book on one rule: one chapter, one owner. A chapter divided among three or four contributors becomes three or four notations with nobody but us to reconcile them, and it offers each contributor a fragment inside somebody else's argument. So rather than three sections, we would like to offer you Chapter 10 entire, Thermal management and cooling architectures: twenty-eight pages, eighteen figures, ten sections.</w:t>
       </w:r>
     </w:p>
     <w:p>
@@ -1177,7 +1177,7 @@
         <w:jc w:val="both"/>
       </w:pPr>
       <w:r>
-        <w:t>I attach the completed introductory chapter and the annotated table of contents. Chapter 1 carries the argument your chapter serves: Section 1.6.1 sets the mechanical, electromagnetic and thermal demands against one another, and 1.6.2 lays out the order of the book. You read the premise exactly as we intend it; the one thing I would add is that the thermal chapter is not only downstream of that framework, for the reason in the first point above, and Chapter 7 therefore carries a short section on the thermal constraint in sizing that hands over to your chapter. I would value your view on whether we have put that boundary in the right place.</w:t>
+        <w:t>Owning it means you decide what it contains, and whether to write it alone or with co-authors of your own choosing; you and anyone you bring are named together at the head of the chapter. We would be your only point of contact, and we would not place anyone in your chapter without you.</w:t>
       </w:r>
     </w:p>
     <w:p>
@@ -1185,7 +1185,7 @@
         <w:jc w:val="both"/>
       </w:pPr>
       <w:r>
-        <w:t>An online discussion would be very welcome. Would some time in the week of [date] suit you, once you are back from Madeira? I can fit around your calendar.</w:t>
+        <w:t>The annotated table of contents is attached and sets the chapter out in full, so let me say only what we would want it to do. First, that the cooling architecture is a design variable rather than a remedy applied afterwards: it fixes the admissible loss density, which fixes the electric loading, which fixes the size of the machine. Second, that the rotor is given equal weight with the stator, because the retaining sleeve that Chapter 4 requires for mechanical integrity is also a thermal insulator, and the magnet temperature behind it is usually what binds. Third, that the architectures appear as design choices, each with the loss density it can sustain and what it costs to manufacture, rather than as a sequence of case studies. Fourth, that it closes on the two machines carried through the whole book, as every design chapter does.</w:t>
       </w:r>
     </w:p>
     <w:p>
@@ -1193,7 +1193,7 @@
         <w:jc w:val="both"/>
       </w:pPr>
       <w:r>
-        <w:t>One further thing, whenever you have had a chance to read. We are collecting short letters of support to send to Wiley with the proposal. Letters from named contributors carry real weight with a publisher's reviewers, because they show that the people listed exist and see the need for the book from their own field. I attach a draft only to show what such a letter usually contains; please rewrite it as you see fit, or write something quite different.</w:t>
+        <w:t>One section, 10.5, air-gap convection at high Taylor and axial Reynolds numbers, sits outside most people's thermal work. You would not have to derive it: the flow regimes come from Chapter 9, whose §9.8 is written by Juha Saari, so that the air gap's two roles, as a loss source and as a heat path, come from one model rather than two. If you would nonetheless rather have a co-author for that section, we can introduce you to him or to turbomachinery colleagues here.</w:t>
       </w:r>
     </w:p>
     <w:p>
@@ -1201,7 +1201,39 @@
         <w:jc w:val="both"/>
       </w:pPr>
       <w:r>
-        <w:t>Enjoy the rest of ICEM.</w:t>
+        <w:t>I attach the completed introductory chapter as well. It carries the argument your chapter serves: §1.6.1 sets the mechanical, electromagnetic and thermal demands against one another, and §1.6.2 lays out the order of the book. You read the premise exactly as we intend it. The one thing I would add is that the thermal chapter is not only downstream of that framework, for the reason in the first point above, and Chapter 7 therefore carries a short section on the thermal constraint in sizing which hands over to yours. Whether we have put that boundary in the right place is the question I would most value your view on.</w:t>
+      </w:r>
+    </w:p>
+    <w:p>
+      <w:pPr>
+        <w:jc w:val="both"/>
+      </w:pPr>
+      <w:r>
+        <w:t>Both attachments are unpublished drafts and the proposal has not yet gone to Wiley, so please treat them as confidential: not forwarded, circulated or quoted outside your own reading, though of course you may show them to a co-author you would want to bring in.</w:t>
+      </w:r>
+    </w:p>
+    <w:p>
+      <w:pPr>
+        <w:jc w:val="both"/>
+      </w:pPr>
+      <w:r>
+        <w:t>Whenever you have had a chance to read, one further thing. We are collecting short letters of support to send to Wiley with the proposal. Letters from named contributors carry real weight with a publisher's reviewers, because they show that the people listed exist and see the need for the book from their own field. I attach a draft only to show what such a letter usually contains; please rewrite it as you see fit, or write something quite different.</w:t>
+      </w:r>
+    </w:p>
+    <w:p>
+      <w:pPr>
+        <w:jc w:val="both"/>
+      </w:pPr>
+      <w:r>
+        <w:t>An online discussion would be very welcome. Would some time in the week of [date] suit you? I can fit around your calendar.</w:t>
+      </w:r>
+    </w:p>
+    <w:p>
+      <w:pPr>
+        <w:jc w:val="both"/>
+      </w:pPr>
+      <w:r>
+        <w:t>I hope Madeira went well.</w:t>
       </w:r>
     </w:p>
     <w:p>

--- a/chapter1/Invitation_Emails.docx
+++ b/chapter1/Invitation_Emails.docx
@@ -1763,7 +1763,7 @@
         <w:jc w:val="both"/>
       </w:pPr>
       <w:r>
-        <w:t>the natural point of contact. It states plainly which part is theirs and which part Ilya</w:t>
+        <w:t>the natural correspondent, but the email lets them settle that rather than appointing him.</w:t>
       </w:r>
     </w:p>
     <w:p>
@@ -1771,7 +1771,7 @@
         <w:jc w:val="both"/>
       </w:pPr>
       <w:r>
-        <w:t>Petrov writes, so that the split is agreed rather than discovered.*</w:t>
+        <w:t>This is the most complicated offer in the set, because four of the chapter's nine sections</w:t>
       </w:r>
     </w:p>
     <w:p>
@@ -1779,6 +1779,54 @@
         <w:jc w:val="both"/>
       </w:pPr>
       <w:r>
+        <w:t>are already spoken for, so it says which ones and by whom rather than letting them find</w:t>
+      </w:r>
+    </w:p>
+    <w:p>
+      <w:pPr>
+        <w:jc w:val="both"/>
+      </w:pPr>
+      <w:r>
+        <w:t>out. §13.3 is offered to Jonna rather than assumed for ABB: it asks for a manufacturer's</w:t>
+      </w:r>
+    </w:p>
+    <w:p>
+      <w:pPr>
+        <w:jc w:val="both"/>
+      </w:pPr>
+      <w:r>
+        <w:t>voice and she is at one. The running machine is described only as "one of ours here" —</w:t>
+      </w:r>
+    </w:p>
+    <w:p>
+      <w:pPr>
+        <w:jc w:val="both"/>
+      </w:pPr>
+      <w:r>
+        <w:t>Jonna is now at a machine manufacturer and its data has not been released.</w:t>
+      </w:r>
+    </w:p>
+    <w:p>
+      <w:pPr>
+        <w:jc w:val="both"/>
+      </w:pPr>
+      <w:r>
+        <w:t>Attach `to_send/Chapter_1.docx`, `to_send/Annotated_Table_of_Contents.docx` and</w:t>
+      </w:r>
+    </w:p>
+    <w:p>
+      <w:pPr>
+        <w:jc w:val="both"/>
+      </w:pPr>
+      <w:r>
+        <w:t>`letters/Support_Letter_Jaatinen-Varri.docx`.*</w:t>
+      </w:r>
+    </w:p>
+    <w:p>
+      <w:pPr>
+        <w:jc w:val="both"/>
+      </w:pPr>
+      <w:r>
         <w:t>Hello Ahti and Jonna,</w:t>
       </w:r>
     </w:p>
@@ -1787,7 +1835,7 @@
         <w:jc w:val="both"/>
       </w:pPr>
       <w:r>
-        <w:t xml:space="preserve">Together with Ilya Petrov and Juha Pyrhönen I am preparing a proposal to Wiley-IEEE Press for a book on high-speed electrical machines and drives, written as a companion to </w:t>
+        <w:t xml:space="preserve">Together with Ilya and Juha we are preparing a proposal to Wiley-IEEE Press for a book on high-speed electrical machines and drives, written as a companion to </w:t>
       </w:r>
       <w:r>
         <w:rPr>
@@ -1804,7 +1852,7 @@
         <w:jc w:val="both"/>
       </w:pPr>
       <w:r>
-        <w:t>Two machines are carried through every chapter from specification to measured performance, one industrial and one mobile, and the book closes with a case-study chapter for each. We would like to offer you Chapter 13, the industrial one: the gearless compressor drive that runs through the whole book, an organic Rankine cycle turbogenerator, manufacture and tolerance control, the test rig and loss segregation at high speed, qualification against API 617 and 541, IEC 60034-25 and the ISO balancing and vibration standards, and the failure modes with the design lessons drawn from them. About twenty-eight pages.</w:t>
+        <w:t>We started outlining the book but will wait for the publisher's approval before we start writing it. For the proposal we submit a complete introductory chapter and an annotated table of contents; both are attached.</w:t>
       </w:r>
     </w:p>
     <w:p>
@@ -1812,7 +1860,7 @@
         <w:jc w:val="both"/>
       </w:pPr>
       <w:r>
-        <w:t>The reason we are asking the two of you is that the chapter needs both sides of the machine. The driven machine, the compressor and the ORC turbine, is where the speed requirement originates and where the case has to be judged; that part is yours. The electrical machine of §13.1 would be written by Ilya Petrov as your co-author, since the industrial running machine is LUT's own two-megawatt solid-rotor design and the test results are ours. Jouni Ikäheimo at ABB is expected to write the manufacture and qualification sections, and Lassi Aarniovuori the loss segregation, both as co-authors you would coordinate.</w:t>
+        <w:t>Two machines are carried through every chapter from specification to measured performance, one industrial and one mobile, and the book closes with a case-study chapter for each. Each chapter has one owner, and we would like to offer the two of you Chapter 13, the industrial one, twenty-eight pages: the gearless compressor drive that runs through the whole book, an organic Rankine cycle turbogenerator, manufacture and tolerance control, the test rig and loss segregation at high speed, qualification against the API, IEC and ISO standards industrial customers require, and the failure modes with the lessons drawn from them.</w:t>
       </w:r>
     </w:p>
     <w:p>
@@ -1820,7 +1868,7 @@
         <w:jc w:val="both"/>
       </w:pPr>
       <w:r>
-        <w:t>Each chapter has a single owner who decides what it contains and answers for its coherence; for this one that would be the two of you together, with Ahti as our point of contact. Everyone who contributes is named at the head of the chapter.</w:t>
+        <w:t>We are asking the two of you because the chapter needs both sides of the machine, and because you already work across them — the high-speed day you organised here is what made us think of it.</w:t>
       </w:r>
     </w:p>
     <w:p>
@@ -1828,7 +1876,39 @@
         <w:jc w:val="both"/>
       </w:pPr>
       <w:r>
-        <w:t>Nothing is binding at this stage: the publisher has not yet seen the proposal, and no writing would begin before a contract. For now I would like to know whether the idea interests you, and I would gladly send you the completed introductory chapter and the annotated table of contents, or talk it through whenever suits.</w:t>
+        <w:t>Part of the chapter is already spoken for, and we would rather say so now than let you find it. Section 13.1, the compressor drive itself, would be written by Ilya, since the industrial running machine is one of ours here and the test results with it. Sections 13.4 and 13.5, the test rig, loss segregation and qualification, would be Lassi Aarniovuori's. Section 13.3, manufacture and tolerance control, needs a manufacturer's voice rather than a university's — Jonna, that may be yours to take if it fits what you do at The Switch, and if not we have a colleague at ABB who would write it.</w:t>
+      </w:r>
+    </w:p>
+    <w:p>
+      <w:pPr>
+        <w:jc w:val="both"/>
+      </w:pPr>
+      <w:r>
+        <w:t>What we would most want from you is the rest: the ORC turbogenerator, and the driven-machine side of the compressor case — where the speed requirement comes from, and what the electrical designer has to give the aerodynamicist in return. Owning the chapter means you decide what it contains and answer for it, and that you coordinate those co-authors rather than us. Everyone who contributes is named at the head of the chapter, and once the publisher has approved the proposal we will send you the detailed structure and settle the division of work with you.</w:t>
+      </w:r>
+    </w:p>
+    <w:p>
+      <w:pPr>
+        <w:jc w:val="both"/>
+      </w:pPr>
+      <w:r>
+        <w:t>One practical thing. The book works on one owner per chapter so that each has a single person to answer for it, and this is the only chapter with two. Ahti, since you are here, we would write to you unless you would both rather it were Jonna.</w:t>
+      </w:r>
+    </w:p>
+    <w:p>
+      <w:pPr>
+        <w:jc w:val="both"/>
+      </w:pPr>
+      <w:r>
+        <w:t>Could you write us a short letter of support? We would send it to the publisher together with the proposal, and we think such letters will make the application considerably stronger. A draft is attached, written for Ahti, which you are free to change as you wish. Jonna, a second letter from you would be very welcome rather than redundant: the publisher's reviewers weigh a letter from a manufacturer differently from one from a university.</w:t>
+      </w:r>
+    </w:p>
+    <w:p>
+      <w:pPr>
+        <w:jc w:val="both"/>
+      </w:pPr>
+      <w:r>
+        <w:t>Both attachments are unpublished drafts and the proposal has not yet gone to Wiley, so please treat them as confidential: not forwarded, circulated or quoted outside your own reading, though of course you may show them to a co-author you would want to bring in. Nothing is binding at this stage either, and no writing would begin before a contract.</w:t>
       </w:r>
     </w:p>
     <w:p>
